--- a/docs/thesis.docx
+++ b/docs/thesis.docx
@@ -8888,7 +8888,7 @@
     </w:p>
     <w:bookmarkEnd w:id="93"/>
     <w:bookmarkEnd w:id="94"/>
-    <w:bookmarkStart w:id="131" w:name="第四章-基于综合价值指数的智能辖区分配模型构建"/>
+    <w:bookmarkStart w:id="132" w:name="第四章-基于综合价值指数的智能辖区分配模型构建"/>
     <w:p>
       <w:pPr>
         <w:sectPr>
@@ -11006,7 +11006,7 @@
               <w:rPr>
                 <w:rFonts w:hint="eastAsia" w:eastAsia="宋体" w:ascii="Times New Roman" w:hAnsi="Times New Roman"/>
               </w:rPr>
-              <w:t xml:space="preserve">函数</w:t>
+              <w:t xml:space="preserve">变量</w:t>
             </w:r>
           </w:p>
         </w:tc>
@@ -11021,7 +11021,7 @@
               <w:rPr>
                 <w:rFonts w:eastAsia="宋体" w:ascii="Times New Roman" w:hAnsi="Times New Roman"/>
               </w:rPr>
-              <w:t xml:space="preserve">π(i)</w:t>
+              <w:t xml:space="preserve">xᵢₖ ∈ {0, 1}</w:t>
             </w:r>
           </w:p>
         </w:tc>
@@ -11036,19 +11036,37 @@
               <w:rPr>
                 <w:rFonts w:hint="eastAsia" w:eastAsia="宋体" w:ascii="Times New Roman" w:hAnsi="Times New Roman"/>
               </w:rPr>
-              <w:t xml:space="preserve">分配函数，表示医院</w:t>
+              <w:t xml:space="preserve">决策变量，xᵢₖ</w:t>
             </w:r>
             <w:r>
               <w:rPr>
                 <w:rFonts w:eastAsia="宋体" w:ascii="Times New Roman" w:hAnsi="Times New Roman"/>
               </w:rPr>
-              <w:t xml:space="preserve"> hᵢ </w:t>
+              <w:t xml:space="preserve"> = 1 </w:t>
             </w:r>
             <w:r>
               <w:rPr>
                 <w:rFonts w:hint="eastAsia" w:eastAsia="宋体" w:ascii="Times New Roman" w:hAnsi="Times New Roman"/>
               </w:rPr>
-              <w:t xml:space="preserve">所属辖区编号</w:t>
+              <w:t xml:space="preserve">表示医院（或虚拟份额）hᵢ</w:t>
+            </w:r>
+            <w:r>
+              <w:rPr>
+                <w:rFonts w:eastAsia="宋体" w:ascii="Times New Roman" w:hAnsi="Times New Roman"/>
+              </w:rPr>
+              <w:t xml:space="preserve"> </w:t>
+            </w:r>
+            <w:r>
+              <w:rPr>
+                <w:rFonts w:hint="eastAsia" w:eastAsia="宋体" w:ascii="Times New Roman" w:hAnsi="Times New Roman"/>
+              </w:rPr>
+              <w:t xml:space="preserve">归属辖区</w:t>
+            </w:r>
+            <w:r>
+              <w:rPr>
+                <w:rFonts w:eastAsia="宋体" w:ascii="Times New Roman" w:hAnsi="Times New Roman"/>
+              </w:rPr>
+              <w:t xml:space="preserve"> k</w:t>
             </w:r>
           </w:p>
         </w:tc>
@@ -11068,7 +11086,7 @@
               <w:rPr>
                 <w:rFonts w:hint="eastAsia" w:eastAsia="宋体" w:ascii="Times New Roman" w:hAnsi="Times New Roman"/>
               </w:rPr>
-              <w:t xml:space="preserve">集合</w:t>
+              <w:t xml:space="preserve">函数</w:t>
             </w:r>
           </w:p>
         </w:tc>
@@ -11083,7 +11101,7 @@
               <w:rPr>
                 <w:rFonts w:eastAsia="宋体" w:ascii="Times New Roman" w:hAnsi="Times New Roman"/>
               </w:rPr>
-              <w:t xml:space="preserve">Tₖ = {hᵢ | π(i) = k}</w:t>
+              <w:t xml:space="preserve">π(i)</w:t>
             </w:r>
           </w:p>
         </w:tc>
@@ -11098,19 +11116,31 @@
               <w:rPr>
                 <w:rFonts w:hint="eastAsia" w:eastAsia="宋体" w:ascii="Times New Roman" w:hAnsi="Times New Roman"/>
               </w:rPr>
-              <w:t xml:space="preserve">辖区</w:t>
+              <w:t xml:space="preserve">分配函数，表示医院</w:t>
             </w:r>
             <w:r>
               <w:rPr>
                 <w:rFonts w:eastAsia="宋体" w:ascii="Times New Roman" w:hAnsi="Times New Roman"/>
               </w:rPr>
-              <w:t xml:space="preserve"> k </w:t>
+              <w:t xml:space="preserve"> hᵢ </w:t>
             </w:r>
             <w:r>
               <w:rPr>
                 <w:rFonts w:hint="eastAsia" w:eastAsia="宋体" w:ascii="Times New Roman" w:hAnsi="Times New Roman"/>
               </w:rPr>
-              <w:t xml:space="preserve">包含的医院集合</w:t>
+              <w:t xml:space="preserve">所属辖区编号，与</w:t>
+            </w:r>
+            <w:r>
+              <w:rPr>
+                <w:rFonts w:eastAsia="宋体" w:ascii="Times New Roman" w:hAnsi="Times New Roman"/>
+              </w:rPr>
+              <w:t xml:space="preserve"> xᵢₖ </w:t>
+            </w:r>
+            <w:r>
+              <w:rPr>
+                <w:rFonts w:hint="eastAsia" w:eastAsia="宋体" w:ascii="Times New Roman" w:hAnsi="Times New Roman"/>
+              </w:rPr>
+              <w:t xml:space="preserve">等价</w:t>
             </w:r>
           </w:p>
         </w:tc>
@@ -11130,7 +11160,7 @@
               <w:rPr>
                 <w:rFonts w:hint="eastAsia" w:eastAsia="宋体" w:ascii="Times New Roman" w:hAnsi="Times New Roman"/>
               </w:rPr>
-              <w:t xml:space="preserve">指标</w:t>
+              <w:t xml:space="preserve">集合</w:t>
             </w:r>
           </w:p>
         </w:tc>
@@ -11145,7 +11175,7 @@
               <w:rPr>
                 <w:rFonts w:eastAsia="宋体" w:ascii="Times New Roman" w:hAnsi="Times New Roman"/>
               </w:rPr>
-              <w:t xml:space="preserve">Iₖ = Σ idxᵢ (hᵢ ∈ Tₖ)</w:t>
+              <w:t xml:space="preserve">Tₖ = {hᵢ | π(i) = k}</w:t>
             </w:r>
           </w:p>
         </w:tc>
@@ -11172,19 +11202,7 @@
               <w:rPr>
                 <w:rFonts w:hint="eastAsia" w:eastAsia="宋体" w:ascii="Times New Roman" w:hAnsi="Times New Roman"/>
               </w:rPr>
-              <w:t xml:space="preserve">的</w:t>
-            </w:r>
-            <w:r>
-              <w:rPr>
-                <w:rFonts w:eastAsia="宋体" w:ascii="Times New Roman" w:hAnsi="Times New Roman"/>
-              </w:rPr>
-              <w:t xml:space="preserve"> Index </w:t>
-            </w:r>
-            <w:r>
-              <w:rPr>
-                <w:rFonts w:hint="eastAsia" w:eastAsia="宋体" w:ascii="Times New Roman" w:hAnsi="Times New Roman"/>
-              </w:rPr>
-              <w:t xml:space="preserve">总和</w:t>
+              <w:t xml:space="preserve">包含的医院集合</w:t>
             </w:r>
           </w:p>
         </w:tc>
@@ -11204,7 +11222,7 @@
               <w:rPr>
                 <w:rFonts w:hint="eastAsia" w:eastAsia="宋体" w:ascii="Times New Roman" w:hAnsi="Times New Roman"/>
               </w:rPr>
-              <w:t xml:space="preserve">函数</w:t>
+              <w:t xml:space="preserve">指标</w:t>
             </w:r>
           </w:p>
         </w:tc>
@@ -11219,7 +11237,7 @@
               <w:rPr>
                 <w:rFonts w:eastAsia="宋体" w:ascii="Times New Roman" w:hAnsi="Times New Roman"/>
               </w:rPr>
-              <w:t xml:space="preserve">C(π)</w:t>
+              <w:t xml:space="preserve">Iₖ = Σᵢ idxᵢ · xᵢₖ</w:t>
             </w:r>
           </w:p>
         </w:tc>
@@ -11234,19 +11252,31 @@
               <w:rPr>
                 <w:rFonts w:hint="eastAsia" w:eastAsia="宋体" w:ascii="Times New Roman" w:hAnsi="Times New Roman"/>
               </w:rPr>
-              <w:t xml:space="preserve">分配方案</w:t>
+              <w:t xml:space="preserve">辖区</w:t>
             </w:r>
             <w:r>
               <w:rPr>
                 <w:rFonts w:eastAsia="宋体" w:ascii="Times New Roman" w:hAnsi="Times New Roman"/>
               </w:rPr>
-              <w:t xml:space="preserve"> π </w:t>
+              <w:t xml:space="preserve"> k </w:t>
             </w:r>
             <w:r>
               <w:rPr>
                 <w:rFonts w:hint="eastAsia" w:eastAsia="宋体" w:ascii="Times New Roman" w:hAnsi="Times New Roman"/>
               </w:rPr>
-              <w:t xml:space="preserve">的总代价（越小越优）</w:t>
+              <w:t xml:space="preserve">的</w:t>
+            </w:r>
+            <w:r>
+              <w:rPr>
+                <w:rFonts w:eastAsia="宋体" w:ascii="Times New Roman" w:hAnsi="Times New Roman"/>
+              </w:rPr>
+              <w:t xml:space="preserve"> Index </w:t>
+            </w:r>
+            <w:r>
+              <w:rPr>
+                <w:rFonts w:hint="eastAsia" w:eastAsia="宋体" w:ascii="Times New Roman" w:hAnsi="Times New Roman"/>
+              </w:rPr>
+              <w:t xml:space="preserve">总和</w:t>
             </w:r>
           </w:p>
         </w:tc>
@@ -11266,7 +11296,7 @@
               <w:rPr>
                 <w:rFonts w:hint="eastAsia" w:eastAsia="宋体" w:ascii="Times New Roman" w:hAnsi="Times New Roman"/>
               </w:rPr>
-              <w:t xml:space="preserve">函数</w:t>
+              <w:t xml:space="preserve">指标</w:t>
             </w:r>
           </w:p>
         </w:tc>
@@ -11281,7 +11311,7 @@
               <w:rPr>
                 <w:rFonts w:eastAsia="宋体" w:ascii="Times New Roman" w:hAnsi="Times New Roman"/>
               </w:rPr>
-              <w:t xml:space="preserve">d(i, j)</w:t>
+              <w:t xml:space="preserve">nₖ = Σᵢ xᵢₖ</w:t>
             </w:r>
           </w:p>
         </w:tc>
@@ -11296,43 +11326,19 @@
               <w:rPr>
                 <w:rFonts w:hint="eastAsia" w:eastAsia="宋体" w:ascii="Times New Roman" w:hAnsi="Times New Roman"/>
               </w:rPr>
-              <w:t xml:space="preserve">医院</w:t>
+              <w:t xml:space="preserve">辖区</w:t>
             </w:r>
             <w:r>
               <w:rPr>
                 <w:rFonts w:eastAsia="宋体" w:ascii="Times New Roman" w:hAnsi="Times New Roman"/>
               </w:rPr>
-              <w:t xml:space="preserve"> hᵢ </w:t>
+              <w:t xml:space="preserve"> k </w:t>
             </w:r>
             <w:r>
               <w:rPr>
                 <w:rFonts w:hint="eastAsia" w:eastAsia="宋体" w:ascii="Times New Roman" w:hAnsi="Times New Roman"/>
               </w:rPr>
-              <w:t xml:space="preserve">与</w:t>
-            </w:r>
-            <w:r>
-              <w:rPr>
-                <w:rFonts w:eastAsia="宋体" w:ascii="Times New Roman" w:hAnsi="Times New Roman"/>
-              </w:rPr>
-              <w:t xml:space="preserve"> hⱼ </w:t>
-            </w:r>
-            <w:r>
-              <w:rPr>
-                <w:rFonts w:hint="eastAsia" w:eastAsia="宋体" w:ascii="Times New Roman" w:hAnsi="Times New Roman"/>
-              </w:rPr>
-              <w:t xml:space="preserve">的</w:t>
-            </w:r>
-            <w:r>
-              <w:rPr>
-                <w:rFonts w:eastAsia="宋体" w:ascii="Times New Roman" w:hAnsi="Times New Roman"/>
-              </w:rPr>
-              <w:t xml:space="preserve"> Haversine </w:t>
-            </w:r>
-            <w:r>
-              <w:rPr>
-                <w:rFonts w:hint="eastAsia" w:eastAsia="宋体" w:ascii="Times New Roman" w:hAnsi="Times New Roman"/>
-              </w:rPr>
-              <w:t xml:space="preserve">距离（千米）</w:t>
+              <w:t xml:space="preserve">的医院（份额）数</w:t>
             </w:r>
           </w:p>
         </w:tc>
@@ -11352,7 +11358,7 @@
               <w:rPr>
                 <w:rFonts w:hint="eastAsia" w:eastAsia="宋体" w:ascii="Times New Roman" w:hAnsi="Times New Roman"/>
               </w:rPr>
-              <w:t xml:space="preserve">参数</w:t>
+              <w:t xml:space="preserve">指标</w:t>
             </w:r>
           </w:p>
         </w:tc>
@@ -11367,7 +11373,7 @@
               <w:rPr>
                 <w:rFonts w:eastAsia="宋体" w:ascii="Times New Roman" w:hAnsi="Times New Roman"/>
               </w:rPr>
-              <w:t xml:space="preserve">wⱼ</w:t>
+              <w:t xml:space="preserve">cₖ</w:t>
             </w:r>
           </w:p>
         </w:tc>
@@ -11382,19 +11388,19 @@
               <w:rPr>
                 <w:rFonts w:hint="eastAsia" w:eastAsia="宋体" w:ascii="Times New Roman" w:hAnsi="Times New Roman"/>
               </w:rPr>
-              <w:t xml:space="preserve">第</w:t>
+              <w:t xml:space="preserve">辖区</w:t>
             </w:r>
             <w:r>
               <w:rPr>
                 <w:rFonts w:eastAsia="宋体" w:ascii="Times New Roman" w:hAnsi="Times New Roman"/>
               </w:rPr>
-              <w:t xml:space="preserve"> j </w:t>
+              <w:t xml:space="preserve"> k </w:t>
             </w:r>
             <w:r>
               <w:rPr>
                 <w:rFonts w:hint="eastAsia" w:eastAsia="宋体" w:ascii="Times New Roman" w:hAnsi="Times New Roman"/>
               </w:rPr>
-              <w:t xml:space="preserve">个软约束的惩罚权重</w:t>
+              <w:t xml:space="preserve">覆盖的城市数</w:t>
             </w:r>
           </w:p>
         </w:tc>
@@ -11414,7 +11420,7 @@
               <w:rPr>
                 <w:rFonts w:hint="eastAsia" w:eastAsia="宋体" w:ascii="Times New Roman" w:hAnsi="Times New Roman"/>
               </w:rPr>
-              <w:t xml:space="preserve">参数</w:t>
+              <w:t xml:space="preserve">指标</w:t>
             </w:r>
           </w:p>
         </w:tc>
@@ -11429,7 +11435,7 @@
               <w:rPr>
                 <w:rFonts w:eastAsia="宋体" w:ascii="Times New Roman" w:hAnsi="Times New Roman"/>
               </w:rPr>
-              <w:t xml:space="preserve">θⱼ</w:t>
+              <w:t xml:space="preserve">rₖ</w:t>
             </w:r>
           </w:p>
         </w:tc>
@@ -11444,19 +11450,19 @@
               <w:rPr>
                 <w:rFonts w:hint="eastAsia" w:eastAsia="宋体" w:ascii="Times New Roman" w:hAnsi="Times New Roman"/>
               </w:rPr>
-              <w:t xml:space="preserve">第</w:t>
+              <w:t xml:space="preserve">辖区</w:t>
             </w:r>
             <w:r>
               <w:rPr>
                 <w:rFonts w:eastAsia="宋体" w:ascii="Times New Roman" w:hAnsi="Times New Roman"/>
               </w:rPr>
-              <w:t xml:space="preserve"> j </w:t>
+              <w:t xml:space="preserve"> k </w:t>
             </w:r>
             <w:r>
               <w:rPr>
                 <w:rFonts w:hint="eastAsia" w:eastAsia="宋体" w:ascii="Times New Roman" w:hAnsi="Times New Roman"/>
               </w:rPr>
-              <w:t xml:space="preserve">个软约束的阈值</w:t>
+              <w:t xml:space="preserve">覆盖的区县数</w:t>
             </w:r>
           </w:p>
         </w:tc>
@@ -11476,7 +11482,7 @@
               <w:rPr>
                 <w:rFonts w:hint="eastAsia" w:eastAsia="宋体" w:ascii="Times New Roman" w:hAnsi="Times New Roman"/>
               </w:rPr>
-              <w:t xml:space="preserve">参数</w:t>
+              <w:t xml:space="preserve">指标</w:t>
             </w:r>
           </w:p>
         </w:tc>
@@ -11491,7 +11497,7 @@
               <w:rPr>
                 <w:rFonts w:eastAsia="宋体" w:ascii="Times New Roman" w:hAnsi="Times New Roman"/>
               </w:rPr>
-              <w:t xml:space="preserve">B = 10000</w:t>
+              <w:t xml:space="preserve">d_max,ₖ</w:t>
             </w:r>
           </w:p>
         </w:tc>
@@ -11506,19 +11512,19 @@
               <w:rPr>
                 <w:rFonts w:hint="eastAsia" w:eastAsia="宋体" w:ascii="Times New Roman" w:hAnsi="Times New Roman"/>
               </w:rPr>
-              <w:t xml:space="preserve">基础惩罚常数（</w:t>
+              <w:t xml:space="preserve">辖区</w:t>
+            </w:r>
+            <w:r>
+              <w:rPr>
+                <w:rFonts w:eastAsia="宋体" w:ascii="Times New Roman" w:hAnsi="Times New Roman"/>
+              </w:rPr>
+              <w:t xml:space="preserve"> k </w:t>
             </w:r>
             <w:r>
               <w:rPr>
                 <w:rFonts w:hint="eastAsia" w:eastAsia="宋体" w:ascii="Times New Roman" w:hAnsi="Times New Roman"/>
               </w:rPr>
-              <w:t xml:space="preserve">“超出一个阈值单位”</w:t>
-            </w:r>
-            <w:r>
-              <w:rPr>
-                <w:rFonts w:hint="eastAsia" w:eastAsia="宋体" w:ascii="Times New Roman" w:hAnsi="Times New Roman"/>
-              </w:rPr>
-              <w:t xml:space="preserve">对应的代价）</w:t>
+              <w:t xml:space="preserve">内医院到该辖区质心的最大距离（千米）</w:t>
             </w:r>
           </w:p>
         </w:tc>
@@ -11538,7 +11544,7 @@
               <w:rPr>
                 <w:rFonts w:hint="eastAsia" w:eastAsia="宋体" w:ascii="Times New Roman" w:hAnsi="Times New Roman"/>
               </w:rPr>
-              <w:t xml:space="preserve">参数</w:t>
+              <w:t xml:space="preserve">集合</w:t>
             </w:r>
           </w:p>
         </w:tc>
@@ -11553,7 +11559,7 @@
               <w:rPr>
                 <w:rFonts w:eastAsia="宋体" w:ascii="Times New Roman" w:hAnsi="Times New Roman"/>
               </w:rPr>
-              <w:t xml:space="preserve">n_max = 15</w:t>
+              <w:t xml:space="preserve">S</w:t>
             </w:r>
           </w:p>
         </w:tc>
@@ -11568,7 +11574,43 @@
               <w:rPr>
                 <w:rFonts w:hint="eastAsia" w:eastAsia="宋体" w:ascii="Times New Roman" w:hAnsi="Times New Roman"/>
               </w:rPr>
-              <w:t xml:space="preserve">单辖区医院数上限（容量偏差惩罚项的触发点）</w:t>
+              <w:t xml:space="preserve">同源虚拟份额对的集合，(i,</w:t>
+            </w:r>
+            <w:r>
+              <w:rPr>
+                <w:rFonts w:eastAsia="宋体" w:ascii="Times New Roman" w:hAnsi="Times New Roman"/>
+              </w:rPr>
+              <w:t xml:space="preserve"> j) ∈ S </w:t>
+            </w:r>
+            <w:r>
+              <w:rPr>
+                <w:rFonts w:hint="eastAsia" w:eastAsia="宋体" w:ascii="Times New Roman" w:hAnsi="Times New Roman"/>
+              </w:rPr>
+              <w:t xml:space="preserve">表示</w:t>
+            </w:r>
+            <w:r>
+              <w:rPr>
+                <w:rFonts w:eastAsia="宋体" w:ascii="Times New Roman" w:hAnsi="Times New Roman"/>
+              </w:rPr>
+              <w:t xml:space="preserve"> hᵢ </w:t>
+            </w:r>
+            <w:r>
+              <w:rPr>
+                <w:rFonts w:hint="eastAsia" w:eastAsia="宋体" w:ascii="Times New Roman" w:hAnsi="Times New Roman"/>
+              </w:rPr>
+              <w:t xml:space="preserve">与</w:t>
+            </w:r>
+            <w:r>
+              <w:rPr>
+                <w:rFonts w:eastAsia="宋体" w:ascii="Times New Roman" w:hAnsi="Times New Roman"/>
+              </w:rPr>
+              <w:t xml:space="preserve"> hⱼ </w:t>
+            </w:r>
+            <w:r>
+              <w:rPr>
+                <w:rFonts w:hint="eastAsia" w:eastAsia="宋体" w:ascii="Times New Roman" w:hAnsi="Times New Roman"/>
+              </w:rPr>
+              <w:t xml:space="preserve">来自同一家原始医院</w:t>
             </w:r>
           </w:p>
         </w:tc>
@@ -11588,7 +11630,7 @@
               <w:rPr>
                 <w:rFonts w:hint="eastAsia" w:eastAsia="宋体" w:ascii="Times New Roman" w:hAnsi="Times New Roman"/>
               </w:rPr>
-              <w:t xml:space="preserve">参数</w:t>
+              <w:t xml:space="preserve">函数</w:t>
             </w:r>
           </w:p>
         </w:tc>
@@ -11601,9 +11643,9 @@
             </w:pPr>
             <w:r>
               <w:rPr>
-                <w:rFonts w:eastAsia="宋体" w:ascii="Times New Roman" w:hAnsi="Times New Roman"/>
-              </w:rPr>
-              <w:t xml:space="preserve">c_max = 5</w:t>
+                <w:rFonts w:hint="eastAsia" w:eastAsia="宋体" w:ascii="Times New Roman" w:hAnsi="Times New Roman"/>
+              </w:rPr>
+              <w:t xml:space="preserve">C(π)，Z(x)</w:t>
             </w:r>
           </w:p>
         </w:tc>
@@ -11618,7 +11660,7 @@
               <w:rPr>
                 <w:rFonts w:hint="eastAsia" w:eastAsia="宋体" w:ascii="Times New Roman" w:hAnsi="Times New Roman"/>
               </w:rPr>
-              <w:t xml:space="preserve">单辖区覆盖城市数上限（城市分散度惩罚项的触发点）</w:t>
+              <w:t xml:space="preserve">分配方案的总代价（越小越优），两种记法等价</w:t>
             </w:r>
           </w:p>
         </w:tc>
@@ -11638,7 +11680,7 @@
               <w:rPr>
                 <w:rFonts w:hint="eastAsia" w:eastAsia="宋体" w:ascii="Times New Roman" w:hAnsi="Times New Roman"/>
               </w:rPr>
-              <w:t xml:space="preserve">参数</w:t>
+              <w:t xml:space="preserve">函数</w:t>
             </w:r>
           </w:p>
         </w:tc>
@@ -11653,7 +11695,7 @@
               <w:rPr>
                 <w:rFonts w:eastAsia="宋体" w:ascii="Times New Roman" w:hAnsi="Times New Roman"/>
               </w:rPr>
-              <w:t xml:space="preserve">L_SA = 500,000</w:t>
+              <w:t xml:space="preserve">d(i, j)</w:t>
             </w:r>
           </w:p>
         </w:tc>
@@ -11668,7 +11710,43 @@
               <w:rPr>
                 <w:rFonts w:hint="eastAsia" w:eastAsia="宋体" w:ascii="Times New Roman" w:hAnsi="Times New Roman"/>
               </w:rPr>
-              <w:t xml:space="preserve">模拟退火的默认迭代次数</w:t>
+              <w:t xml:space="preserve">医院</w:t>
+            </w:r>
+            <w:r>
+              <w:rPr>
+                <w:rFonts w:eastAsia="宋体" w:ascii="Times New Roman" w:hAnsi="Times New Roman"/>
+              </w:rPr>
+              <w:t xml:space="preserve"> hᵢ </w:t>
+            </w:r>
+            <w:r>
+              <w:rPr>
+                <w:rFonts w:hint="eastAsia" w:eastAsia="宋体" w:ascii="Times New Roman" w:hAnsi="Times New Roman"/>
+              </w:rPr>
+              <w:t xml:space="preserve">与</w:t>
+            </w:r>
+            <w:r>
+              <w:rPr>
+                <w:rFonts w:eastAsia="宋体" w:ascii="Times New Roman" w:hAnsi="Times New Roman"/>
+              </w:rPr>
+              <w:t xml:space="preserve"> hⱼ </w:t>
+            </w:r>
+            <w:r>
+              <w:rPr>
+                <w:rFonts w:hint="eastAsia" w:eastAsia="宋体" w:ascii="Times New Roman" w:hAnsi="Times New Roman"/>
+              </w:rPr>
+              <w:t xml:space="preserve">的</w:t>
+            </w:r>
+            <w:r>
+              <w:rPr>
+                <w:rFonts w:eastAsia="宋体" w:ascii="Times New Roman" w:hAnsi="Times New Roman"/>
+              </w:rPr>
+              <w:t xml:space="preserve"> Haversine </w:t>
+            </w:r>
+            <w:r>
+              <w:rPr>
+                <w:rFonts w:hint="eastAsia" w:eastAsia="宋体" w:ascii="Times New Roman" w:hAnsi="Times New Roman"/>
+              </w:rPr>
+              <w:t xml:space="preserve">距离（千米）</w:t>
             </w:r>
           </w:p>
         </w:tc>
@@ -11703,7 +11781,7 @@
               <w:rPr>
                 <w:rFonts w:eastAsia="宋体" w:ascii="Times New Roman" w:hAnsi="Times New Roman"/>
               </w:rPr>
-              <w:t xml:space="preserve">T₀</w:t>
+              <w:t xml:space="preserve">θⱼ</w:t>
             </w:r>
           </w:p>
         </w:tc>
@@ -11718,19 +11796,19 @@
               <w:rPr>
                 <w:rFonts w:hint="eastAsia" w:eastAsia="宋体" w:ascii="Times New Roman" w:hAnsi="Times New Roman"/>
               </w:rPr>
-              <w:t xml:space="preserve">模拟退火初始温度（由公式</w:t>
+              <w:t xml:space="preserve">第</w:t>
             </w:r>
             <w:r>
               <w:rPr>
                 <w:rFonts w:eastAsia="宋体" w:ascii="Times New Roman" w:hAnsi="Times New Roman"/>
               </w:rPr>
-              <w:t xml:space="preserve"> 4-10 </w:t>
+              <w:t xml:space="preserve"> j </w:t>
             </w:r>
             <w:r>
               <w:rPr>
                 <w:rFonts w:hint="eastAsia" w:eastAsia="宋体" w:ascii="Times New Roman" w:hAnsi="Times New Roman"/>
               </w:rPr>
-              <w:t xml:space="preserve">自适应确定）</w:t>
+              <w:t xml:space="preserve">个软约束的阈值</w:t>
             </w:r>
           </w:p>
         </w:tc>
@@ -11765,7 +11843,7 @@
               <w:rPr>
                 <w:rFonts w:eastAsia="宋体" w:ascii="Times New Roman" w:hAnsi="Times New Roman"/>
               </w:rPr>
-              <w:t xml:space="preserve">T_min = T₀ × 10⁻⁴</w:t>
+              <w:t xml:space="preserve">B = 10000</w:t>
             </w:r>
           </w:p>
         </w:tc>
@@ -11780,19 +11858,19 @@
               <w:rPr>
                 <w:rFonts w:hint="eastAsia" w:eastAsia="宋体" w:ascii="Times New Roman" w:hAnsi="Times New Roman"/>
               </w:rPr>
-              <w:t xml:space="preserve">模拟退火终止温度（按</w:t>
-            </w:r>
-            <w:r>
-              <w:rPr>
-                <w:rFonts w:eastAsia="宋体" w:ascii="Times New Roman" w:hAnsi="Times New Roman"/>
-              </w:rPr>
-              <w:t xml:space="preserve"> T₀ </w:t>
+              <w:t xml:space="preserve">基础惩罚常数（</w:t>
             </w:r>
             <w:r>
               <w:rPr>
                 <w:rFonts w:hint="eastAsia" w:eastAsia="宋体" w:ascii="Times New Roman" w:hAnsi="Times New Roman"/>
               </w:rPr>
-              <w:t xml:space="preserve">的固定比例设定）</w:t>
+              <w:t xml:space="preserve">“超出一个阈值单位”</w:t>
+            </w:r>
+            <w:r>
+              <w:rPr>
+                <w:rFonts w:hint="eastAsia" w:eastAsia="宋体" w:ascii="Times New Roman" w:hAnsi="Times New Roman"/>
+              </w:rPr>
+              <w:t xml:space="preserve">对应的代价）</w:t>
             </w:r>
           </w:p>
         </w:tc>
@@ -11827,7 +11905,7 @@
               <w:rPr>
                 <w:rFonts w:eastAsia="宋体" w:ascii="Times New Roman" w:hAnsi="Times New Roman"/>
               </w:rPr>
-              <w:t xml:space="preserve">α</w:t>
+              <w:t xml:space="preserve">n_max = 15</w:t>
             </w:r>
           </w:p>
         </w:tc>
@@ -11842,6 +11920,280 @@
               <w:rPr>
                 <w:rFonts w:hint="eastAsia" w:eastAsia="宋体" w:ascii="Times New Roman" w:hAnsi="Times New Roman"/>
               </w:rPr>
+              <w:t xml:space="preserve">单辖区医院数上限（容量偏差惩罚项的触发点）</w:t>
+            </w:r>
+          </w:p>
+        </w:tc>
+      </w:tr>
+      <w:tr>
+        <w:trPr>
+          <w:cantSplit/>
+        </w:trPr>
+        <w:tc>
+          <w:tcPr/>
+          <w:p>
+            <w:pPr>
+              <w:pStyle w:val="Compact"/>
+              <w:ind w:firstLine="0" w:firstLineChars="0"/>
+            </w:pPr>
+            <w:r>
+              <w:rPr>
+                <w:rFonts w:hint="eastAsia" w:eastAsia="宋体" w:ascii="Times New Roman" w:hAnsi="Times New Roman"/>
+              </w:rPr>
+              <w:t xml:space="preserve">参数</w:t>
+            </w:r>
+          </w:p>
+        </w:tc>
+        <w:tc>
+          <w:tcPr/>
+          <w:p>
+            <w:pPr>
+              <w:pStyle w:val="Compact"/>
+              <w:ind w:firstLine="0" w:firstLineChars="0"/>
+            </w:pPr>
+            <w:r>
+              <w:rPr>
+                <w:rFonts w:eastAsia="宋体" w:ascii="Times New Roman" w:hAnsi="Times New Roman"/>
+              </w:rPr>
+              <w:t xml:space="preserve">c_max = 5</w:t>
+            </w:r>
+          </w:p>
+        </w:tc>
+        <w:tc>
+          <w:tcPr/>
+          <w:p>
+            <w:pPr>
+              <w:pStyle w:val="Compact"/>
+              <w:ind w:firstLine="0" w:firstLineChars="0"/>
+            </w:pPr>
+            <w:r>
+              <w:rPr>
+                <w:rFonts w:hint="eastAsia" w:eastAsia="宋体" w:ascii="Times New Roman" w:hAnsi="Times New Roman"/>
+              </w:rPr>
+              <w:t xml:space="preserve">单辖区覆盖城市数上限（城市分散度惩罚项的触发点）</w:t>
+            </w:r>
+          </w:p>
+        </w:tc>
+      </w:tr>
+      <w:tr>
+        <w:trPr>
+          <w:cantSplit/>
+        </w:trPr>
+        <w:tc>
+          <w:tcPr/>
+          <w:p>
+            <w:pPr>
+              <w:pStyle w:val="Compact"/>
+              <w:ind w:firstLine="0" w:firstLineChars="0"/>
+            </w:pPr>
+            <w:r>
+              <w:rPr>
+                <w:rFonts w:hint="eastAsia" w:eastAsia="宋体" w:ascii="Times New Roman" w:hAnsi="Times New Roman"/>
+              </w:rPr>
+              <w:t xml:space="preserve">参数</w:t>
+            </w:r>
+          </w:p>
+        </w:tc>
+        <w:tc>
+          <w:tcPr/>
+          <w:p>
+            <w:pPr>
+              <w:pStyle w:val="Compact"/>
+              <w:ind w:firstLine="0" w:firstLineChars="0"/>
+            </w:pPr>
+            <w:r>
+              <w:rPr>
+                <w:rFonts w:eastAsia="宋体" w:ascii="Times New Roman" w:hAnsi="Times New Roman"/>
+              </w:rPr>
+              <w:t xml:space="preserve">L_SA = 500,000</w:t>
+            </w:r>
+          </w:p>
+        </w:tc>
+        <w:tc>
+          <w:tcPr/>
+          <w:p>
+            <w:pPr>
+              <w:pStyle w:val="Compact"/>
+              <w:ind w:firstLine="0" w:firstLineChars="0"/>
+            </w:pPr>
+            <w:r>
+              <w:rPr>
+                <w:rFonts w:hint="eastAsia" w:eastAsia="宋体" w:ascii="Times New Roman" w:hAnsi="Times New Roman"/>
+              </w:rPr>
+              <w:t xml:space="preserve">模拟退火的默认迭代次数</w:t>
+            </w:r>
+          </w:p>
+        </w:tc>
+      </w:tr>
+      <w:tr>
+        <w:trPr>
+          <w:cantSplit/>
+        </w:trPr>
+        <w:tc>
+          <w:tcPr/>
+          <w:p>
+            <w:pPr>
+              <w:pStyle w:val="Compact"/>
+              <w:ind w:firstLine="0" w:firstLineChars="0"/>
+            </w:pPr>
+            <w:r>
+              <w:rPr>
+                <w:rFonts w:hint="eastAsia" w:eastAsia="宋体" w:ascii="Times New Roman" w:hAnsi="Times New Roman"/>
+              </w:rPr>
+              <w:t xml:space="preserve">参数</w:t>
+            </w:r>
+          </w:p>
+        </w:tc>
+        <w:tc>
+          <w:tcPr/>
+          <w:p>
+            <w:pPr>
+              <w:pStyle w:val="Compact"/>
+              <w:ind w:firstLine="0" w:firstLineChars="0"/>
+            </w:pPr>
+            <w:r>
+              <w:rPr>
+                <w:rFonts w:eastAsia="宋体" w:ascii="Times New Roman" w:hAnsi="Times New Roman"/>
+              </w:rPr>
+              <w:t xml:space="preserve">T₀</w:t>
+            </w:r>
+          </w:p>
+        </w:tc>
+        <w:tc>
+          <w:tcPr/>
+          <w:p>
+            <w:pPr>
+              <w:pStyle w:val="Compact"/>
+              <w:ind w:firstLine="0" w:firstLineChars="0"/>
+            </w:pPr>
+            <w:r>
+              <w:rPr>
+                <w:rFonts w:hint="eastAsia" w:eastAsia="宋体" w:ascii="Times New Roman" w:hAnsi="Times New Roman"/>
+              </w:rPr>
+              <w:t xml:space="preserve">模拟退火初始温度（由公式</w:t>
+            </w:r>
+            <w:r>
+              <w:rPr>
+                <w:rFonts w:eastAsia="宋体" w:ascii="Times New Roman" w:hAnsi="Times New Roman"/>
+              </w:rPr>
+              <w:t xml:space="preserve"> 4-12 </w:t>
+            </w:r>
+            <w:r>
+              <w:rPr>
+                <w:rFonts w:hint="eastAsia" w:eastAsia="宋体" w:ascii="Times New Roman" w:hAnsi="Times New Roman"/>
+              </w:rPr>
+              <w:t xml:space="preserve">自适应确定）</w:t>
+            </w:r>
+          </w:p>
+        </w:tc>
+      </w:tr>
+      <w:tr>
+        <w:trPr>
+          <w:cantSplit/>
+        </w:trPr>
+        <w:tc>
+          <w:tcPr/>
+          <w:p>
+            <w:pPr>
+              <w:pStyle w:val="Compact"/>
+              <w:ind w:firstLine="0" w:firstLineChars="0"/>
+            </w:pPr>
+            <w:r>
+              <w:rPr>
+                <w:rFonts w:hint="eastAsia" w:eastAsia="宋体" w:ascii="Times New Roman" w:hAnsi="Times New Roman"/>
+              </w:rPr>
+              <w:t xml:space="preserve">参数</w:t>
+            </w:r>
+          </w:p>
+        </w:tc>
+        <w:tc>
+          <w:tcPr/>
+          <w:p>
+            <w:pPr>
+              <w:pStyle w:val="Compact"/>
+              <w:ind w:firstLine="0" w:firstLineChars="0"/>
+            </w:pPr>
+            <w:r>
+              <w:rPr>
+                <w:rFonts w:eastAsia="宋体" w:ascii="Times New Roman" w:hAnsi="Times New Roman"/>
+              </w:rPr>
+              <w:t xml:space="preserve">T_min = T₀ × 10⁻⁴</w:t>
+            </w:r>
+          </w:p>
+        </w:tc>
+        <w:tc>
+          <w:tcPr/>
+          <w:p>
+            <w:pPr>
+              <w:pStyle w:val="Compact"/>
+              <w:ind w:firstLine="0" w:firstLineChars="0"/>
+            </w:pPr>
+            <w:r>
+              <w:rPr>
+                <w:rFonts w:hint="eastAsia" w:eastAsia="宋体" w:ascii="Times New Roman" w:hAnsi="Times New Roman"/>
+              </w:rPr>
+              <w:t xml:space="preserve">模拟退火终止温度（按</w:t>
+            </w:r>
+            <w:r>
+              <w:rPr>
+                <w:rFonts w:eastAsia="宋体" w:ascii="Times New Roman" w:hAnsi="Times New Roman"/>
+              </w:rPr>
+              <w:t xml:space="preserve"> T₀ </w:t>
+            </w:r>
+            <w:r>
+              <w:rPr>
+                <w:rFonts w:hint="eastAsia" w:eastAsia="宋体" w:ascii="Times New Roman" w:hAnsi="Times New Roman"/>
+              </w:rPr>
+              <w:t xml:space="preserve">的固定比例设定）</w:t>
+            </w:r>
+          </w:p>
+        </w:tc>
+      </w:tr>
+      <w:tr>
+        <w:trPr>
+          <w:cantSplit/>
+        </w:trPr>
+        <w:tc>
+          <w:tcPr/>
+          <w:p>
+            <w:pPr>
+              <w:pStyle w:val="Compact"/>
+              <w:ind w:firstLine="0" w:firstLineChars="0"/>
+            </w:pPr>
+            <w:r>
+              <w:rPr>
+                <w:rFonts w:hint="eastAsia" w:eastAsia="宋体" w:ascii="Times New Roman" w:hAnsi="Times New Roman"/>
+              </w:rPr>
+              <w:t xml:space="preserve">参数</w:t>
+            </w:r>
+          </w:p>
+        </w:tc>
+        <w:tc>
+          <w:tcPr/>
+          <w:p>
+            <w:pPr>
+              <w:pStyle w:val="Compact"/>
+              <w:ind w:firstLine="0" w:firstLineChars="0"/>
+            </w:pPr>
+            <w:r>
+              <w:rPr>
+                <w:rFonts w:eastAsia="宋体" w:ascii="Times New Roman" w:hAnsi="Times New Roman"/>
+              </w:rPr>
+              <w:t xml:space="preserve">α</w:t>
+            </w:r>
+          </w:p>
+        </w:tc>
+        <w:tc>
+          <w:tcPr/>
+          <w:p>
+            <w:pPr>
+              <w:pStyle w:val="Compact"/>
+              <w:ind w:firstLine="0" w:firstLineChars="0"/>
+            </w:pPr>
+            <w:r>
+              <w:rPr>
+                <w:rFonts w:hint="eastAsia" w:eastAsia="宋体" w:ascii="Times New Roman" w:hAnsi="Times New Roman"/>
+              </w:rPr>
               <w:t xml:space="preserve">冷却系数，α</w:t>
             </w:r>
             <w:r>
@@ -11866,7 +12218,7 @@
               <w:rPr>
                 <w:rFonts w:hint="eastAsia" w:eastAsia="宋体" w:ascii="Times New Roman" w:hAnsi="Times New Roman"/>
               </w:rPr>
-              <w:t xml:space="preserve">4-11）</w:t>
+              <w:t xml:space="preserve">4-13）</w:t>
             </w:r>
           </w:p>
         </w:tc>
@@ -15667,7 +16019,7 @@
     </w:p>
     <w:bookmarkEnd w:id="102"/>
     <w:bookmarkEnd w:id="103"/>
-    <w:bookmarkStart w:id="107" w:name="多目标优化模型构建"/>
+    <w:bookmarkStart w:id="108" w:name="多目标优化模型构建"/>
     <w:p>
       <w:pPr>
         <w:pStyle w:val="Heading2"/>
@@ -15813,6 +16165,77 @@
           <w:rFonts w:hint="eastAsia" w:eastAsia="宋体" w:ascii="Times New Roman" w:hAnsi="Times New Roman"/>
         </w:rPr>
         <w:t xml:space="preserve">节地理跨度惩罚的无阈值二次形式来体现。）本节随后构建的所有约束与惩罚项，都建立在这一解耦原则之上。</w:t>
+      </w:r>
+    </w:p>
+    <w:p>
+      <w:pPr>
+        <w:pStyle w:val="BodyText"/>
+      </w:pPr>
+      <w:r>
+        <w:rPr>
+          <w:rFonts w:hint="eastAsia" w:eastAsia="宋体" w:ascii="Times New Roman" w:hAnsi="Times New Roman"/>
+        </w:rPr>
+        <w:t xml:space="preserve">本节的组织方式是：4.4.1</w:t>
+      </w:r>
+      <w:r>
+        <w:rPr>
+          <w:rFonts w:eastAsia="宋体" w:ascii="Times New Roman" w:hAnsi="Times New Roman"/>
+        </w:rPr>
+        <w:t xml:space="preserve"> </w:t>
+      </w:r>
+      <w:r>
+        <w:rPr>
+          <w:rFonts w:hint="eastAsia" w:eastAsia="宋体" w:ascii="Times New Roman" w:hAnsi="Times New Roman"/>
+        </w:rPr>
+        <w:t xml:space="preserve">给出目标函数的构造原则，4.4.2</w:t>
+      </w:r>
+      <w:r>
+        <w:rPr>
+          <w:rFonts w:eastAsia="宋体" w:ascii="Times New Roman" w:hAnsi="Times New Roman"/>
+        </w:rPr>
+        <w:t xml:space="preserve"> </w:t>
+      </w:r>
+      <w:r>
+        <w:rPr>
+          <w:rFonts w:hint="eastAsia" w:eastAsia="宋体" w:ascii="Times New Roman" w:hAnsi="Times New Roman"/>
+        </w:rPr>
+        <w:t xml:space="preserve">与</w:t>
+      </w:r>
+      <w:r>
+        <w:rPr>
+          <w:rFonts w:eastAsia="宋体" w:ascii="Times New Roman" w:hAnsi="Times New Roman"/>
+        </w:rPr>
+        <w:t xml:space="preserve"> 4.4.3 </w:t>
+      </w:r>
+      <w:r>
+        <w:rPr>
+          <w:rFonts w:hint="eastAsia" w:eastAsia="宋体" w:ascii="Times New Roman" w:hAnsi="Times New Roman"/>
+        </w:rPr>
+        <w:t xml:space="preserve">分别定义硬约束与软约束及其参数标定，4.4.4</w:t>
+      </w:r>
+      <w:r>
+        <w:rPr>
+          <w:rFonts w:eastAsia="宋体" w:ascii="Times New Roman" w:hAnsi="Times New Roman"/>
+        </w:rPr>
+        <w:t xml:space="preserve"> </w:t>
+      </w:r>
+      <w:r>
+        <w:rPr>
+          <w:rFonts w:hint="eastAsia" w:eastAsia="宋体" w:ascii="Times New Roman" w:hAnsi="Times New Roman"/>
+        </w:rPr>
+        <w:t xml:space="preserve">把三者合并为一个完整的数学规划模型</w:t>
+      </w:r>
+      <w:r>
+        <w:rPr>
+          <w:rFonts w:eastAsia="宋体" w:ascii="Times New Roman" w:hAnsi="Times New Roman"/>
+        </w:rPr>
+        <w:t xml:space="preserve"> (P) </w:t>
+      </w:r>
+      <w:r>
+        <w:rPr>
+          <w:rFonts w:hint="eastAsia" w:eastAsia="宋体" w:ascii="Times New Roman" w:hAnsi="Times New Roman"/>
+        </w:rPr>
+        <w:t xml:space="preserve">并说明其问题规模。</w:t>
       </w:r>
     </w:p>
     <w:bookmarkStart w:id="104" w:name="目标函数基于阈值的统一惩罚框架"/>
@@ -19660,53 +20083,22 @@
       </w:r>
     </w:p>
     <w:bookmarkEnd w:id="106"/>
-    <w:bookmarkEnd w:id="107"/>
-    <w:bookmarkStart w:id="129" w:name="两阶段求解算法设计"/>
-    <w:p>
-      <w:pPr>
-        <w:pStyle w:val="Heading2"/>
+    <w:bookmarkStart w:id="107" w:name="优化模型的整体形式与问题规模"/>
+    <w:p>
+      <w:pPr>
+        <w:pStyle w:val="Heading3"/>
       </w:pPr>
       <w:r>
         <w:rPr>
           <w:rFonts w:eastAsia="黑体" w:ascii="Times New Roman" w:hAnsi="Times New Roman"/>
         </w:rPr>
-        <w:t xml:space="preserve">4.5 </w:t>
+        <w:t xml:space="preserve">4.4.4 </w:t>
       </w:r>
       <w:r>
         <w:rPr>
           <w:rFonts w:hint="eastAsia" w:eastAsia="黑体" w:ascii="Times New Roman" w:hAnsi="Times New Roman"/>
         </w:rPr>
-        <w:t xml:space="preserve">两阶段求解算法设计</w:t>
-      </w:r>
-    </w:p>
-    <w:bookmarkStart w:id="111" w:name="算法整体架构均衡优化历史匹配两阶段流程"/>
-    <w:p>
-      <w:pPr>
-        <w:pStyle w:val="Heading3"/>
-      </w:pPr>
-      <w:r>
-        <w:rPr>
-          <w:rFonts w:eastAsia="黑体" w:ascii="Times New Roman" w:hAnsi="Times New Roman"/>
-        </w:rPr>
-        <w:t xml:space="preserve">4.5.1 </w:t>
-      </w:r>
-      <w:r>
-        <w:rPr>
-          <w:rFonts w:hint="eastAsia" w:eastAsia="黑体" w:ascii="Times New Roman" w:hAnsi="Times New Roman"/>
-        </w:rPr>
-        <w:t xml:space="preserve">算法整体架构：</w:t>
-      </w:r>
-      <w:r>
-        <w:rPr>
-          <w:rFonts w:hint="eastAsia" w:eastAsia="黑体" w:ascii="Times New Roman" w:hAnsi="Times New Roman"/>
-        </w:rPr>
-        <w:t xml:space="preserve">“均衡优化—历史匹配”</w:t>
-      </w:r>
-      <w:r>
-        <w:rPr>
-          <w:rFonts w:hint="eastAsia" w:eastAsia="黑体" w:ascii="Times New Roman" w:hAnsi="Times New Roman"/>
-        </w:rPr>
-        <w:t xml:space="preserve">两阶段流程</w:t>
+        <w:t xml:space="preserve">优化模型的整体形式与问题规模</w:t>
       </w:r>
     </w:p>
     <w:p>
@@ -19717,37 +20109,2222 @@
         <w:rPr>
           <w:rFonts w:hint="eastAsia" w:eastAsia="宋体" w:ascii="Times New Roman" w:hAnsi="Times New Roman"/>
         </w:rPr>
-        <w:t xml:space="preserve">承接</w:t>
-      </w:r>
-      <w:r>
-        <w:rPr>
-          <w:rFonts w:eastAsia="宋体" w:ascii="Times New Roman" w:hAnsi="Times New Roman"/>
-        </w:rPr>
-        <w:t xml:space="preserve"> 4.4 </w:t>
-      </w:r>
-      <w:r>
-        <w:rPr>
-          <w:rFonts w:hint="eastAsia" w:eastAsia="宋体" w:ascii="Times New Roman" w:hAnsi="Times New Roman"/>
-        </w:rPr>
-        <w:t xml:space="preserve">节确立的解耦原则，本节给出两阶段算法的具体实现。图</w:t>
-      </w:r>
-      <w:r>
-        <w:rPr>
-          <w:rFonts w:eastAsia="宋体" w:ascii="Times New Roman" w:hAnsi="Times New Roman"/>
-        </w:rPr>
-        <w:t xml:space="preserve"> 4-1 </w:t>
-      </w:r>
-      <w:r>
-        <w:rPr>
-          <w:rFonts w:hint="eastAsia" w:eastAsia="宋体" w:ascii="Times New Roman" w:hAnsi="Times New Roman"/>
-        </w:rPr>
-        <w:t xml:space="preserve">展示了算法的整体架构：第一阶段（均衡优化）将所有医院分配到</w:t>
-      </w:r>
-      <w:r>
-        <w:rPr>
-          <w:rFonts w:eastAsia="宋体" w:ascii="Times New Roman" w:hAnsi="Times New Roman"/>
-        </w:rPr>
-        <w:t xml:space="preserve"> </w:t>
+        <w:t xml:space="preserve">前三小节分别给出了目标函数的构造原则、硬约束的定义与各软约束的参数标定。为便于整体把握，本小节把它们合并为一个完整的数学规划模型。</w:t>
+      </w:r>
+    </w:p>
+    <w:p>
+      <w:pPr>
+        <w:pStyle w:val="BodyText"/>
+      </w:pPr>
+      <w:r>
+        <w:rPr>
+          <w:rFonts w:hint="eastAsia" w:eastAsia="宋体" w:ascii="Times New Roman" w:hAnsi="Times New Roman"/>
+        </w:rPr>
+        <w:t xml:space="preserve">引入</w:t>
+      </w:r>
+      <w:r>
+        <w:rPr>
+          <w:rFonts w:eastAsia="宋体" w:ascii="Times New Roman" w:hAnsi="Times New Roman"/>
+        </w:rPr>
+        <w:t xml:space="preserve"> 0-1 </w:t>
+      </w:r>
+      <w:r>
+        <w:rPr>
+          <w:rFonts w:hint="eastAsia" w:eastAsia="宋体" w:ascii="Times New Roman" w:hAnsi="Times New Roman"/>
+        </w:rPr>
+        <w:t xml:space="preserve">决策变量</w:t>
+      </w:r>
+      <w:r>
+        <w:rPr>
+          <w:rFonts w:eastAsia="宋体" w:ascii="Times New Roman" w:hAnsi="Times New Roman"/>
+        </w:rPr>
+        <w:t xml:space="preserve"> </w:t>
+      </w:r>
+      <m:oMath>
+        <m:sSub>
+          <m:e>
+            <m:r>
+              <m:t>x</m:t>
+            </m:r>
+          </m:e>
+          <m:sub>
+            <m:r>
+              <m:t>i</m:t>
+            </m:r>
+            <m:r>
+              <m:t>k</m:t>
+            </m:r>
+          </m:sub>
+        </m:sSub>
+      </m:oMath>
+      <w:r>
+        <w:rPr>
+          <w:rFonts w:hint="eastAsia" w:eastAsia="宋体" w:ascii="Times New Roman" w:hAnsi="Times New Roman"/>
+        </w:rPr>
+        <w:t xml:space="preserve">：当医院（或虚拟拆分份额）</w:t>
+      </w:r>
+      <m:oMath>
+        <m:sSub>
+          <m:e>
+            <m:r>
+              <m:t>h</m:t>
+            </m:r>
+          </m:e>
+          <m:sub>
+            <m:r>
+              <m:t>i</m:t>
+            </m:r>
+          </m:sub>
+        </m:sSub>
+      </m:oMath>
+      <w:r>
+        <w:rPr>
+          <w:rFonts w:eastAsia="宋体" w:ascii="Times New Roman" w:hAnsi="Times New Roman"/>
+        </w:rPr>
+        <w:t xml:space="preserve"> </w:t>
+      </w:r>
+      <w:r>
+        <w:rPr>
+          <w:rFonts w:hint="eastAsia" w:eastAsia="宋体" w:ascii="Times New Roman" w:hAnsi="Times New Roman"/>
+        </w:rPr>
+        <w:t xml:space="preserve">被分配到辖区</w:t>
+      </w:r>
+      <w:r>
+        <w:rPr>
+          <w:rFonts w:eastAsia="宋体" w:ascii="Times New Roman" w:hAnsi="Times New Roman"/>
+        </w:rPr>
+        <w:t xml:space="preserve"> </w:t>
+      </w:r>
+      <m:oMath>
+        <m:r>
+          <m:t>k</m:t>
+        </m:r>
+      </m:oMath>
+      <w:r>
+        <w:rPr>
+          <w:rFonts w:eastAsia="宋体" w:ascii="Times New Roman" w:hAnsi="Times New Roman"/>
+        </w:rPr>
+        <w:t xml:space="preserve"> </w:t>
+      </w:r>
+      <w:r>
+        <w:rPr>
+          <w:rFonts w:hint="eastAsia" w:eastAsia="宋体" w:ascii="Times New Roman" w:hAnsi="Times New Roman"/>
+        </w:rPr>
+        <w:t xml:space="preserve">时</w:t>
+      </w:r>
+      <w:r>
+        <w:rPr>
+          <w:rFonts w:eastAsia="宋体" w:ascii="Times New Roman" w:hAnsi="Times New Roman"/>
+        </w:rPr>
+        <w:t xml:space="preserve"> </w:t>
+      </w:r>
+      <m:oMath>
+        <m:sSub>
+          <m:e>
+            <m:r>
+              <m:t>x</m:t>
+            </m:r>
+          </m:e>
+          <m:sub>
+            <m:r>
+              <m:t>i</m:t>
+            </m:r>
+            <m:r>
+              <m:t>k</m:t>
+            </m:r>
+          </m:sub>
+        </m:sSub>
+        <m:r>
+          <m:rPr>
+            <m:sty m:val="p"/>
+          </m:rPr>
+          <m:t>=</m:t>
+        </m:r>
+        <m:r>
+          <m:t>1</m:t>
+        </m:r>
+      </m:oMath>
+      <w:r>
+        <w:rPr>
+          <w:rFonts w:hint="eastAsia" w:eastAsia="宋体" w:ascii="Times New Roman" w:hAnsi="Times New Roman"/>
+        </w:rPr>
+        <w:t xml:space="preserve">，否则为</w:t>
+      </w:r>
+      <w:r>
+        <w:rPr>
+          <w:rFonts w:eastAsia="宋体" w:ascii="Times New Roman" w:hAnsi="Times New Roman"/>
+        </w:rPr>
+        <w:t xml:space="preserve"> </w:t>
+      </w:r>
+      <w:r>
+        <w:rPr>
+          <w:rFonts w:hint="eastAsia" w:eastAsia="宋体" w:ascii="Times New Roman" w:hAnsi="Times New Roman"/>
+        </w:rPr>
+        <w:t xml:space="preserve">0。辖区</w:t>
+      </w:r>
+      <w:r>
+        <w:rPr>
+          <w:rFonts w:eastAsia="宋体" w:ascii="Times New Roman" w:hAnsi="Times New Roman"/>
+        </w:rPr>
+        <w:t xml:space="preserve"> </w:t>
+      </w:r>
+      <m:oMath>
+        <m:r>
+          <m:t>k</m:t>
+        </m:r>
+      </m:oMath>
+      <w:r>
+        <w:rPr>
+          <w:rFonts w:eastAsia="宋体" w:ascii="Times New Roman" w:hAnsi="Times New Roman"/>
+        </w:rPr>
+        <w:t xml:space="preserve"> </w:t>
+      </w:r>
+      <w:r>
+        <w:rPr>
+          <w:rFonts w:hint="eastAsia" w:eastAsia="宋体" w:ascii="Times New Roman" w:hAnsi="Times New Roman"/>
+        </w:rPr>
+        <w:t xml:space="preserve">的各项特征量均由</w:t>
+      </w:r>
+      <w:r>
+        <w:rPr>
+          <w:rFonts w:eastAsia="宋体" w:ascii="Times New Roman" w:hAnsi="Times New Roman"/>
+        </w:rPr>
+        <w:t xml:space="preserve"> </w:t>
+      </w:r>
+      <m:oMath>
+        <m:r>
+          <m:rPr>
+            <m:sty m:val="bi"/>
+          </m:rPr>
+          <m:t>x</m:t>
+        </m:r>
+      </m:oMath>
+      <w:r>
+        <w:rPr>
+          <w:rFonts w:eastAsia="宋体" w:ascii="Times New Roman" w:hAnsi="Times New Roman"/>
+        </w:rPr>
+        <w:t xml:space="preserve"> </w:t>
+      </w:r>
+      <w:r>
+        <w:rPr>
+          <w:rFonts w:hint="eastAsia" w:eastAsia="宋体" w:ascii="Times New Roman" w:hAnsi="Times New Roman"/>
+        </w:rPr>
+        <w:t xml:space="preserve">导出：Index</w:t>
+      </w:r>
+      <w:r>
+        <w:rPr>
+          <w:rFonts w:eastAsia="宋体" w:ascii="Times New Roman" w:hAnsi="Times New Roman"/>
+        </w:rPr>
+        <w:t xml:space="preserve"> </w:t>
+      </w:r>
+      <w:r>
+        <w:rPr>
+          <w:rFonts w:hint="eastAsia" w:eastAsia="宋体" w:ascii="Times New Roman" w:hAnsi="Times New Roman"/>
+        </w:rPr>
+        <w:t xml:space="preserve">总和</w:t>
+      </w:r>
+      <w:r>
+        <w:rPr>
+          <w:rFonts w:eastAsia="宋体" w:ascii="Times New Roman" w:hAnsi="Times New Roman"/>
+        </w:rPr>
+        <w:t xml:space="preserve"> </w:t>
+      </w:r>
+      <m:oMath>
+        <m:sSub>
+          <m:e>
+            <m:r>
+              <m:t>I</m:t>
+            </m:r>
+          </m:e>
+          <m:sub>
+            <m:r>
+              <m:t>k</m:t>
+            </m:r>
+          </m:sub>
+        </m:sSub>
+        <m:r>
+          <m:rPr>
+            <m:sty m:val="p"/>
+          </m:rPr>
+          <m:t>=</m:t>
+        </m:r>
+        <m:nary>
+          <m:naryPr>
+            <m:chr m:val="∑"/>
+            <m:limLoc m:val="undOvr"/>
+            <m:subHide m:val="off"/>
+            <m:supHide m:val="on"/>
+          </m:naryPr>
+          <m:sub>
+            <m:r>
+              <m:t>i</m:t>
+            </m:r>
+          </m:sub>
+          <m:sup>
+            <m:r>
+              <m:t>​</m:t>
+            </m:r>
+          </m:sup>
+          <m:e>
+            <m:sSub>
+              <m:e>
+                <m:r>
+                  <m:rPr>
+                    <m:nor/>
+                    <m:sty m:val="p"/>
+                  </m:rPr>
+                  <m:t>idx</m:t>
+                </m:r>
+              </m:e>
+              <m:sub>
+                <m:r>
+                  <m:t>i</m:t>
+                </m:r>
+              </m:sub>
+            </m:sSub>
+          </m:e>
+        </m:nary>
+        <m:sSub>
+          <m:e>
+            <m:r>
+              <m:t>x</m:t>
+            </m:r>
+          </m:e>
+          <m:sub>
+            <m:r>
+              <m:t>i</m:t>
+            </m:r>
+            <m:r>
+              <m:t>k</m:t>
+            </m:r>
+          </m:sub>
+        </m:sSub>
+      </m:oMath>
+      <w:r>
+        <w:rPr>
+          <w:rFonts w:hint="eastAsia" w:eastAsia="宋体" w:ascii="Times New Roman" w:hAnsi="Times New Roman"/>
+        </w:rPr>
+        <w:t xml:space="preserve">，医院数</w:t>
+      </w:r>
+      <w:r>
+        <w:rPr>
+          <w:rFonts w:eastAsia="宋体" w:ascii="Times New Roman" w:hAnsi="Times New Roman"/>
+        </w:rPr>
+        <w:t xml:space="preserve"> </w:t>
+      </w:r>
+      <m:oMath>
+        <m:sSub>
+          <m:e>
+            <m:r>
+              <m:t>n</m:t>
+            </m:r>
+          </m:e>
+          <m:sub>
+            <m:r>
+              <m:t>k</m:t>
+            </m:r>
+          </m:sub>
+        </m:sSub>
+        <m:r>
+          <m:rPr>
+            <m:sty m:val="p"/>
+          </m:rPr>
+          <m:t>=</m:t>
+        </m:r>
+        <m:nary>
+          <m:naryPr>
+            <m:chr m:val="∑"/>
+            <m:limLoc m:val="undOvr"/>
+            <m:subHide m:val="off"/>
+            <m:supHide m:val="on"/>
+          </m:naryPr>
+          <m:sub>
+            <m:r>
+              <m:t>i</m:t>
+            </m:r>
+          </m:sub>
+          <m:sup>
+            <m:r>
+              <m:t>​</m:t>
+            </m:r>
+          </m:sup>
+          <m:e>
+            <m:sSub>
+              <m:e>
+                <m:r>
+                  <m:t>x</m:t>
+                </m:r>
+              </m:e>
+              <m:sub>
+                <m:r>
+                  <m:t>i</m:t>
+                </m:r>
+                <m:r>
+                  <m:t>k</m:t>
+                </m:r>
+              </m:sub>
+            </m:sSub>
+          </m:e>
+        </m:nary>
+      </m:oMath>
+      <w:r>
+        <w:rPr>
+          <w:rFonts w:hint="eastAsia" w:eastAsia="宋体" w:ascii="Times New Roman" w:hAnsi="Times New Roman"/>
+        </w:rPr>
+        <w:t xml:space="preserve">，覆盖城市数</w:t>
+      </w:r>
+      <w:r>
+        <w:rPr>
+          <w:rFonts w:eastAsia="宋体" w:ascii="Times New Roman" w:hAnsi="Times New Roman"/>
+        </w:rPr>
+        <w:t xml:space="preserve"> </w:t>
+      </w:r>
+      <m:oMath>
+        <m:sSub>
+          <m:e>
+            <m:r>
+              <m:t>c</m:t>
+            </m:r>
+          </m:e>
+          <m:sub>
+            <m:r>
+              <m:t>k</m:t>
+            </m:r>
+          </m:sub>
+        </m:sSub>
+      </m:oMath>
+      <w:r>
+        <w:rPr>
+          <w:rFonts w:eastAsia="宋体" w:ascii="Times New Roman" w:hAnsi="Times New Roman"/>
+        </w:rPr>
+        <w:t xml:space="preserve"> </w:t>
+      </w:r>
+      <w:r>
+        <w:rPr>
+          <w:rFonts w:hint="eastAsia" w:eastAsia="宋体" w:ascii="Times New Roman" w:hAnsi="Times New Roman"/>
+        </w:rPr>
+        <w:t xml:space="preserve">与区县数</w:t>
+      </w:r>
+      <w:r>
+        <w:rPr>
+          <w:rFonts w:eastAsia="宋体" w:ascii="Times New Roman" w:hAnsi="Times New Roman"/>
+        </w:rPr>
+        <w:t xml:space="preserve"> </w:t>
+      </w:r>
+      <m:oMath>
+        <m:sSub>
+          <m:e>
+            <m:r>
+              <m:t>r</m:t>
+            </m:r>
+          </m:e>
+          <m:sub>
+            <m:r>
+              <m:t>k</m:t>
+            </m:r>
+          </m:sub>
+        </m:sSub>
+      </m:oMath>
+      <w:r>
+        <w:rPr>
+          <w:rFonts w:eastAsia="宋体" w:ascii="Times New Roman" w:hAnsi="Times New Roman"/>
+        </w:rPr>
+        <w:t xml:space="preserve"> </w:t>
+      </w:r>
+      <w:r>
+        <w:rPr>
+          <w:rFonts w:hint="eastAsia" w:eastAsia="宋体" w:ascii="Times New Roman" w:hAnsi="Times New Roman"/>
+        </w:rPr>
+        <w:t xml:space="preserve">分别为该辖区所含医院所属城市、区县的去重计数，</w:t>
+      </w:r>
+      <m:oMath>
+        <m:sSub>
+          <m:e>
+            <m:r>
+              <m:t>d</m:t>
+            </m:r>
+          </m:e>
+          <m:sub>
+            <m:r>
+              <m:rPr>
+                <m:sty m:val="p"/>
+              </m:rPr>
+              <m:t>max</m:t>
+            </m:r>
+            <m:r>
+              <m:rPr>
+                <m:sty m:val="p"/>
+              </m:rPr>
+              <m:t>,</m:t>
+            </m:r>
+            <m:r>
+              <m:t>k</m:t>
+            </m:r>
+          </m:sub>
+        </m:sSub>
+      </m:oMath>
+      <w:r>
+        <w:rPr>
+          <w:rFonts w:eastAsia="宋体" w:ascii="Times New Roman" w:hAnsi="Times New Roman"/>
+        </w:rPr>
+        <w:t xml:space="preserve"> </w:t>
+      </w:r>
+      <w:r>
+        <w:rPr>
+          <w:rFonts w:hint="eastAsia" w:eastAsia="宋体" w:ascii="Times New Roman" w:hAnsi="Times New Roman"/>
+        </w:rPr>
+        <w:t xml:space="preserve">为该辖区内医院到其质心的最大</w:t>
+      </w:r>
+      <w:r>
+        <w:rPr>
+          <w:rFonts w:eastAsia="宋体" w:ascii="Times New Roman" w:hAnsi="Times New Roman"/>
+        </w:rPr>
+        <w:t xml:space="preserve"> Haversine </w:t>
+      </w:r>
+      <w:r>
+        <w:rPr>
+          <w:rFonts w:hint="eastAsia" w:eastAsia="宋体" w:ascii="Times New Roman" w:hAnsi="Times New Roman"/>
+        </w:rPr>
+        <w:t xml:space="preserve">距离。第一阶段优化问题</w:t>
+      </w:r>
+      <w:r>
+        <w:rPr>
+          <w:rFonts w:eastAsia="宋体" w:ascii="Times New Roman" w:hAnsi="Times New Roman"/>
+        </w:rPr>
+        <w:t xml:space="preserve"> (P) </w:t>
+      </w:r>
+      <w:r>
+        <w:rPr>
+          <w:rFonts w:hint="eastAsia" w:eastAsia="宋体" w:ascii="Times New Roman" w:hAnsi="Times New Roman"/>
+        </w:rPr>
+        <w:t xml:space="preserve">的目标函数为：</w:t>
+      </w:r>
+    </w:p>
+    <w:p>
+      <w:pPr>
+        <w:pStyle w:val="BodyText"/>
+      </w:pPr>
+      <m:oMathPara>
+        <m:oMathParaPr>
+          <m:jc m:val="center"/>
+        </m:oMathParaPr>
+        <m:oMath>
+          <m:r>
+            <m:t>Z</m:t>
+          </m:r>
+          <m:r>
+            <m:rPr>
+              <m:sty m:val="p"/>
+            </m:rPr>
+            <m:t>(</m:t>
+          </m:r>
+          <m:r>
+            <m:rPr>
+              <m:sty m:val="bi"/>
+            </m:rPr>
+            <m:t>x</m:t>
+          </m:r>
+          <m:r>
+            <m:rPr>
+              <m:sty m:val="p"/>
+            </m:rPr>
+            <m:t>)</m:t>
+          </m:r>
+          <m:r>
+            <m:rPr>
+              <m:sty m:val="p"/>
+            </m:rPr>
+            <m:t>=</m:t>
+          </m:r>
+          <m:nary>
+            <m:naryPr>
+              <m:chr m:val="∑"/>
+              <m:limLoc m:val="undOvr"/>
+              <m:subHide m:val="off"/>
+              <m:supHide m:val="off"/>
+            </m:naryPr>
+            <m:sub>
+              <m:r>
+                <m:t>k</m:t>
+              </m:r>
+              <m:r>
+                <m:rPr>
+                  <m:sty m:val="p"/>
+                </m:rPr>
+                <m:t>=</m:t>
+              </m:r>
+              <m:r>
+                <m:t>1</m:t>
+              </m:r>
+            </m:sub>
+            <m:sup>
+              <m:r>
+                <m:t>K</m:t>
+              </m:r>
+            </m:sup>
+            <m:e>
+              <m:d>
+                <m:dPr>
+                  <m:begChr m:val="["/>
+                  <m:sepChr m:val=""/>
+                  <m:endChr m:val="]"/>
+                  <m:grow/>
+                </m:dPr>
+                <m:e>
+                  <m:f>
+                    <m:fPr>
+                      <m:type m:val="bar"/>
+                    </m:fPr>
+                    <m:num>
+                      <m:r>
+                        <m:t>B</m:t>
+                      </m:r>
+                    </m:num>
+                    <m:den>
+                      <m:sSubSup>
+                        <m:e>
+                          <m:r>
+                            <m:t>θ</m:t>
+                          </m:r>
+                        </m:e>
+                        <m:sub>
+                          <m:r>
+                            <m:t>I</m:t>
+                          </m:r>
+                        </m:sub>
+                        <m:sup>
+                          <m:r>
+                            <m:t>2</m:t>
+                          </m:r>
+                        </m:sup>
+                      </m:sSubSup>
+                    </m:den>
+                  </m:f>
+                  <m:sSup>
+                    <m:e>
+                      <m:d>
+                        <m:dPr>
+                          <m:begChr m:val="("/>
+                          <m:sepChr m:val=""/>
+                          <m:endChr m:val=")"/>
+                          <m:grow/>
+                        </m:dPr>
+                        <m:e>
+                          <m:r>
+                            <m:rPr>
+                              <m:sty m:val="p"/>
+                            </m:rPr>
+                            <m:t>[</m:t>
+                          </m:r>
+                          <m:r>
+                            <m:t> </m:t>
+                          </m:r>
+                          <m:r>
+                            <m:rPr>
+                              <m:sty m:val="p"/>
+                            </m:rPr>
+                            <m:t>|</m:t>
+                          </m:r>
+                          <m:sSub>
+                            <m:e>
+                              <m:r>
+                                <m:t>I</m:t>
+                              </m:r>
+                            </m:e>
+                            <m:sub>
+                              <m:r>
+                                <m:t>k</m:t>
+                              </m:r>
+                            </m:sub>
+                          </m:sSub>
+                          <m:r>
+                            <m:rPr>
+                              <m:sty m:val="p"/>
+                            </m:rPr>
+                            <m:t>−</m:t>
+                          </m:r>
+                          <m:sSup>
+                            <m:e>
+                              <m:r>
+                                <m:rPr>
+                                  <m:nor/>
+                                  <m:sty m:val="p"/>
+                                </m:rPr>
+                                <m:t>idx</m:t>
+                              </m:r>
+                            </m:e>
+                            <m:sup>
+                              <m:r>
+                                <m:rPr>
+                                  <m:sty m:val="p"/>
+                                </m:rPr>
+                                <m:t>*</m:t>
+                              </m:r>
+                            </m:sup>
+                          </m:sSup>
+                          <m:r>
+                            <m:rPr>
+                              <m:sty m:val="p"/>
+                            </m:rPr>
+                            <m:t>|</m:t>
+                          </m:r>
+                          <m:r>
+                            <m:rPr>
+                              <m:sty m:val="p"/>
+                            </m:rPr>
+                            <m:t>−</m:t>
+                          </m:r>
+                          <m:sSub>
+                            <m:e>
+                              <m:r>
+                                <m:t>θ</m:t>
+                              </m:r>
+                            </m:e>
+                            <m:sub>
+                              <m:r>
+                                <m:t>I</m:t>
+                              </m:r>
+                            </m:sub>
+                          </m:sSub>
+                          <m:r>
+                            <m:t> </m:t>
+                          </m:r>
+                          <m:sSup>
+                            <m:e>
+                              <m:r>
+                                <m:rPr>
+                                  <m:sty m:val="p"/>
+                                </m:rPr>
+                                <m:t>]</m:t>
+                              </m:r>
+                            </m:e>
+                            <m:sup>
+                              <m:r>
+                                <m:rPr>
+                                  <m:sty m:val="p"/>
+                                </m:rPr>
+                                <m:t>+</m:t>
+                              </m:r>
+                            </m:sup>
+                          </m:sSup>
+                        </m:e>
+                      </m:d>
+                    </m:e>
+                    <m:sup>
+                      <m:r>
+                        <m:t>2</m:t>
+                      </m:r>
+                    </m:sup>
+                  </m:sSup>
+                  <m:r>
+                    <m:rPr>
+                      <m:sty m:val="p"/>
+                    </m:rPr>
+                    <m:t>+</m:t>
+                  </m:r>
+                  <m:f>
+                    <m:fPr>
+                      <m:type m:val="bar"/>
+                    </m:fPr>
+                    <m:num>
+                      <m:r>
+                        <m:t>B</m:t>
+                      </m:r>
+                    </m:num>
+                    <m:den>
+                      <m:sSub>
+                        <m:e>
+                          <m:r>
+                            <m:t>θ</m:t>
+                          </m:r>
+                        </m:e>
+                        <m:sub>
+                          <m:r>
+                            <m:t>n</m:t>
+                          </m:r>
+                        </m:sub>
+                      </m:sSub>
+                    </m:den>
+                  </m:f>
+                  <m:r>
+                    <m:rPr>
+                      <m:sty m:val="p"/>
+                    </m:rPr>
+                    <m:t>[</m:t>
+                  </m:r>
+                  <m:r>
+                    <m:t> </m:t>
+                  </m:r>
+                  <m:sSub>
+                    <m:e>
+                      <m:r>
+                        <m:t>n</m:t>
+                      </m:r>
+                    </m:e>
+                    <m:sub>
+                      <m:r>
+                        <m:t>k</m:t>
+                      </m:r>
+                    </m:sub>
+                  </m:sSub>
+                  <m:r>
+                    <m:rPr>
+                      <m:sty m:val="p"/>
+                    </m:rPr>
+                    <m:t>−</m:t>
+                  </m:r>
+                  <m:sSub>
+                    <m:e>
+                      <m:r>
+                        <m:t>n</m:t>
+                      </m:r>
+                    </m:e>
+                    <m:sub>
+                      <m:r>
+                        <m:rPr>
+                          <m:sty m:val="p"/>
+                        </m:rPr>
+                        <m:t>max</m:t>
+                      </m:r>
+                    </m:sub>
+                  </m:sSub>
+                  <m:r>
+                    <m:t> </m:t>
+                  </m:r>
+                  <m:sSup>
+                    <m:e>
+                      <m:r>
+                        <m:rPr>
+                          <m:sty m:val="p"/>
+                        </m:rPr>
+                        <m:t>]</m:t>
+                      </m:r>
+                    </m:e>
+                    <m:sup>
+                      <m:r>
+                        <m:rPr>
+                          <m:sty m:val="p"/>
+                        </m:rPr>
+                        <m:t>+</m:t>
+                      </m:r>
+                    </m:sup>
+                  </m:sSup>
+                  <m:r>
+                    <m:rPr>
+                      <m:sty m:val="p"/>
+                    </m:rPr>
+                    <m:t>+</m:t>
+                  </m:r>
+                  <m:f>
+                    <m:fPr>
+                      <m:type m:val="bar"/>
+                    </m:fPr>
+                    <m:num>
+                      <m:r>
+                        <m:t>B</m:t>
+                      </m:r>
+                    </m:num>
+                    <m:den>
+                      <m:sSub>
+                        <m:e>
+                          <m:r>
+                            <m:t>θ</m:t>
+                          </m:r>
+                        </m:e>
+                        <m:sub>
+                          <m:r>
+                            <m:t>c</m:t>
+                          </m:r>
+                        </m:sub>
+                      </m:sSub>
+                    </m:den>
+                  </m:f>
+                  <m:r>
+                    <m:rPr>
+                      <m:sty m:val="p"/>
+                    </m:rPr>
+                    <m:t>[</m:t>
+                  </m:r>
+                  <m:r>
+                    <m:t> </m:t>
+                  </m:r>
+                  <m:sSub>
+                    <m:e>
+                      <m:r>
+                        <m:t>c</m:t>
+                      </m:r>
+                    </m:e>
+                    <m:sub>
+                      <m:r>
+                        <m:t>k</m:t>
+                      </m:r>
+                    </m:sub>
+                  </m:sSub>
+                  <m:r>
+                    <m:rPr>
+                      <m:sty m:val="p"/>
+                    </m:rPr>
+                    <m:t>−</m:t>
+                  </m:r>
+                  <m:sSub>
+                    <m:e>
+                      <m:r>
+                        <m:t>c</m:t>
+                      </m:r>
+                    </m:e>
+                    <m:sub>
+                      <m:r>
+                        <m:rPr>
+                          <m:sty m:val="p"/>
+                        </m:rPr>
+                        <m:t>max</m:t>
+                      </m:r>
+                    </m:sub>
+                  </m:sSub>
+                  <m:r>
+                    <m:t> </m:t>
+                  </m:r>
+                  <m:sSup>
+                    <m:e>
+                      <m:r>
+                        <m:rPr>
+                          <m:sty m:val="p"/>
+                        </m:rPr>
+                        <m:t>]</m:t>
+                      </m:r>
+                    </m:e>
+                    <m:sup>
+                      <m:r>
+                        <m:rPr>
+                          <m:sty m:val="p"/>
+                        </m:rPr>
+                        <m:t>+</m:t>
+                      </m:r>
+                    </m:sup>
+                  </m:sSup>
+                  <m:r>
+                    <m:rPr>
+                      <m:sty m:val="p"/>
+                    </m:rPr>
+                    <m:t>+</m:t>
+                  </m:r>
+                  <m:f>
+                    <m:fPr>
+                      <m:type m:val="bar"/>
+                    </m:fPr>
+                    <m:num>
+                      <m:r>
+                        <m:t>B</m:t>
+                      </m:r>
+                    </m:num>
+                    <m:den>
+                      <m:sSub>
+                        <m:e>
+                          <m:r>
+                            <m:t>θ</m:t>
+                          </m:r>
+                        </m:e>
+                        <m:sub>
+                          <m:r>
+                            <m:t>r</m:t>
+                          </m:r>
+                        </m:sub>
+                      </m:sSub>
+                    </m:den>
+                  </m:f>
+                  <m:r>
+                    <m:rPr>
+                      <m:sty m:val="p"/>
+                    </m:rPr>
+                    <m:t>(</m:t>
+                  </m:r>
+                  <m:sSub>
+                    <m:e>
+                      <m:r>
+                        <m:t>r</m:t>
+                      </m:r>
+                    </m:e>
+                    <m:sub>
+                      <m:r>
+                        <m:t>k</m:t>
+                      </m:r>
+                    </m:sub>
+                  </m:sSub>
+                  <m:r>
+                    <m:rPr>
+                      <m:sty m:val="p"/>
+                    </m:rPr>
+                    <m:t>−</m:t>
+                  </m:r>
+                  <m:r>
+                    <m:t>1</m:t>
+                  </m:r>
+                  <m:r>
+                    <m:rPr>
+                      <m:sty m:val="p"/>
+                    </m:rPr>
+                    <m:t>)</m:t>
+                  </m:r>
+                  <m:r>
+                    <m:rPr>
+                      <m:sty m:val="p"/>
+                    </m:rPr>
+                    <m:t>+</m:t>
+                  </m:r>
+                  <m:r>
+                    <m:t>3</m:t>
+                  </m:r>
+                  <m:r>
+                    <m:t> </m:t>
+                  </m:r>
+                  <m:sSubSup>
+                    <m:e>
+                      <m:r>
+                        <m:t>d</m:t>
+                      </m:r>
+                    </m:e>
+                    <m:sub>
+                      <m:r>
+                        <m:rPr>
+                          <m:sty m:val="p"/>
+                        </m:rPr>
+                        <m:t>max</m:t>
+                      </m:r>
+                      <m:r>
+                        <m:rPr>
+                          <m:sty m:val="p"/>
+                        </m:rPr>
+                        <m:t>,</m:t>
+                      </m:r>
+                      <m:r>
+                        <m:t>k</m:t>
+                      </m:r>
+                    </m:sub>
+                    <m:sup>
+                      <m:r>
+                        <m:t>2</m:t>
+                      </m:r>
+                    </m:sup>
+                  </m:sSubSup>
+                </m:e>
+              </m:d>
+            </m:e>
+          </m:nary>
+          <m:r>
+            <m:t>  </m:t>
+          </m:r>
+          <m:r>
+            <m:rPr>
+              <m:nor/>
+              <m:sty m:val="p"/>
+            </m:rPr>
+            <m:t>(4-10)</m:t>
+          </m:r>
+        </m:oMath>
+      </m:oMathPara>
+    </w:p>
+    <w:p>
+      <w:pPr>
+        <w:pStyle w:val="FirstParagraph"/>
+      </w:pPr>
+      <w:r>
+        <w:rPr>
+          <w:rFonts w:hint="eastAsia" w:eastAsia="宋体" w:ascii="Times New Roman" w:hAnsi="Times New Roman"/>
+        </w:rPr>
+        <w:t xml:space="preserve">式中</w:t>
+      </w:r>
+      <w:r>
+        <w:rPr>
+          <w:rFonts w:eastAsia="宋体" w:ascii="Times New Roman" w:hAnsi="Times New Roman"/>
+        </w:rPr>
+        <w:t xml:space="preserve"> </w:t>
+      </w:r>
+      <m:oMath>
+        <m:r>
+          <m:rPr>
+            <m:sty m:val="p"/>
+          </m:rPr>
+          <m:t>[</m:t>
+        </m:r>
+        <m:r>
+          <m:t>z</m:t>
+        </m:r>
+        <m:sSup>
+          <m:e>
+            <m:r>
+              <m:rPr>
+                <m:sty m:val="p"/>
+              </m:rPr>
+              <m:t>]</m:t>
+            </m:r>
+          </m:e>
+          <m:sup>
+            <m:r>
+              <m:rPr>
+                <m:sty m:val="p"/>
+              </m:rPr>
+              <m:t>+</m:t>
+            </m:r>
+          </m:sup>
+        </m:sSup>
+        <m:r>
+          <m:rPr>
+            <m:sty m:val="p"/>
+          </m:rPr>
+          <m:t>=</m:t>
+        </m:r>
+        <m:r>
+          <m:rPr>
+            <m:sty m:val="p"/>
+          </m:rPr>
+          <m:t>max</m:t>
+        </m:r>
+        <m:r>
+          <m:rPr>
+            <m:sty m:val="p"/>
+          </m:rPr>
+          <m:t>(</m:t>
+        </m:r>
+        <m:r>
+          <m:t>z</m:t>
+        </m:r>
+        <m:r>
+          <m:rPr>
+            <m:sty m:val="p"/>
+          </m:rPr>
+          <m:t>,</m:t>
+        </m:r>
+        <m:r>
+          <m:t> </m:t>
+        </m:r>
+        <m:r>
+          <m:t>0</m:t>
+        </m:r>
+        <m:r>
+          <m:rPr>
+            <m:sty m:val="p"/>
+          </m:rPr>
+          <m:t>)</m:t>
+        </m:r>
+      </m:oMath>
+      <w:r>
+        <w:rPr>
+          <w:rFonts w:eastAsia="宋体" w:ascii="Times New Roman" w:hAnsi="Times New Roman"/>
+        </w:rPr>
+        <w:t xml:space="preserve"> </w:t>
+      </w:r>
+      <w:r>
+        <w:rPr>
+          <w:rFonts w:hint="eastAsia" w:eastAsia="宋体" w:ascii="Times New Roman" w:hAnsi="Times New Roman"/>
+        </w:rPr>
+        <w:t xml:space="preserve">为正部算子，用以表达”仅当超出阈值时才产生惩罚”的语义。其约束条件为：</w:t>
+      </w:r>
+    </w:p>
+    <w:p>
+      <w:pPr>
+        <w:pStyle w:val="BodyText"/>
+      </w:pPr>
+      <m:oMathPara>
+        <m:oMathParaPr>
+          <m:jc m:val="center"/>
+        </m:oMathParaPr>
+        <m:oMath>
+          <m:m>
+            <m:mPr>
+              <m:baseJc m:val="center"/>
+              <m:plcHide m:val="on"/>
+              <m:mcs>
+                <m:mc>
+                  <m:mcPr>
+                    <m:mcJc m:val="left"/>
+                    <m:count m:val="1"/>
+                  </m:mcPr>
+                </m:mc>
+                <m:mc>
+                  <m:mcPr>
+                    <m:mcJc m:val="left"/>
+                    <m:count m:val="1"/>
+                  </m:mcPr>
+                </m:mc>
+                <m:mc>
+                  <m:mcPr>
+                    <m:mcJc m:val="left"/>
+                    <m:count m:val="1"/>
+                  </m:mcPr>
+                </m:mc>
+              </m:mcs>
+            </m:mPr>
+            <m:mr>
+              <m:e>
+                <m:r>
+                  <m:rPr>
+                    <m:nor/>
+                    <m:sty m:val="p"/>
+                  </m:rPr>
+                  <m:t>s.t.</m:t>
+                </m:r>
+              </m:e>
+              <m:e>
+                <m:nary>
+                  <m:naryPr>
+                    <m:chr m:val="∑"/>
+                    <m:limLoc m:val="undOvr"/>
+                    <m:subHide m:val="off"/>
+                    <m:supHide m:val="off"/>
+                  </m:naryPr>
+                  <m:sub>
+                    <m:r>
+                      <m:t>k</m:t>
+                    </m:r>
+                    <m:r>
+                      <m:rPr>
+                        <m:sty m:val="p"/>
+                      </m:rPr>
+                      <m:t>=</m:t>
+                    </m:r>
+                    <m:r>
+                      <m:t>1</m:t>
+                    </m:r>
+                  </m:sub>
+                  <m:sup>
+                    <m:r>
+                      <m:t>K</m:t>
+                    </m:r>
+                  </m:sup>
+                  <m:e>
+                    <m:sSub>
+                      <m:e>
+                        <m:r>
+                          <m:t>x</m:t>
+                        </m:r>
+                      </m:e>
+                      <m:sub>
+                        <m:r>
+                          <m:t>i</m:t>
+                        </m:r>
+                        <m:r>
+                          <m:t>k</m:t>
+                        </m:r>
+                      </m:sub>
+                    </m:sSub>
+                  </m:e>
+                </m:nary>
+                <m:r>
+                  <m:rPr>
+                    <m:sty m:val="p"/>
+                  </m:rPr>
+                  <m:t>=</m:t>
+                </m:r>
+                <m:r>
+                  <m:t>1</m:t>
+                </m:r>
+                <m:r>
+                  <m:rPr>
+                    <m:sty m:val="p"/>
+                  </m:rPr>
+                  <m:t>,</m:t>
+                </m:r>
+              </m:e>
+              <m:e>
+                <m:r>
+                  <m:t>i</m:t>
+                </m:r>
+                <m:r>
+                  <m:rPr>
+                    <m:sty m:val="p"/>
+                  </m:rPr>
+                  <m:t>=</m:t>
+                </m:r>
+                <m:r>
+                  <m:t>1</m:t>
+                </m:r>
+                <m:r>
+                  <m:rPr>
+                    <m:sty m:val="p"/>
+                  </m:rPr>
+                  <m:t>,</m:t>
+                </m:r>
+                <m:r>
+                  <m:rPr>
+                    <m:sty m:val="p"/>
+                  </m:rPr>
+                  <m:t>…</m:t>
+                </m:r>
+                <m:r>
+                  <m:rPr>
+                    <m:sty m:val="p"/>
+                  </m:rPr>
+                  <m:t>,</m:t>
+                </m:r>
+                <m:r>
+                  <m:t>N</m:t>
+                </m:r>
+              </m:e>
+            </m:mr>
+            <m:mr>
+              <m:e/>
+              <m:e>
+                <m:nary>
+                  <m:naryPr>
+                    <m:chr m:val="∑"/>
+                    <m:limLoc m:val="undOvr"/>
+                    <m:subHide m:val="off"/>
+                    <m:supHide m:val="off"/>
+                  </m:naryPr>
+                  <m:sub>
+                    <m:r>
+                      <m:t>i</m:t>
+                    </m:r>
+                    <m:r>
+                      <m:rPr>
+                        <m:sty m:val="p"/>
+                      </m:rPr>
+                      <m:t>=</m:t>
+                    </m:r>
+                    <m:r>
+                      <m:t>1</m:t>
+                    </m:r>
+                  </m:sub>
+                  <m:sup>
+                    <m:r>
+                      <m:t>N</m:t>
+                    </m:r>
+                  </m:sup>
+                  <m:e>
+                    <m:sSub>
+                      <m:e>
+                        <m:r>
+                          <m:t>x</m:t>
+                        </m:r>
+                      </m:e>
+                      <m:sub>
+                        <m:r>
+                          <m:t>i</m:t>
+                        </m:r>
+                        <m:r>
+                          <m:t>k</m:t>
+                        </m:r>
+                      </m:sub>
+                    </m:sSub>
+                  </m:e>
+                </m:nary>
+                <m:r>
+                  <m:rPr>
+                    <m:sty m:val="p"/>
+                  </m:rPr>
+                  <m:t>≥</m:t>
+                </m:r>
+                <m:r>
+                  <m:t>1</m:t>
+                </m:r>
+                <m:r>
+                  <m:rPr>
+                    <m:sty m:val="p"/>
+                  </m:rPr>
+                  <m:t>,</m:t>
+                </m:r>
+              </m:e>
+              <m:e>
+                <m:r>
+                  <m:t>k</m:t>
+                </m:r>
+                <m:r>
+                  <m:rPr>
+                    <m:sty m:val="p"/>
+                  </m:rPr>
+                  <m:t>=</m:t>
+                </m:r>
+                <m:r>
+                  <m:t>1</m:t>
+                </m:r>
+                <m:r>
+                  <m:rPr>
+                    <m:sty m:val="p"/>
+                  </m:rPr>
+                  <m:t>,</m:t>
+                </m:r>
+                <m:r>
+                  <m:rPr>
+                    <m:sty m:val="p"/>
+                  </m:rPr>
+                  <m:t>…</m:t>
+                </m:r>
+                <m:r>
+                  <m:rPr>
+                    <m:sty m:val="p"/>
+                  </m:rPr>
+                  <m:t>,</m:t>
+                </m:r>
+                <m:r>
+                  <m:t>K</m:t>
+                </m:r>
+              </m:e>
+            </m:mr>
+            <m:mr>
+              <m:e/>
+              <m:e>
+                <m:sSub>
+                  <m:e>
+                    <m:r>
+                      <m:t>x</m:t>
+                    </m:r>
+                  </m:e>
+                  <m:sub>
+                    <m:r>
+                      <m:t>i</m:t>
+                    </m:r>
+                    <m:r>
+                      <m:t>k</m:t>
+                    </m:r>
+                  </m:sub>
+                </m:sSub>
+                <m:r>
+                  <m:rPr>
+                    <m:sty m:val="p"/>
+                  </m:rPr>
+                  <m:t>+</m:t>
+                </m:r>
+                <m:sSub>
+                  <m:e>
+                    <m:r>
+                      <m:t>x</m:t>
+                    </m:r>
+                  </m:e>
+                  <m:sub>
+                    <m:r>
+                      <m:t>j</m:t>
+                    </m:r>
+                    <m:r>
+                      <m:t>k</m:t>
+                    </m:r>
+                  </m:sub>
+                </m:sSub>
+                <m:r>
+                  <m:rPr>
+                    <m:sty m:val="p"/>
+                  </m:rPr>
+                  <m:t>≤</m:t>
+                </m:r>
+                <m:r>
+                  <m:t>1</m:t>
+                </m:r>
+                <m:r>
+                  <m:rPr>
+                    <m:sty m:val="p"/>
+                  </m:rPr>
+                  <m:t>,</m:t>
+                </m:r>
+              </m:e>
+              <m:e>
+                <m:r>
+                  <m:rPr>
+                    <m:sty m:val="p"/>
+                  </m:rPr>
+                  <m:t>∀</m:t>
+                </m:r>
+                <m:r>
+                  <m:t> </m:t>
+                </m:r>
+                <m:r>
+                  <m:rPr>
+                    <m:sty m:val="p"/>
+                  </m:rPr>
+                  <m:t>(</m:t>
+                </m:r>
+                <m:r>
+                  <m:t>i</m:t>
+                </m:r>
+                <m:r>
+                  <m:rPr>
+                    <m:sty m:val="p"/>
+                  </m:rPr>
+                  <m:t>,</m:t>
+                </m:r>
+                <m:r>
+                  <m:t>j</m:t>
+                </m:r>
+                <m:r>
+                  <m:rPr>
+                    <m:sty m:val="p"/>
+                  </m:rPr>
+                  <m:t>)</m:t>
+                </m:r>
+                <m:r>
+                  <m:rPr>
+                    <m:sty m:val="p"/>
+                  </m:rPr>
+                  <m:t>∈</m:t>
+                </m:r>
+                <m:r>
+                  <m:t>S</m:t>
+                </m:r>
+                <m:r>
+                  <m:rPr>
+                    <m:sty m:val="p"/>
+                  </m:rPr>
+                  <m:t>,</m:t>
+                </m:r>
+                <m:r>
+                  <m:t> </m:t>
+                </m:r>
+                <m:r>
+                  <m:t> </m:t>
+                </m:r>
+                <m:r>
+                  <m:t>k</m:t>
+                </m:r>
+                <m:r>
+                  <m:rPr>
+                    <m:sty m:val="p"/>
+                  </m:rPr>
+                  <m:t>=</m:t>
+                </m:r>
+                <m:r>
+                  <m:t>1</m:t>
+                </m:r>
+                <m:r>
+                  <m:rPr>
+                    <m:sty m:val="p"/>
+                  </m:rPr>
+                  <m:t>,</m:t>
+                </m:r>
+                <m:r>
+                  <m:rPr>
+                    <m:sty m:val="p"/>
+                  </m:rPr>
+                  <m:t>…</m:t>
+                </m:r>
+                <m:r>
+                  <m:rPr>
+                    <m:sty m:val="p"/>
+                  </m:rPr>
+                  <m:t>,</m:t>
+                </m:r>
+                <m:r>
+                  <m:t>K</m:t>
+                </m:r>
+              </m:e>
+            </m:mr>
+            <m:mr>
+              <m:e/>
+              <m:e>
+                <m:sSub>
+                  <m:e>
+                    <m:r>
+                      <m:t>x</m:t>
+                    </m:r>
+                  </m:e>
+                  <m:sub>
+                    <m:r>
+                      <m:t>i</m:t>
+                    </m:r>
+                    <m:r>
+                      <m:t>k</m:t>
+                    </m:r>
+                  </m:sub>
+                </m:sSub>
+                <m:r>
+                  <m:rPr>
+                    <m:sty m:val="p"/>
+                  </m:rPr>
+                  <m:t>∈</m:t>
+                </m:r>
+                <m:r>
+                  <m:rPr>
+                    <m:sty m:val="p"/>
+                  </m:rPr>
+                  <m:t>{</m:t>
+                </m:r>
+                <m:r>
+                  <m:t>0</m:t>
+                </m:r>
+                <m:r>
+                  <m:rPr>
+                    <m:sty m:val="p"/>
+                  </m:rPr>
+                  <m:t>,</m:t>
+                </m:r>
+                <m:r>
+                  <m:t>1</m:t>
+                </m:r>
+                <m:r>
+                  <m:rPr>
+                    <m:sty m:val="p"/>
+                  </m:rPr>
+                  <m:t>}</m:t>
+                </m:r>
+                <m:r>
+                  <m:rPr>
+                    <m:sty m:val="p"/>
+                  </m:rPr>
+                  <m:t>,</m:t>
+                </m:r>
+              </m:e>
+              <m:e>
+                <m:r>
+                  <m:t>i</m:t>
+                </m:r>
+                <m:r>
+                  <m:rPr>
+                    <m:sty m:val="p"/>
+                  </m:rPr>
+                  <m:t>=</m:t>
+                </m:r>
+                <m:r>
+                  <m:t>1</m:t>
+                </m:r>
+                <m:r>
+                  <m:rPr>
+                    <m:sty m:val="p"/>
+                  </m:rPr>
+                  <m:t>,</m:t>
+                </m:r>
+                <m:r>
+                  <m:rPr>
+                    <m:sty m:val="p"/>
+                  </m:rPr>
+                  <m:t>…</m:t>
+                </m:r>
+                <m:r>
+                  <m:rPr>
+                    <m:sty m:val="p"/>
+                  </m:rPr>
+                  <m:t>,</m:t>
+                </m:r>
+                <m:r>
+                  <m:t>N</m:t>
+                </m:r>
+                <m:r>
+                  <m:rPr>
+                    <m:sty m:val="p"/>
+                  </m:rPr>
+                  <m:t>;</m:t>
+                </m:r>
+                <m:r>
+                  <m:t> </m:t>
+                </m:r>
+                <m:r>
+                  <m:t>k</m:t>
+                </m:r>
+                <m:r>
+                  <m:rPr>
+                    <m:sty m:val="p"/>
+                  </m:rPr>
+                  <m:t>=</m:t>
+                </m:r>
+                <m:r>
+                  <m:t>1</m:t>
+                </m:r>
+                <m:r>
+                  <m:rPr>
+                    <m:sty m:val="p"/>
+                  </m:rPr>
+                  <m:t>,</m:t>
+                </m:r>
+                <m:r>
+                  <m:rPr>
+                    <m:sty m:val="p"/>
+                  </m:rPr>
+                  <m:t>…</m:t>
+                </m:r>
+                <m:r>
+                  <m:rPr>
+                    <m:sty m:val="p"/>
+                  </m:rPr>
+                  <m:t>,</m:t>
+                </m:r>
+                <m:r>
+                  <m:t>K</m:t>
+                </m:r>
+              </m:e>
+            </m:mr>
+          </m:m>
+          <m:r>
+            <m:t>  </m:t>
+          </m:r>
+          <m:r>
+            <m:rPr>
+              <m:nor/>
+              <m:sty m:val="p"/>
+            </m:rPr>
+            <m:t>(4-11)</m:t>
+          </m:r>
+        </m:oMath>
+      </m:oMathPara>
+    </w:p>
+    <w:p>
+      <w:pPr>
+        <w:pStyle w:val="FirstParagraph"/>
+      </w:pPr>
+      <w:r>
+        <w:rPr>
+          <w:rFonts w:hint="eastAsia" w:eastAsia="宋体" w:ascii="Times New Roman" w:hAnsi="Times New Roman"/>
+        </w:rPr>
+        <w:t xml:space="preserve">公式</w:t>
+      </w:r>
+      <w:r>
+        <w:rPr>
+          <w:rFonts w:eastAsia="宋体" w:ascii="Times New Roman" w:hAnsi="Times New Roman"/>
+        </w:rPr>
+        <w:t xml:space="preserve"> 4-10 </w:t>
+      </w:r>
+      <w:r>
+        <w:rPr>
+          <w:rFonts w:hint="eastAsia" w:eastAsia="宋体" w:ascii="Times New Roman" w:hAnsi="Times New Roman"/>
+        </w:rPr>
+        <w:t xml:space="preserve">方括号内的五项依次对应</w:t>
+      </w:r>
+      <w:r>
+        <w:rPr>
+          <w:rFonts w:eastAsia="宋体" w:ascii="Times New Roman" w:hAnsi="Times New Roman"/>
+        </w:rPr>
+        <w:t xml:space="preserve"> Index </w:t>
+      </w:r>
+      <w:r>
+        <w:rPr>
+          <w:rFonts w:hint="eastAsia" w:eastAsia="宋体" w:ascii="Times New Roman" w:hAnsi="Times New Roman"/>
+        </w:rPr>
+        <w:t xml:space="preserve">偏差、容量偏差、城市分散度、区县集中度与地理跨度五类软约束，与表</w:t>
+      </w:r>
+      <w:r>
+        <w:rPr>
+          <w:rFonts w:eastAsia="宋体" w:ascii="Times New Roman" w:hAnsi="Times New Roman"/>
+        </w:rPr>
+        <w:t xml:space="preserve"> 4-4 </w:t>
+      </w:r>
+      <w:r>
+        <w:rPr>
+          <w:rFonts w:hint="eastAsia" w:eastAsia="宋体" w:ascii="Times New Roman" w:hAnsi="Times New Roman"/>
+        </w:rPr>
+        <w:t xml:space="preserve">逐行对应；公式</w:t>
+      </w:r>
+      <w:r>
+        <w:rPr>
+          <w:rFonts w:eastAsia="宋体" w:ascii="Times New Roman" w:hAnsi="Times New Roman"/>
+        </w:rPr>
+        <w:t xml:space="preserve"> 4-11 </w:t>
+      </w:r>
+      <w:r>
+        <w:rPr>
+          <w:rFonts w:hint="eastAsia" w:eastAsia="宋体" w:ascii="Times New Roman" w:hAnsi="Times New Roman"/>
+        </w:rPr>
+        <w:t xml:space="preserve">的四组约束依次为指派唯一性（每家医院恰好归属一个辖区）、非空辖区、拆分分散（同源虚拟份额不得落入同一辖区，</w:t>
+      </w:r>
+      <m:oMath>
+        <m:r>
+          <m:t>S</m:t>
+        </m:r>
+      </m:oMath>
+      <w:r>
+        <w:rPr>
+          <w:rFonts w:eastAsia="宋体" w:ascii="Times New Roman" w:hAnsi="Times New Roman"/>
+        </w:rPr>
+        <w:t xml:space="preserve"> </w:t>
+      </w:r>
+      <w:r>
+        <w:rPr>
+          <w:rFonts w:hint="eastAsia" w:eastAsia="宋体" w:ascii="Times New Roman" w:hAnsi="Times New Roman"/>
+        </w:rPr>
+        <w:t xml:space="preserve">为同源份额对的集合）与变量取值范围，与表</w:t>
+      </w:r>
+      <w:r>
+        <w:rPr>
+          <w:rFonts w:eastAsia="宋体" w:ascii="Times New Roman" w:hAnsi="Times New Roman"/>
+        </w:rPr>
+        <w:t xml:space="preserve"> 4-3 </w:t>
+      </w:r>
+      <w:r>
+        <w:rPr>
+          <w:rFonts w:hint="eastAsia" w:eastAsia="宋体" w:ascii="Times New Roman" w:hAnsi="Times New Roman"/>
+        </w:rPr>
+        <w:t xml:space="preserve">的硬约束部分对应。需要再次强调的是，</w:t>
+      </w:r>
+      <m:oMath>
+        <m:r>
+          <m:t>Z</m:t>
+        </m:r>
+        <m:r>
+          <m:rPr>
+            <m:sty m:val="p"/>
+          </m:rPr>
+          <m:t>(</m:t>
+        </m:r>
+        <m:r>
+          <m:rPr>
+            <m:sty m:val="bi"/>
+          </m:rPr>
+          <m:t>x</m:t>
+        </m:r>
+        <m:r>
+          <m:rPr>
+            <m:sty m:val="p"/>
+          </m:rPr>
+          <m:t>)</m:t>
+        </m:r>
+      </m:oMath>
+      <w:r>
+        <w:rPr>
+          <w:rFonts w:eastAsia="宋体" w:ascii="Times New Roman" w:hAnsi="Times New Roman"/>
+        </w:rPr>
+        <w:t xml:space="preserve"> </w:t>
+      </w:r>
+      <w:r>
+        <w:rPr>
+          <w:rFonts w:hint="eastAsia" w:eastAsia="宋体" w:ascii="Times New Roman" w:hAnsi="Times New Roman"/>
+        </w:rPr>
+        <w:t xml:space="preserve">中不含任何与历史分配相关的项，历史延续性由第二阶段的</w:t>
+      </w:r>
+      <w:r>
+        <w:rPr>
+          <w:rFonts w:eastAsia="宋体" w:ascii="Times New Roman" w:hAnsi="Times New Roman"/>
+        </w:rPr>
+        <w:t xml:space="preserve"> Hungarian </w:t>
+      </w:r>
+      <w:r>
+        <w:rPr>
+          <w:rFonts w:hint="eastAsia" w:eastAsia="宋体" w:ascii="Times New Roman" w:hAnsi="Times New Roman"/>
+        </w:rPr>
+        <w:t xml:space="preserve">匹配独立处理（4.5.3</w:t>
+      </w:r>
+      <w:r>
+        <w:rPr>
+          <w:rFonts w:eastAsia="宋体" w:ascii="Times New Roman" w:hAnsi="Times New Roman"/>
+        </w:rPr>
+        <w:t xml:space="preserve"> </w:t>
+      </w:r>
+      <w:r>
+        <w:rPr>
+          <w:rFonts w:hint="eastAsia" w:eastAsia="宋体" w:ascii="Times New Roman" w:hAnsi="Times New Roman"/>
+        </w:rPr>
+        <w:t xml:space="preserve">节）。</w:t>
+      </w:r>
+    </w:p>
+    <w:p>
+      <w:pPr>
+        <w:pStyle w:val="BodyText"/>
+      </w:pPr>
+      <w:r>
+        <w:rPr>
+          <w:rFonts w:hint="eastAsia" w:eastAsia="宋体" w:ascii="Times New Roman" w:hAnsi="Times New Roman"/>
+        </w:rPr>
+        <w:t xml:space="preserve">模型</w:t>
+      </w:r>
+      <w:r>
+        <w:rPr>
+          <w:rFonts w:eastAsia="宋体" w:ascii="Times New Roman" w:hAnsi="Times New Roman"/>
+        </w:rPr>
+        <w:t xml:space="preserve"> (P) </w:t>
+      </w:r>
+      <w:r>
+        <w:rPr>
+          <w:rFonts w:hint="eastAsia" w:eastAsia="宋体" w:ascii="Times New Roman" w:hAnsi="Times New Roman"/>
+        </w:rPr>
+        <w:t xml:space="preserve">在形式上是一个</w:t>
+      </w:r>
+      <w:r>
+        <w:rPr>
+          <w:rFonts w:eastAsia="宋体" w:ascii="Times New Roman" w:hAnsi="Times New Roman"/>
+        </w:rPr>
+        <w:t xml:space="preserve"> </w:t>
+      </w:r>
+      <w:r>
+        <w:rPr>
+          <w:rFonts w:eastAsia="宋体" w:ascii="Times New Roman" w:hAnsi="Times New Roman"/>
+          <w:b/>
+          <w:bCs/>
+        </w:rPr>
+        <w:t xml:space="preserve">0-1 </w:t>
+      </w:r>
+      <w:r>
+        <w:rPr>
+          <w:rFonts w:hint="eastAsia" w:eastAsia="宋体" w:ascii="Times New Roman" w:hAnsi="Times New Roman"/>
+          <w:b/>
+          <w:bCs/>
+        </w:rPr>
+        <w:t xml:space="preserve">非线性规划</w:t>
+      </w:r>
+      <w:r>
+        <w:rPr>
+          <w:rFonts w:hint="eastAsia" w:eastAsia="宋体" w:ascii="Times New Roman" w:hAnsi="Times New Roman"/>
+        </w:rPr>
+        <w:t xml:space="preserve">而非整数线性规划：目标函数中</w:t>
+      </w:r>
+      <w:r>
+        <w:rPr>
+          <w:rFonts w:eastAsia="宋体" w:ascii="Times New Roman" w:hAnsi="Times New Roman"/>
+        </w:rPr>
+        <w:t xml:space="preserve"> Index </w:t>
+      </w:r>
+      <w:r>
+        <w:rPr>
+          <w:rFonts w:hint="eastAsia" w:eastAsia="宋体" w:ascii="Times New Roman" w:hAnsi="Times New Roman"/>
+        </w:rPr>
+        <w:t xml:space="preserve">偏差项含二次形式与取大运算，</w:t>
+      </w:r>
+      <m:oMath>
+        <m:sSub>
+          <m:e>
+            <m:r>
+              <m:t>c</m:t>
+            </m:r>
+          </m:e>
+          <m:sub>
+            <m:r>
+              <m:t>k</m:t>
+            </m:r>
+          </m:sub>
+        </m:sSub>
+      </m:oMath>
+      <w:r>
+        <w:rPr>
+          <w:rFonts w:eastAsia="宋体" w:ascii="Times New Roman" w:hAnsi="Times New Roman"/>
+        </w:rPr>
+        <w:t xml:space="preserve">、</w:t>
+      </w:r>
+      <m:oMath>
+        <m:sSub>
+          <m:e>
+            <m:r>
+              <m:t>r</m:t>
+            </m:r>
+          </m:e>
+          <m:sub>
+            <m:r>
+              <m:t>k</m:t>
+            </m:r>
+          </m:sub>
+        </m:sSub>
+      </m:oMath>
+      <w:r>
+        <w:rPr>
+          <w:rFonts w:eastAsia="宋体" w:ascii="Times New Roman" w:hAnsi="Times New Roman"/>
+        </w:rPr>
+        <w:t xml:space="preserve"> </w:t>
+      </w:r>
+      <w:r>
+        <w:rPr>
+          <w:rFonts w:hint="eastAsia" w:eastAsia="宋体" w:ascii="Times New Roman" w:hAnsi="Times New Roman"/>
+        </w:rPr>
+        <w:t xml:space="preserve">是</w:t>
+      </w:r>
+      <w:r>
+        <w:rPr>
+          <w:rFonts w:eastAsia="宋体" w:ascii="Times New Roman" w:hAnsi="Times New Roman"/>
+        </w:rPr>
+        <w:t xml:space="preserve"> </w:t>
+      </w:r>
+      <m:oMath>
+        <m:r>
+          <m:rPr>
+            <m:sty m:val="bi"/>
+          </m:rPr>
+          <m:t>x</m:t>
+        </m:r>
+      </m:oMath>
+      <w:r>
+        <w:rPr>
+          <w:rFonts w:eastAsia="宋体" w:ascii="Times New Roman" w:hAnsi="Times New Roman"/>
+        </w:rPr>
+        <w:t xml:space="preserve"> </w:t>
+      </w:r>
+      <w:r>
+        <w:rPr>
+          <w:rFonts w:hint="eastAsia" w:eastAsia="宋体" w:ascii="Times New Roman" w:hAnsi="Times New Roman"/>
+        </w:rPr>
+        <w:t xml:space="preserve">的去重计数（不可直接线性表达），</w:t>
+      </w:r>
+      <m:oMath>
+        <m:sSub>
+          <m:e>
+            <m:r>
+              <m:t>d</m:t>
+            </m:r>
+          </m:e>
+          <m:sub>
+            <m:r>
+              <m:rPr>
+                <m:sty m:val="p"/>
+              </m:rPr>
+              <m:t>max</m:t>
+            </m:r>
+            <m:r>
+              <m:rPr>
+                <m:sty m:val="p"/>
+              </m:rPr>
+              <m:t>,</m:t>
+            </m:r>
+            <m:r>
+              <m:t>k</m:t>
+            </m:r>
+          </m:sub>
+        </m:sSub>
+      </m:oMath>
+      <w:r>
+        <w:rPr>
+          <w:rFonts w:eastAsia="宋体" w:ascii="Times New Roman" w:hAnsi="Times New Roman"/>
+        </w:rPr>
+        <w:t xml:space="preserve"> </w:t>
+      </w:r>
+      <w:r>
+        <w:rPr>
+          <w:rFonts w:hint="eastAsia" w:eastAsia="宋体" w:ascii="Times New Roman" w:hAnsi="Times New Roman"/>
+        </w:rPr>
+        <w:t xml:space="preserve">更依赖于由</w:t>
+      </w:r>
+      <w:r>
+        <w:rPr>
+          <w:rFonts w:eastAsia="宋体" w:ascii="Times New Roman" w:hAnsi="Times New Roman"/>
+        </w:rPr>
+        <w:t xml:space="preserve"> </w:t>
+      </w:r>
+      <m:oMath>
+        <m:r>
+          <m:rPr>
+            <m:sty m:val="bi"/>
+          </m:rPr>
+          <m:t>x</m:t>
+        </m:r>
+      </m:oMath>
+      <w:r>
+        <w:rPr>
+          <w:rFonts w:eastAsia="宋体" w:ascii="Times New Roman" w:hAnsi="Times New Roman"/>
+        </w:rPr>
+        <w:t xml:space="preserve"> </w:t>
+      </w:r>
+      <w:r>
+        <w:rPr>
+          <w:rFonts w:hint="eastAsia" w:eastAsia="宋体" w:ascii="Times New Roman" w:hAnsi="Times New Roman"/>
+        </w:rPr>
+        <w:t xml:space="preserve">决定的辖区质心位置——质心随分配方案变化，使该项成为</w:t>
+      </w:r>
+      <w:r>
+        <w:rPr>
+          <w:rFonts w:eastAsia="宋体" w:ascii="Times New Roman" w:hAnsi="Times New Roman"/>
+        </w:rPr>
+        <w:t xml:space="preserve"> </w:t>
+      </w:r>
+      <m:oMath>
+        <m:r>
+          <m:rPr>
+            <m:sty m:val="bi"/>
+          </m:rPr>
+          <m:t>x</m:t>
+        </m:r>
+      </m:oMath>
+      <w:r>
+        <w:rPr>
+          <w:rFonts w:eastAsia="宋体" w:ascii="Times New Roman" w:hAnsi="Times New Roman"/>
+        </w:rPr>
+        <w:t xml:space="preserve"> </w:t>
+      </w:r>
+      <w:r>
+        <w:rPr>
+          <w:rFonts w:hint="eastAsia" w:eastAsia="宋体" w:ascii="Times New Roman" w:hAnsi="Times New Roman"/>
+        </w:rPr>
+        <w:t xml:space="preserve">的隐函数。辖区划分问题本身在仅含均衡性与连通性要求时已被证明是</w:t>
+      </w:r>
+      <w:r>
+        <w:rPr>
+          <w:rFonts w:eastAsia="宋体" w:ascii="Times New Roman" w:hAnsi="Times New Roman"/>
+        </w:rPr>
+        <w:t xml:space="preserve"> NP-hard </w:t>
+      </w:r>
+      <w:r>
+        <w:rPr>
+          <w:rFonts w:hint="eastAsia" w:eastAsia="宋体" w:ascii="Times New Roman" w:hAnsi="Times New Roman"/>
+        </w:rPr>
+        <w:t xml:space="preserve">的（Kalcsics</w:t>
+      </w:r>
+      <w:r>
+        <w:rPr>
+          <w:rFonts w:eastAsia="宋体" w:ascii="Times New Roman" w:hAnsi="Times New Roman"/>
+        </w:rPr>
+        <w:t xml:space="preserve"> </w:t>
+      </w:r>
+      <w:r>
+        <w:rPr>
+          <w:rFonts w:hint="eastAsia" w:eastAsia="宋体" w:ascii="Times New Roman" w:hAnsi="Times New Roman"/>
+        </w:rPr>
+        <w:t xml:space="preserve">等，2005</w:t>
+      </w:r>
+      <w:r>
+        <w:rPr>
+          <w:rFonts w:eastAsia="宋体" w:ascii="Times New Roman" w:hAnsi="Times New Roman"/>
+          <w:vertAlign w:val="superscript"/>
+        </w:rPr>
+        <w:t xml:space="preserve">[16]</w:t>
+      </w:r>
+      <w:r>
+        <w:rPr>
+          <w:rFonts w:hint="eastAsia" w:eastAsia="宋体" w:ascii="Times New Roman" w:hAnsi="Times New Roman"/>
+        </w:rPr>
+        <w:t xml:space="preserve">），(P)</w:t>
+      </w:r>
+      <w:r>
+        <w:rPr>
+          <w:rFonts w:eastAsia="宋体" w:ascii="Times New Roman" w:hAnsi="Times New Roman"/>
+        </w:rPr>
+        <w:t xml:space="preserve"> </w:t>
+      </w:r>
+      <w:r>
+        <w:rPr>
+          <w:rFonts w:hint="eastAsia" w:eastAsia="宋体" w:ascii="Times New Roman" w:hAnsi="Times New Roman"/>
+        </w:rPr>
+        <w:t xml:space="preserve">在此基础上叠加了上述非线性结构，精确求解在实际规模下不具可行性。这正是本研究转向启发式求解的根本原因，具体算法设计见</w:t>
+      </w:r>
+      <w:r>
+        <w:rPr>
+          <w:rFonts w:eastAsia="宋体" w:ascii="Times New Roman" w:hAnsi="Times New Roman"/>
+        </w:rPr>
+        <w:t xml:space="preserve"> 4.5 </w:t>
+      </w:r>
+      <w:r>
+        <w:rPr>
+          <w:rFonts w:hint="eastAsia" w:eastAsia="宋体" w:ascii="Times New Roman" w:hAnsi="Times New Roman"/>
+        </w:rPr>
+        <w:t xml:space="preserve">节。</w:t>
+      </w:r>
+    </w:p>
+    <w:p>
+      <w:pPr>
+        <w:pStyle w:val="BodyText"/>
+      </w:pPr>
+      <w:r>
+        <w:rPr>
+          <w:rFonts w:hint="eastAsia" w:eastAsia="宋体" w:ascii="Times New Roman" w:hAnsi="Times New Roman"/>
+          <w:b/>
+          <w:bCs/>
+        </w:rPr>
+        <w:t xml:space="preserve">问题规模。</w:t>
+      </w:r>
+      <w:r>
+        <w:rPr>
+          <w:rFonts w:eastAsia="宋体" w:ascii="Times New Roman" w:hAnsi="Times New Roman"/>
+        </w:rPr>
+        <w:t xml:space="preserve"> </w:t>
+      </w:r>
+      <w:r>
+        <w:rPr>
+          <w:rFonts w:hint="eastAsia" w:eastAsia="宋体" w:ascii="Times New Roman" w:hAnsi="Times New Roman"/>
+        </w:rPr>
+        <w:t xml:space="preserve">模型</w:t>
+      </w:r>
+      <w:r>
+        <w:rPr>
+          <w:rFonts w:eastAsia="宋体" w:ascii="Times New Roman" w:hAnsi="Times New Roman"/>
+        </w:rPr>
+        <w:t xml:space="preserve"> (P) </w:t>
+      </w:r>
+      <w:r>
+        <w:rPr>
+          <w:rFonts w:hint="eastAsia" w:eastAsia="宋体" w:ascii="Times New Roman" w:hAnsi="Times New Roman"/>
+        </w:rPr>
+        <w:t xml:space="preserve">的决策变量数为</w:t>
+      </w:r>
+      <w:r>
+        <w:rPr>
+          <w:rFonts w:eastAsia="宋体" w:ascii="Times New Roman" w:hAnsi="Times New Roman"/>
+        </w:rPr>
+        <w:t xml:space="preserve"> </w:t>
+      </w:r>
+      <m:oMath>
+        <m:r>
+          <m:t>N</m:t>
+        </m:r>
+        <m:r>
+          <m:rPr>
+            <m:sty m:val="p"/>
+          </m:rPr>
+          <m:t>×</m:t>
+        </m:r>
+        <m:r>
+          <m:t>K</m:t>
+        </m:r>
+      </m:oMath>
+      <w:r>
+        <w:rPr>
+          <w:rFonts w:hint="eastAsia" w:eastAsia="宋体" w:ascii="Times New Roman" w:hAnsi="Times New Roman"/>
+        </w:rPr>
+        <w:t xml:space="preserve">，约束数为</w:t>
+      </w:r>
+      <w:r>
+        <w:rPr>
+          <w:rFonts w:eastAsia="宋体" w:ascii="Times New Roman" w:hAnsi="Times New Roman"/>
+        </w:rPr>
+        <w:t xml:space="preserve"> </w:t>
+      </w:r>
+      <m:oMath>
+        <m:r>
+          <m:t>N</m:t>
+        </m:r>
+        <m:r>
+          <m:rPr>
+            <m:sty m:val="p"/>
+          </m:rPr>
+          <m:t>+</m:t>
+        </m:r>
+        <m:r>
+          <m:t>K</m:t>
+        </m:r>
+        <m:r>
+          <m:rPr>
+            <m:sty m:val="p"/>
+          </m:rPr>
+          <m:t>+</m:t>
+        </m:r>
+        <m:r>
+          <m:rPr>
+            <m:sty m:val="p"/>
+          </m:rPr>
+          <m:t>|</m:t>
+        </m:r>
+        <m:r>
+          <m:t>S</m:t>
+        </m:r>
+        <m:r>
+          <m:rPr>
+            <m:sty m:val="p"/>
+          </m:rPr>
+          <m:t>|</m:t>
+        </m:r>
+        <m:r>
+          <m:rPr>
+            <m:sty m:val="p"/>
+          </m:rPr>
+          <m:t>×</m:t>
+        </m:r>
+        <m:r>
+          <m:t>K</m:t>
+        </m:r>
+      </m:oMath>
+      <w:r>
+        <w:rPr>
+          <w:rFonts w:hint="eastAsia" w:eastAsia="宋体" w:ascii="Times New Roman" w:hAnsi="Times New Roman"/>
+        </w:rPr>
+        <w:t xml:space="preserve">，其中</w:t>
+      </w:r>
+      <w:r>
+        <w:rPr>
+          <w:rFonts w:eastAsia="宋体" w:ascii="Times New Roman" w:hAnsi="Times New Roman"/>
+        </w:rPr>
+        <w:t xml:space="preserve"> </w:t>
+      </w:r>
+      <m:oMath>
+        <m:r>
+          <m:t>N</m:t>
+        </m:r>
+      </m:oMath>
+      <w:r>
+        <w:rPr>
+          <w:rFonts w:eastAsia="宋体" w:ascii="Times New Roman" w:hAnsi="Times New Roman"/>
+        </w:rPr>
+        <w:t xml:space="preserve"> </w:t>
+      </w:r>
+      <w:r>
+        <w:rPr>
+          <w:rFonts w:hint="eastAsia" w:eastAsia="宋体" w:ascii="Times New Roman" w:hAnsi="Times New Roman"/>
+        </w:rPr>
+        <w:t xml:space="preserve">为虚拟拆分后的分配单元数（不是原始医院数）、</w:t>
       </w:r>
       <m:oMath>
         <m:r>
@@ -19764,19 +22341,301 @@
         <w:rPr>
           <w:rFonts w:hint="eastAsia" w:eastAsia="宋体" w:ascii="Times New Roman" w:hAnsi="Times New Roman"/>
         </w:rPr>
-        <w:t xml:space="preserve">个辖区，使各辖区在</w:t>
-      </w:r>
-      <w:r>
-        <w:rPr>
-          <w:rFonts w:eastAsia="宋体" w:ascii="Times New Roman" w:hAnsi="Times New Roman"/>
-        </w:rPr>
-        <w:t xml:space="preserve"> Index </w:t>
-      </w:r>
-      <w:r>
-        <w:rPr>
-          <w:rFonts w:hint="eastAsia" w:eastAsia="宋体" w:ascii="Times New Roman" w:hAnsi="Times New Roman"/>
-        </w:rPr>
-        <w:t xml:space="preserve">均衡性、地理紧凑性、容量均衡等维度上尽可能接近最优，输出</w:t>
+        <w:t xml:space="preserve">为辖区数、</w:t>
+      </w:r>
+      <m:oMath>
+        <m:r>
+          <m:rPr>
+            <m:sty m:val="p"/>
+          </m:rPr>
+          <m:t>|</m:t>
+        </m:r>
+        <m:r>
+          <m:t>S</m:t>
+        </m:r>
+        <m:r>
+          <m:rPr>
+            <m:sty m:val="p"/>
+          </m:rPr>
+          <m:t>|</m:t>
+        </m:r>
+      </m:oMath>
+      <w:r>
+        <w:rPr>
+          <w:rFonts w:eastAsia="宋体" w:ascii="Times New Roman" w:hAnsi="Times New Roman"/>
+        </w:rPr>
+        <w:t xml:space="preserve"> </w:t>
+      </w:r>
+      <w:r>
+        <w:rPr>
+          <w:rFonts w:hint="eastAsia" w:eastAsia="宋体" w:ascii="Times New Roman" w:hAnsi="Times New Roman"/>
+        </w:rPr>
+        <w:t xml:space="preserve">为同源份额对数。以第五章的三个实证样本为例：上海</w:t>
+      </w:r>
+      <w:r>
+        <w:rPr>
+          <w:rFonts w:eastAsia="宋体" w:ascii="Times New Roman" w:hAnsi="Times New Roman"/>
+        </w:rPr>
+        <w:t xml:space="preserve"> 107 </w:t>
+      </w:r>
+      <w:r>
+        <w:rPr>
+          <w:rFonts w:hint="eastAsia" w:eastAsia="宋体" w:ascii="Times New Roman" w:hAnsi="Times New Roman"/>
+        </w:rPr>
+        <w:t xml:space="preserve">个分配单元、19</w:t>
+      </w:r>
+      <w:r>
+        <w:rPr>
+          <w:rFonts w:eastAsia="宋体" w:ascii="Times New Roman" w:hAnsi="Times New Roman"/>
+        </w:rPr>
+        <w:t xml:space="preserve"> </w:t>
+      </w:r>
+      <w:r>
+        <w:rPr>
+          <w:rFonts w:hint="eastAsia" w:eastAsia="宋体" w:ascii="Times New Roman" w:hAnsi="Times New Roman"/>
+        </w:rPr>
+        <w:t xml:space="preserve">个辖区，对应</w:t>
+      </w:r>
+      <w:r>
+        <w:rPr>
+          <w:rFonts w:eastAsia="宋体" w:ascii="Times New Roman" w:hAnsi="Times New Roman"/>
+        </w:rPr>
+        <w:t xml:space="preserve"> 2,033 </w:t>
+      </w:r>
+      <w:r>
+        <w:rPr>
+          <w:rFonts w:hint="eastAsia" w:eastAsia="宋体" w:ascii="Times New Roman" w:hAnsi="Times New Roman"/>
+        </w:rPr>
+        <w:t xml:space="preserve">个决策变量与</w:t>
+      </w:r>
+      <w:r>
+        <w:rPr>
+          <w:rFonts w:eastAsia="宋体" w:ascii="Times New Roman" w:hAnsi="Times New Roman"/>
+        </w:rPr>
+        <w:t xml:space="preserve"> 563 </w:t>
+      </w:r>
+      <w:r>
+        <w:rPr>
+          <w:rFonts w:hint="eastAsia" w:eastAsia="宋体" w:ascii="Times New Roman" w:hAnsi="Times New Roman"/>
+        </w:rPr>
+        <w:t xml:space="preserve">条约束；湖南</w:t>
+      </w:r>
+      <w:r>
+        <w:rPr>
+          <w:rFonts w:eastAsia="宋体" w:ascii="Times New Roman" w:hAnsi="Times New Roman"/>
+        </w:rPr>
+        <w:t xml:space="preserve"> 63 </w:t>
+      </w:r>
+      <w:r>
+        <w:rPr>
+          <w:rFonts w:hint="eastAsia" w:eastAsia="宋体" w:ascii="Times New Roman" w:hAnsi="Times New Roman"/>
+        </w:rPr>
+        <w:t xml:space="preserve">个单元、16</w:t>
+      </w:r>
+      <w:r>
+        <w:rPr>
+          <w:rFonts w:eastAsia="宋体" w:ascii="Times New Roman" w:hAnsi="Times New Roman"/>
+        </w:rPr>
+        <w:t xml:space="preserve"> </w:t>
+      </w:r>
+      <w:r>
+        <w:rPr>
+          <w:rFonts w:hint="eastAsia" w:eastAsia="宋体" w:ascii="Times New Roman" w:hAnsi="Times New Roman"/>
+        </w:rPr>
+        <w:t xml:space="preserve">个辖区，对应</w:t>
+      </w:r>
+      <w:r>
+        <w:rPr>
+          <w:rFonts w:eastAsia="宋体" w:ascii="Times New Roman" w:hAnsi="Times New Roman"/>
+        </w:rPr>
+        <w:t xml:space="preserve"> 1,008 </w:t>
+      </w:r>
+      <w:r>
+        <w:rPr>
+          <w:rFonts w:hint="eastAsia" w:eastAsia="宋体" w:ascii="Times New Roman" w:hAnsi="Times New Roman"/>
+        </w:rPr>
+        <w:t xml:space="preserve">个变量与</w:t>
+      </w:r>
+      <w:r>
+        <w:rPr>
+          <w:rFonts w:eastAsia="宋体" w:ascii="Times New Roman" w:hAnsi="Times New Roman"/>
+        </w:rPr>
+        <w:t xml:space="preserve"> 143 </w:t>
+      </w:r>
+      <w:r>
+        <w:rPr>
+          <w:rFonts w:hint="eastAsia" w:eastAsia="宋体" w:ascii="Times New Roman" w:hAnsi="Times New Roman"/>
+        </w:rPr>
+        <w:t xml:space="preserve">条约束；新疆</w:t>
+      </w:r>
+      <w:r>
+        <w:rPr>
+          <w:rFonts w:eastAsia="宋体" w:ascii="Times New Roman" w:hAnsi="Times New Roman"/>
+        </w:rPr>
+        <w:t xml:space="preserve"> 39 </w:t>
+      </w:r>
+      <w:r>
+        <w:rPr>
+          <w:rFonts w:hint="eastAsia" w:eastAsia="宋体" w:ascii="Times New Roman" w:hAnsi="Times New Roman"/>
+        </w:rPr>
+        <w:t xml:space="preserve">个单元、10</w:t>
+      </w:r>
+      <w:r>
+        <w:rPr>
+          <w:rFonts w:eastAsia="宋体" w:ascii="Times New Roman" w:hAnsi="Times New Roman"/>
+        </w:rPr>
+        <w:t xml:space="preserve"> </w:t>
+      </w:r>
+      <w:r>
+        <w:rPr>
+          <w:rFonts w:hint="eastAsia" w:eastAsia="宋体" w:ascii="Times New Roman" w:hAnsi="Times New Roman"/>
+        </w:rPr>
+        <w:t xml:space="preserve">个辖区，对应</w:t>
+      </w:r>
+      <w:r>
+        <w:rPr>
+          <w:rFonts w:eastAsia="宋体" w:ascii="Times New Roman" w:hAnsi="Times New Roman"/>
+        </w:rPr>
+        <w:t xml:space="preserve"> 390 </w:t>
+      </w:r>
+      <w:r>
+        <w:rPr>
+          <w:rFonts w:hint="eastAsia" w:eastAsia="宋体" w:ascii="Times New Roman" w:hAnsi="Times New Roman"/>
+        </w:rPr>
+        <w:t xml:space="preserve">个变量与</w:t>
+      </w:r>
+      <w:r>
+        <w:rPr>
+          <w:rFonts w:eastAsia="宋体" w:ascii="Times New Roman" w:hAnsi="Times New Roman"/>
+        </w:rPr>
+        <w:t xml:space="preserve"> 149 </w:t>
+      </w:r>
+      <w:r>
+        <w:rPr>
+          <w:rFonts w:hint="eastAsia" w:eastAsia="宋体" w:ascii="Times New Roman" w:hAnsi="Times New Roman"/>
+        </w:rPr>
+        <w:t xml:space="preserve">条约束。这一规模在整数规划中并不算大，但由于目标函数的非线性结构无法交由成熟的</w:t>
+      </w:r>
+      <w:r>
+        <w:rPr>
+          <w:rFonts w:eastAsia="宋体" w:ascii="Times New Roman" w:hAnsi="Times New Roman"/>
+        </w:rPr>
+        <w:t xml:space="preserve"> MILP </w:t>
+      </w:r>
+      <w:r>
+        <w:rPr>
+          <w:rFonts w:hint="eastAsia" w:eastAsia="宋体" w:ascii="Times New Roman" w:hAnsi="Times New Roman"/>
+        </w:rPr>
+        <w:t xml:space="preserve">求解器处理，实际求解难度远高于同等变量数的线性模型。各样本的求解硬件配置与实测耗时见</w:t>
+      </w:r>
+      <w:r>
+        <w:rPr>
+          <w:rFonts w:eastAsia="宋体" w:ascii="Times New Roman" w:hAnsi="Times New Roman"/>
+        </w:rPr>
+        <w:t xml:space="preserve"> 5.1.2 </w:t>
+      </w:r>
+      <w:r>
+        <w:rPr>
+          <w:rFonts w:hint="eastAsia" w:eastAsia="宋体" w:ascii="Times New Roman" w:hAnsi="Times New Roman"/>
+        </w:rPr>
+        <w:t xml:space="preserve">与</w:t>
+      </w:r>
+      <w:r>
+        <w:rPr>
+          <w:rFonts w:eastAsia="宋体" w:ascii="Times New Roman" w:hAnsi="Times New Roman"/>
+        </w:rPr>
+        <w:t xml:space="preserve"> 5.4 </w:t>
+      </w:r>
+      <w:r>
+        <w:rPr>
+          <w:rFonts w:hint="eastAsia" w:eastAsia="宋体" w:ascii="Times New Roman" w:hAnsi="Times New Roman"/>
+        </w:rPr>
+        <w:t xml:space="preserve">节。</w:t>
+      </w:r>
+    </w:p>
+    <w:bookmarkEnd w:id="107"/>
+    <w:bookmarkEnd w:id="108"/>
+    <w:bookmarkStart w:id="130" w:name="两阶段求解算法设计"/>
+    <w:p>
+      <w:pPr>
+        <w:pStyle w:val="Heading2"/>
+      </w:pPr>
+      <w:r>
+        <w:rPr>
+          <w:rFonts w:eastAsia="黑体" w:ascii="Times New Roman" w:hAnsi="Times New Roman"/>
+        </w:rPr>
+        <w:t xml:space="preserve">4.5 </w:t>
+      </w:r>
+      <w:r>
+        <w:rPr>
+          <w:rFonts w:hint="eastAsia" w:eastAsia="黑体" w:ascii="Times New Roman" w:hAnsi="Times New Roman"/>
+        </w:rPr>
+        <w:t xml:space="preserve">两阶段求解算法设计</w:t>
+      </w:r>
+    </w:p>
+    <w:bookmarkStart w:id="112" w:name="算法整体架构均衡优化历史匹配两阶段流程"/>
+    <w:p>
+      <w:pPr>
+        <w:pStyle w:val="Heading3"/>
+      </w:pPr>
+      <w:r>
+        <w:rPr>
+          <w:rFonts w:eastAsia="黑体" w:ascii="Times New Roman" w:hAnsi="Times New Roman"/>
+        </w:rPr>
+        <w:t xml:space="preserve">4.5.1 </w:t>
+      </w:r>
+      <w:r>
+        <w:rPr>
+          <w:rFonts w:hint="eastAsia" w:eastAsia="黑体" w:ascii="Times New Roman" w:hAnsi="Times New Roman"/>
+        </w:rPr>
+        <w:t xml:space="preserve">算法整体架构：</w:t>
+      </w:r>
+      <w:r>
+        <w:rPr>
+          <w:rFonts w:hint="eastAsia" w:eastAsia="黑体" w:ascii="Times New Roman" w:hAnsi="Times New Roman"/>
+        </w:rPr>
+        <w:t xml:space="preserve">“均衡优化—历史匹配”</w:t>
+      </w:r>
+      <w:r>
+        <w:rPr>
+          <w:rFonts w:hint="eastAsia" w:eastAsia="黑体" w:ascii="Times New Roman" w:hAnsi="Times New Roman"/>
+        </w:rPr>
+        <w:t xml:space="preserve">两阶段流程</w:t>
+      </w:r>
+    </w:p>
+    <w:p>
+      <w:pPr>
+        <w:pStyle w:val="FirstParagraph"/>
+      </w:pPr>
+      <w:r>
+        <w:rPr>
+          <w:rFonts w:hint="eastAsia" w:eastAsia="宋体" w:ascii="Times New Roman" w:hAnsi="Times New Roman"/>
+        </w:rPr>
+        <w:t xml:space="preserve">承接</w:t>
+      </w:r>
+      <w:r>
+        <w:rPr>
+          <w:rFonts w:eastAsia="宋体" w:ascii="Times New Roman" w:hAnsi="Times New Roman"/>
+        </w:rPr>
+        <w:t xml:space="preserve"> 4.4 </w:t>
+      </w:r>
+      <w:r>
+        <w:rPr>
+          <w:rFonts w:hint="eastAsia" w:eastAsia="宋体" w:ascii="Times New Roman" w:hAnsi="Times New Roman"/>
+        </w:rPr>
+        <w:t xml:space="preserve">节确立的解耦原则，本节给出两阶段算法的具体实现。图</w:t>
+      </w:r>
+      <w:r>
+        <w:rPr>
+          <w:rFonts w:eastAsia="宋体" w:ascii="Times New Roman" w:hAnsi="Times New Roman"/>
+        </w:rPr>
+        <w:t xml:space="preserve"> 4-1 </w:t>
+      </w:r>
+      <w:r>
+        <w:rPr>
+          <w:rFonts w:hint="eastAsia" w:eastAsia="宋体" w:ascii="Times New Roman" w:hAnsi="Times New Roman"/>
+        </w:rPr>
+        <w:t xml:space="preserve">展示了算法的整体架构：第一阶段（均衡优化）将所有医院分配到</w:t>
       </w:r>
       <w:r>
         <w:rPr>
@@ -19799,7 +22658,19 @@
         <w:rPr>
           <w:rFonts w:hint="eastAsia" w:eastAsia="宋体" w:ascii="Times New Roman" w:hAnsi="Times New Roman"/>
         </w:rPr>
-        <w:t xml:space="preserve">个”匿名簇”——每个簇包含一组医院，但簇的编号没有业务含义，与历史辖区编号无对应关系；第二阶段（历史匹配）将这</w:t>
+        <w:t xml:space="preserve">个辖区，使各辖区在</w:t>
+      </w:r>
+      <w:r>
+        <w:rPr>
+          <w:rFonts w:eastAsia="宋体" w:ascii="Times New Roman" w:hAnsi="Times New Roman"/>
+        </w:rPr>
+        <w:t xml:space="preserve"> Index </w:t>
+      </w:r>
+      <w:r>
+        <w:rPr>
+          <w:rFonts w:hint="eastAsia" w:eastAsia="宋体" w:ascii="Times New Roman" w:hAnsi="Times New Roman"/>
+        </w:rPr>
+        <w:t xml:space="preserve">均衡性、地理紧凑性、容量均衡等维度上尽可能接近最优，输出</w:t>
       </w:r>
       <w:r>
         <w:rPr>
@@ -19822,7 +22693,7 @@
         <w:rPr>
           <w:rFonts w:hint="eastAsia" w:eastAsia="宋体" w:ascii="Times New Roman" w:hAnsi="Times New Roman"/>
         </w:rPr>
-        <w:t xml:space="preserve">个匿名簇映射到</w:t>
+        <w:t xml:space="preserve">个”匿名簇”——每个簇包含一组医院，但簇的编号没有业务含义，与历史辖区编号无对应关系；第二阶段（历史匹配）将这</w:t>
       </w:r>
       <w:r>
         <w:rPr>
@@ -19845,6 +22716,29 @@
         <w:rPr>
           <w:rFonts w:hint="eastAsia" w:eastAsia="宋体" w:ascii="Times New Roman" w:hAnsi="Times New Roman"/>
         </w:rPr>
+        <w:t xml:space="preserve">个匿名簇映射到</w:t>
+      </w:r>
+      <w:r>
+        <w:rPr>
+          <w:rFonts w:eastAsia="宋体" w:ascii="Times New Roman" w:hAnsi="Times New Roman"/>
+        </w:rPr>
+        <w:t xml:space="preserve"> </w:t>
+      </w:r>
+      <m:oMath>
+        <m:r>
+          <m:t>K</m:t>
+        </m:r>
+      </m:oMath>
+      <w:r>
+        <w:rPr>
+          <w:rFonts w:eastAsia="宋体" w:ascii="Times New Roman" w:hAnsi="Times New Roman"/>
+        </w:rPr>
+        <w:t xml:space="preserve"> </w:t>
+      </w:r>
+      <w:r>
+        <w:rPr>
+          <w:rFonts w:hint="eastAsia" w:eastAsia="宋体" w:ascii="Times New Roman" w:hAnsi="Times New Roman"/>
+        </w:rPr>
         <w:t xml:space="preserve">个历史辖区编号上，使得映射后的客户保留率最大化，使用</w:t>
       </w:r>
       <w:r>
@@ -19894,18 +22788,18 @@
           <wp:inline>
             <wp:extent cx="5537200" cy="8044334"/>
             <wp:effectExtent b="0" l="0" r="0" t="0"/>
-            <wp:docPr descr="图 4-1 两阶段算法整体架构流程图" title="" id="109" name="Picture"/>
+            <wp:docPr descr="图 4-1 两阶段算法整体架构流程图" title="" id="110" name="Picture"/>
             <a:graphic>
               <a:graphicData uri="http://schemas.openxmlformats.org/drawingml/2006/picture">
                 <pic:pic>
                   <pic:nvPicPr>
-                    <pic:cNvPr descr="figures/fig4-1.png" id="110" name="Picture"/>
+                    <pic:cNvPr descr="figures/fig4-1.png" id="111" name="Picture"/>
                     <pic:cNvPicPr>
                       <a:picLocks noChangeArrowheads="1" noChangeAspect="1"/>
                     </pic:cNvPicPr>
                   </pic:nvPicPr>
                   <pic:blipFill>
-                    <a:blip r:embed="rId108"/>
+                    <a:blip r:embed="rId109"/>
                     <a:stretch>
                       <a:fillRect/>
                     </a:stretch>
@@ -20056,8 +22950,8 @@
         <w:t xml:space="preserve"> 3-10。</w:t>
       </w:r>
     </w:p>
-    <w:bookmarkEnd w:id="111"/>
-    <w:bookmarkStart w:id="121" w:name="第一阶段基于地理聚类与模拟退火的均衡优化"/>
+    <w:bookmarkEnd w:id="112"/>
+    <w:bookmarkStart w:id="122" w:name="第一阶段基于地理聚类与模拟退火的均衡优化"/>
     <w:p>
       <w:pPr>
         <w:pStyle w:val="Heading3"/>
@@ -20086,7 +22980,7 @@
         <w:t xml:space="preserve">第一阶段由两个子模块串联组成：六层地理聚类负责生成一个质量较高的初始分配方案，模拟退火在此基础上进行局部搜索优化。初始解的质量直接影响模拟退火的收敛速度和最终解的质量——一个好的初始解意味着模拟退火只需在局部进行微调，而非从一个随机解开始进行全局搜索。</w:t>
       </w:r>
     </w:p>
-    <w:bookmarkStart w:id="115" w:name="六层地理聚类初始分配"/>
+    <w:bookmarkStart w:id="116" w:name="六层地理聚类初始分配"/>
     <w:p>
       <w:pPr>
         <w:pStyle w:val="Heading4"/>
@@ -20148,18 +23042,18 @@
           <wp:inline>
             <wp:extent cx="5427903" cy="3749963"/>
             <wp:effectExtent b="0" l="0" r="0" t="0"/>
-            <wp:docPr descr="图 4-2 六层地理聚类示意图" title="" id="113" name="Picture"/>
+            <wp:docPr descr="图 4-2 六层地理聚类示意图" title="" id="114" name="Picture"/>
             <a:graphic>
               <a:graphicData uri="http://schemas.openxmlformats.org/drawingml/2006/picture">
                 <pic:pic>
                   <pic:nvPicPr>
-                    <pic:cNvPr descr="figures/fig4-2.png" id="114" name="Picture"/>
+                    <pic:cNvPr descr="figures/fig4-2.png" id="115" name="Picture"/>
                     <pic:cNvPicPr>
                       <a:picLocks noChangeArrowheads="1" noChangeAspect="1"/>
                     </pic:cNvPicPr>
                   </pic:nvPicPr>
                   <pic:blipFill>
-                    <a:blip r:embed="rId112"/>
+                    <a:blip r:embed="rId113"/>
                     <a:stretch>
                       <a:fillRect/>
                     </a:stretch>
@@ -20398,8 +23292,8 @@
         <w:t xml:space="preserve">均衡性而非地理破碎度上。</w:t>
       </w:r>
     </w:p>
-    <w:bookmarkEnd w:id="115"/>
-    <w:bookmarkStart w:id="116" w:name="邻接关系构建"/>
+    <w:bookmarkEnd w:id="116"/>
+    <w:bookmarkStart w:id="117" w:name="邻接关系构建"/>
     <w:p>
       <w:pPr>
         <w:pStyle w:val="Heading4"/>
@@ -20476,8 +23370,8 @@
         <w:t xml:space="preserve">均衡时，无法以”打散辖区地理结构”为代价。</w:t>
       </w:r>
     </w:p>
-    <w:bookmarkEnd w:id="116"/>
-    <w:bookmarkStart w:id="120" w:name="模拟退火优化"/>
+    <w:bookmarkEnd w:id="117"/>
+    <w:bookmarkStart w:id="121" w:name="模拟退火优化"/>
     <w:p>
       <w:pPr>
         <w:pStyle w:val="Heading4"/>
@@ -20588,18 +23482,18 @@
           <wp:inline>
             <wp:extent cx="5401704" cy="2553418"/>
             <wp:effectExtent b="0" l="0" r="0" t="0"/>
-            <wp:docPr descr="图 4-3 模拟退火 Move/Swap 操作示意图" title="" id="118" name="Picture"/>
+            <wp:docPr descr="图 4-3 模拟退火 Move/Swap 操作示意图" title="" id="119" name="Picture"/>
             <a:graphic>
               <a:graphicData uri="http://schemas.openxmlformats.org/drawingml/2006/picture">
                 <pic:pic>
                   <pic:nvPicPr>
-                    <pic:cNvPr descr="figures/fig4-3.png" id="119" name="Picture"/>
+                    <pic:cNvPr descr="figures/fig4-3.png" id="120" name="Picture"/>
                     <pic:cNvPicPr>
                       <a:picLocks noChangeArrowheads="1" noChangeAspect="1"/>
                     </pic:cNvPicPr>
                   </pic:nvPicPr>
                   <pic:blipFill>
-                    <a:blip r:embed="rId117"/>
+                    <a:blip r:embed="rId118"/>
                     <a:stretch>
                       <a:fillRect/>
                     </a:stretch>
@@ -20760,7 +23654,7 @@
         <w:rPr>
           <w:rFonts w:eastAsia="宋体" w:ascii="Times New Roman" w:hAnsi="Times New Roman"/>
         </w:rPr>
-        <w:t xml:space="preserve"> 4-10 </w:t>
+        <w:t xml:space="preserve"> 4-12 </w:t>
       </w:r>
       <w:r>
         <w:rPr>
@@ -20847,7 +23741,7 @@
               <m:nor/>
               <m:sty m:val="p"/>
             </m:rPr>
-            <m:t>(4-10)</m:t>
+            <m:t>(4-12)</m:t>
           </m:r>
         </m:oMath>
       </m:oMathPara>
@@ -21074,7 +23968,7 @@
         <w:rPr>
           <w:rFonts w:hint="eastAsia" w:eastAsia="宋体" w:ascii="Times New Roman" w:hAnsi="Times New Roman"/>
         </w:rPr>
-        <w:t xml:space="preserve">4-11），到后期几乎只接受改进：</w:t>
+        <w:t xml:space="preserve">4-13），到后期几乎只接受改进：</w:t>
       </w:r>
     </w:p>
     <w:p>
@@ -21237,7 +24131,7 @@
               <m:nor/>
               <m:sty m:val="p"/>
             </m:rPr>
-            <m:t>(4-11)</m:t>
+            <m:t>(4-13)</m:t>
           </m:r>
         </m:oMath>
       </m:oMathPara>
@@ -21465,7 +24359,7 @@
         <w:rPr>
           <w:rFonts w:eastAsia="宋体" w:ascii="Times New Roman" w:hAnsi="Times New Roman"/>
         </w:rPr>
-        <w:t xml:space="preserve"> 4-11 </w:t>
+        <w:t xml:space="preserve"> 4-13 </w:t>
       </w:r>
       <w:r>
         <w:rPr>
@@ -21486,9 +24380,9 @@
         <w:t xml:space="preserve">从当前记录的最优解重新起跑、只接受改进（即温度置零的贪心抛光），用以在退火末期把解精修到邻域内的局部最优。算法在整个过程中持续记录历史最优解，最终输出的是这一记录而非最后一步的状态——这种机制确保输出质量不会因末期随机扰动而退化。</w:t>
       </w:r>
     </w:p>
-    <w:bookmarkEnd w:id="120"/>
     <w:bookmarkEnd w:id="121"/>
-    <w:bookmarkStart w:id="128" w:name="第二阶段基于-hungarian-算法的历史辖区匹配"/>
+    <w:bookmarkEnd w:id="122"/>
+    <w:bookmarkStart w:id="129" w:name="第二阶段基于-hungarian-算法的历史辖区匹配"/>
     <w:p>
       <w:pPr>
         <w:pStyle w:val="Heading3"/>
@@ -21518,7 +24412,7 @@
         <w:t xml:space="preserve">算法的历史辖区匹配</w:t>
       </w:r>
     </w:p>
-    <w:bookmarkStart w:id="122" w:name="两阶段解耦的设计动机"/>
+    <w:bookmarkStart w:id="123" w:name="两阶段解耦的设计动机"/>
     <w:p>
       <w:pPr>
         <w:pStyle w:val="Heading4"/>
@@ -21617,8 +24511,8 @@
         <w:t xml:space="preserve">均衡性、地理紧凑性等目标一起参与优化。这种做法的问题在于，历史惩罚会产生”锚定效应”——模拟退火倾向于将医院保留在其历史辖区附近，即使将其移到另一个辖区能显著改善均衡性。两阶段解耦避免了这种干扰：第一阶段的代价函数中不包含任何历史相关的惩罚项，模拟退火可以自由地探索解空间；第二阶段在第一阶段的均衡结果已经确定的前提下，通过最优匹配来最大化历史延续性。两个目标在各自的子问题上依次求优，而非在同一个目标函数中相互妥协。</w:t>
       </w:r>
     </w:p>
-    <w:bookmarkEnd w:id="122"/>
-    <w:bookmarkStart w:id="126" w:name="三层权重矩阵构建"/>
+    <w:bookmarkEnd w:id="123"/>
+    <w:bookmarkStart w:id="127" w:name="三层权重矩阵构建"/>
     <w:p>
       <w:pPr>
         <w:pStyle w:val="Heading4"/>
@@ -22027,7 +24921,7 @@
               <m:nor/>
               <m:sty m:val="p"/>
             </m:rPr>
-            <m:t>(4-12)</m:t>
+            <m:t>(4-14)</m:t>
           </m:r>
         </m:oMath>
       </m:oMathPara>
@@ -22622,7 +25516,7 @@
               <m:nor/>
               <m:sty m:val="p"/>
             </m:rPr>
-            <m:t>(4-13)</m:t>
+            <m:t>(4-15)</m:t>
           </m:r>
         </m:oMath>
       </m:oMathPara>
@@ -22956,7 +25850,7 @@
         <w:rPr>
           <w:rFonts w:eastAsia="宋体" w:ascii="Times New Roman" w:hAnsi="Times New Roman"/>
         </w:rPr>
-        <w:t xml:space="preserve"> 4-13 </w:t>
+        <w:t xml:space="preserve"> 4-15 </w:t>
       </w:r>
       <w:r>
         <w:rPr>
@@ -23263,18 +26157,18 @@
           <wp:inline>
             <wp:extent cx="5399314" cy="4939695"/>
             <wp:effectExtent b="0" l="0" r="0" t="0"/>
-            <wp:docPr descr="图 4-4 Hungarian 匹配示意图" title="" id="124" name="Picture"/>
+            <wp:docPr descr="图 4-4 Hungarian 匹配示意图" title="" id="125" name="Picture"/>
             <a:graphic>
               <a:graphicData uri="http://schemas.openxmlformats.org/drawingml/2006/picture">
                 <pic:pic>
                   <pic:nvPicPr>
-                    <pic:cNvPr descr="figures/fig4-4.png" id="125" name="Picture"/>
+                    <pic:cNvPr descr="figures/fig4-4.png" id="126" name="Picture"/>
                     <pic:cNvPicPr>
                       <a:picLocks noChangeArrowheads="1" noChangeAspect="1"/>
                     </pic:cNvPicPr>
                   </pic:nvPicPr>
                   <pic:blipFill>
-                    <a:blip r:embed="rId123"/>
+                    <a:blip r:embed="rId124"/>
                     <a:stretch>
                       <a:fillRect/>
                     </a:stretch>
@@ -23324,8 +26218,8 @@
         <w:t xml:space="preserve">匹配示意图</w:t>
       </w:r>
     </w:p>
-    <w:bookmarkEnd w:id="126"/>
-    <w:bookmarkStart w:id="127" w:name="最优匹配求解"/>
+    <w:bookmarkEnd w:id="127"/>
+    <w:bookmarkStart w:id="128" w:name="最优匹配求解"/>
     <w:p>
       <w:pPr>
         <w:pStyle w:val="Heading4"/>
@@ -23460,10 +26354,10 @@
         <w:t xml:space="preserve">之间），求解时间可以忽略不计。算法输出的一一映射即为第一阶段匿名簇与历史辖区编号的最终对应关系，至此整个两阶段流程闭环。</w:t>
       </w:r>
     </w:p>
-    <w:bookmarkEnd w:id="127"/>
     <w:bookmarkEnd w:id="128"/>
     <w:bookmarkEnd w:id="129"/>
-    <w:bookmarkStart w:id="130" w:name="本章小结-3"/>
+    <w:bookmarkEnd w:id="130"/>
+    <w:bookmarkStart w:id="131" w:name="本章小结-3"/>
     <w:p>
       <w:pPr>
         <w:pStyle w:val="Heading2"/>
@@ -23633,9 +26527,9 @@
         <w:t xml:space="preserve">的对比分析、多省份地理形态适应性测试以及算法性能评估。</w:t>
       </w:r>
     </w:p>
-    <w:bookmarkEnd w:id="130"/>
     <w:bookmarkEnd w:id="131"/>
-    <w:bookmarkStart w:id="159" w:name="第五章-实证分析与多地理形态验证"/>
+    <w:bookmarkEnd w:id="132"/>
+    <w:bookmarkStart w:id="160" w:name="第五章-实证分析与多地理形态验证"/>
     <w:p>
       <w:pPr>
         <w:sectPr>
@@ -23720,7 +26614,7 @@
         <w:t xml:space="preserve">均衡度、地理紧凑性、客户保留率三个维度的差异；继而把样本扩展到上海（聚集型直辖市）与新疆（地理跨度极大的稀疏省份）两个地理形态迥异的场景，验证算法的鲁棒性；最后评估算法的计算效率与响应能力。</w:t>
       </w:r>
     </w:p>
-    <w:bookmarkStart w:id="135" w:name="数据来源与实验设计"/>
+    <w:bookmarkStart w:id="136" w:name="数据来源与实验设计"/>
     <w:p>
       <w:pPr>
         <w:pStyle w:val="Heading2"/>
@@ -23738,7 +26632,7 @@
         <w:t xml:space="preserve">数据来源与实验设计</w:t>
       </w:r>
     </w:p>
-    <w:bookmarkStart w:id="132" w:name="样本数据选取与脱敏处理"/>
+    <w:bookmarkStart w:id="133" w:name="样本数据选取与脱敏处理"/>
     <w:p>
       <w:pPr>
         <w:pStyle w:val="Heading3"/>
@@ -24098,8 +26992,8 @@
         <w:t xml:space="preserve">地理形态异质”的设计让横向对比能够把效果差异归因到地理特征本身，而非业务规则的差异；跨产品线、跨企业类型的泛化性验证则留待第七章研究展望部分讨论或未来扩展实证。</w:t>
       </w:r>
     </w:p>
-    <w:bookmarkEnd w:id="132"/>
-    <w:bookmarkStart w:id="133" w:name="实验环境与参数设置"/>
+    <w:bookmarkEnd w:id="133"/>
+    <w:bookmarkStart w:id="134" w:name="实验环境与参数设置"/>
     <w:p>
       <w:pPr>
         <w:pStyle w:val="Heading3"/>
@@ -24177,7 +27071,891 @@
         <w:rPr>
           <w:rFonts w:hint="eastAsia" w:eastAsia="宋体" w:ascii="Times New Roman" w:hAnsi="Times New Roman"/>
         </w:rPr>
-        <w:t xml:space="preserve">节报告的秒级耗时是单核性能，并非依靠并行堆叠得到。</w:t>
+        <w:t xml:space="preserve">节报告的秒级耗时是单核性能，并非依靠并行堆叠得到。算法以</w:t>
+      </w:r>
+      <w:r>
+        <w:rPr>
+          <w:rFonts w:eastAsia="宋体" w:ascii="Times New Roman" w:hAnsi="Times New Roman"/>
+        </w:rPr>
+        <w:t xml:space="preserve"> TypeScript </w:t>
+      </w:r>
+      <w:r>
+        <w:rPr>
+          <w:rFonts w:hint="eastAsia" w:eastAsia="宋体" w:ascii="Times New Roman" w:hAnsi="Times New Roman"/>
+        </w:rPr>
+        <w:t xml:space="preserve">实现，在</w:t>
+      </w:r>
+      <w:r>
+        <w:rPr>
+          <w:rFonts w:eastAsia="宋体" w:ascii="Times New Roman" w:hAnsi="Times New Roman"/>
+        </w:rPr>
+        <w:t xml:space="preserve"> Node.js </w:t>
+      </w:r>
+      <w:r>
+        <w:rPr>
+          <w:rFonts w:hint="eastAsia" w:eastAsia="宋体" w:ascii="Times New Roman" w:hAnsi="Times New Roman"/>
+        </w:rPr>
+        <w:t xml:space="preserve">运行时下执行；Hungarian</w:t>
+      </w:r>
+      <w:r>
+        <w:rPr>
+          <w:rFonts w:eastAsia="宋体" w:ascii="Times New Roman" w:hAnsi="Times New Roman"/>
+        </w:rPr>
+        <w:t xml:space="preserve"> </w:t>
+      </w:r>
+      <w:r>
+        <w:rPr>
+          <w:rFonts w:hint="eastAsia" w:eastAsia="宋体" w:ascii="Times New Roman" w:hAnsi="Times New Roman"/>
+        </w:rPr>
+        <w:t xml:space="preserve">匹配为本研究自行实现的</w:t>
+      </w:r>
+      <w:r>
+        <w:rPr>
+          <w:rFonts w:eastAsia="宋体" w:ascii="Times New Roman" w:hAnsi="Times New Roman"/>
+        </w:rPr>
+        <w:t xml:space="preserve"> Kuhn-Munkres </w:t>
+      </w:r>
+      <w:r>
+        <w:rPr>
+          <w:rFonts w:hint="eastAsia" w:eastAsia="宋体" w:ascii="Times New Roman" w:hAnsi="Times New Roman"/>
+        </w:rPr>
+        <w:t xml:space="preserve">算法，未依赖任何外部运筹求解库。</w:t>
+      </w:r>
+    </w:p>
+    <w:p>
+      <w:pPr>
+        <w:pStyle w:val="BodyText"/>
+      </w:pPr>
+      <w:r>
+        <w:rPr>
+          <w:rFonts w:hint="eastAsia" w:eastAsia="宋体" w:ascii="Times New Roman" w:hAnsi="Times New Roman"/>
+          <w:b/>
+          <w:bCs/>
+        </w:rPr>
+        <w:t xml:space="preserve">三个样本的问题规模。</w:t>
+      </w:r>
+      <w:r>
+        <w:rPr>
+          <w:rFonts w:eastAsia="宋体" w:ascii="Times New Roman" w:hAnsi="Times New Roman"/>
+        </w:rPr>
+        <w:t xml:space="preserve"> </w:t>
+      </w:r>
+      <w:r>
+        <w:rPr>
+          <w:rFonts w:hint="eastAsia" w:eastAsia="宋体" w:ascii="Times New Roman" w:hAnsi="Times New Roman"/>
+        </w:rPr>
+        <w:t xml:space="preserve">按</w:t>
+      </w:r>
+      <w:r>
+        <w:rPr>
+          <w:rFonts w:eastAsia="宋体" w:ascii="Times New Roman" w:hAnsi="Times New Roman"/>
+        </w:rPr>
+        <w:t xml:space="preserve"> 4.4.4 </w:t>
+      </w:r>
+      <w:r>
+        <w:rPr>
+          <w:rFonts w:hint="eastAsia" w:eastAsia="宋体" w:ascii="Times New Roman" w:hAnsi="Times New Roman"/>
+        </w:rPr>
+        <w:t xml:space="preserve">节模型</w:t>
+      </w:r>
+      <w:r>
+        <w:rPr>
+          <w:rFonts w:eastAsia="宋体" w:ascii="Times New Roman" w:hAnsi="Times New Roman"/>
+        </w:rPr>
+        <w:t xml:space="preserve"> (P) </w:t>
+      </w:r>
+      <w:r>
+        <w:rPr>
+          <w:rFonts w:hint="eastAsia" w:eastAsia="宋体" w:ascii="Times New Roman" w:hAnsi="Times New Roman"/>
+        </w:rPr>
+        <w:t xml:space="preserve">的口径，三省份样本对应的实例规模如表</w:t>
+      </w:r>
+      <w:r>
+        <w:rPr>
+          <w:rFonts w:eastAsia="宋体" w:ascii="Times New Roman" w:hAnsi="Times New Roman"/>
+        </w:rPr>
+        <w:t xml:space="preserve"> 5-1 </w:t>
+      </w:r>
+      <w:r>
+        <w:rPr>
+          <w:rFonts w:hint="eastAsia" w:eastAsia="宋体" w:ascii="Times New Roman" w:hAnsi="Times New Roman"/>
+        </w:rPr>
+        <w:t xml:space="preserve">所示。需要注意的是，决策单元数</w:t>
+      </w:r>
+      <w:r>
+        <w:rPr>
+          <w:rFonts w:eastAsia="宋体" w:ascii="Times New Roman" w:hAnsi="Times New Roman"/>
+        </w:rPr>
+        <w:t xml:space="preserve"> </w:t>
+      </w:r>
+      <m:oMath>
+        <m:r>
+          <m:t>N</m:t>
+        </m:r>
+      </m:oMath>
+      <w:r>
+        <w:rPr>
+          <w:rFonts w:eastAsia="宋体" w:ascii="Times New Roman" w:hAnsi="Times New Roman"/>
+        </w:rPr>
+        <w:t xml:space="preserve"> </w:t>
+      </w:r>
+      <w:r>
+        <w:rPr>
+          <w:rFonts w:hint="eastAsia" w:eastAsia="宋体" w:ascii="Times New Roman" w:hAnsi="Times New Roman"/>
+        </w:rPr>
+        <w:t xml:space="preserve">是虚拟拆分后的份额数而非原始医院数——大医院被拆分后，每个份额都是独立的分配对象。</w:t>
+      </w:r>
+    </w:p>
+    <w:p>
+      <w:pPr>
+        <w:pStyle w:val="BodyText"/>
+        <w:jc w:val="center"/>
+      </w:pPr>
+      <w:r>
+        <w:rPr>
+          <w:rFonts w:hint="eastAsia" w:eastAsia="楷体" w:ascii="Times New Roman" w:hAnsi="Times New Roman"/>
+          <w:b w:val="0"/>
+          <w:bCs/>
+          <w:sz w:val="21"/>
+        </w:rPr>
+        <w:t xml:space="preserve">表</w:t>
+      </w:r>
+      <w:r>
+        <w:rPr>
+          <w:rFonts w:eastAsia="楷体" w:ascii="Times New Roman" w:hAnsi="Times New Roman"/>
+          <w:b w:val="0"/>
+          <w:bCs/>
+          <w:sz w:val="21"/>
+        </w:rPr>
+        <w:t xml:space="preserve"> 5-1 </w:t>
+      </w:r>
+      <w:r>
+        <w:rPr>
+          <w:rFonts w:hint="eastAsia" w:eastAsia="楷体" w:ascii="Times New Roman" w:hAnsi="Times New Roman"/>
+          <w:b w:val="0"/>
+          <w:bCs/>
+          <w:sz w:val="21"/>
+        </w:rPr>
+        <w:t xml:space="preserve">三省份样本的模型实例规模与求解耗时</w:t>
+      </w:r>
+    </w:p>
+    <w:tbl>
+      <w:tblPr>
+        <w:tblStyle w:val="Table"/>
+        <w:tblW w:type="pct" w:w="5000"/>
+        <w:tblLayout w:type="autofit"/>
+        <w:tblLook w:firstRow="1" w:lastRow="0" w:firstColumn="0" w:lastColumn="0" w:noHBand="0" w:noVBand="0" w:val="0020"/>
+        <w:tblBorders>
+          <w:top w:val="single" w:sz="4" w:color="000000" w:space="0"/>
+          <w:left w:val="single" w:sz="4" w:color="000000" w:space="0"/>
+          <w:bottom w:val="single" w:sz="4" w:color="000000" w:space="0"/>
+          <w:right w:val="single" w:sz="4" w:color="000000" w:space="0"/>
+          <w:insideH w:val="single" w:sz="4" w:color="000000" w:space="0"/>
+          <w:insideV w:val="single" w:sz="4" w:color="000000" w:space="0"/>
+        </w:tblBorders>
+      </w:tblPr>
+      <w:tblGrid>
+        <w:gridCol w:w="990"/>
+        <w:gridCol w:w="990"/>
+        <w:gridCol w:w="990"/>
+        <w:gridCol w:w="990"/>
+        <w:gridCol w:w="990"/>
+        <w:gridCol w:w="990"/>
+        <w:gridCol w:w="990"/>
+        <w:gridCol w:w="990"/>
+      </w:tblGrid>
+      <w:tr>
+        <w:trPr>
+          <w:tblHeader w:val="on"/>
+          <w:cantSplit/>
+        </w:trPr>
+        <w:tc>
+          <w:tcPr/>
+          <w:p>
+            <w:pPr>
+              <w:pStyle w:val="Compact"/>
+              <w:ind w:firstLine="0" w:firstLineChars="0"/>
+            </w:pPr>
+            <w:r>
+              <w:rPr>
+                <w:rFonts w:hint="eastAsia" w:eastAsia="宋体" w:ascii="Times New Roman" w:hAnsi="Times New Roman"/>
+              </w:rPr>
+              <w:t xml:space="preserve">样本</w:t>
+            </w:r>
+          </w:p>
+        </w:tc>
+        <w:tc>
+          <w:tcPr/>
+          <w:p>
+            <w:pPr>
+              <w:pStyle w:val="Compact"/>
+              <w:ind w:firstLine="0" w:firstLineChars="0"/>
+            </w:pPr>
+            <w:r>
+              <w:rPr>
+                <w:rFonts w:hint="eastAsia" w:eastAsia="宋体" w:ascii="Times New Roman" w:hAnsi="Times New Roman"/>
+              </w:rPr>
+              <w:t xml:space="preserve">原始医院数</w:t>
+            </w:r>
+          </w:p>
+        </w:tc>
+        <w:tc>
+          <w:tcPr/>
+          <w:p>
+            <w:pPr>
+              <w:pStyle w:val="Compact"/>
+              <w:ind w:firstLine="0" w:firstLineChars="0"/>
+            </w:pPr>
+            <w:r>
+              <w:rPr>
+                <w:rFonts w:hint="eastAsia" w:eastAsia="宋体" w:ascii="Times New Roman" w:hAnsi="Times New Roman"/>
+              </w:rPr>
+              <w:t xml:space="preserve">决策单元数</w:t>
+            </w:r>
+            <w:r>
+              <w:rPr>
+                <w:rFonts w:eastAsia="宋体" w:ascii="Times New Roman" w:hAnsi="Times New Roman"/>
+              </w:rPr>
+              <w:t xml:space="preserve"> </w:t>
+            </w:r>
+            <m:oMath>
+              <m:r>
+                <m:t>N</m:t>
+              </m:r>
+            </m:oMath>
+          </w:p>
+        </w:tc>
+        <w:tc>
+          <w:tcPr/>
+          <w:p>
+            <w:pPr>
+              <w:pStyle w:val="Compact"/>
+              <w:ind w:firstLine="0" w:firstLineChars="0"/>
+            </w:pPr>
+            <w:r>
+              <w:rPr>
+                <w:rFonts w:hint="eastAsia" w:eastAsia="宋体" w:ascii="Times New Roman" w:hAnsi="Times New Roman"/>
+              </w:rPr>
+              <w:t xml:space="preserve">辖区数</w:t>
+            </w:r>
+            <w:r>
+              <w:rPr>
+                <w:rFonts w:eastAsia="宋体" w:ascii="Times New Roman" w:hAnsi="Times New Roman"/>
+              </w:rPr>
+              <w:t xml:space="preserve"> </w:t>
+            </w:r>
+            <m:oMath>
+              <m:r>
+                <m:t>K</m:t>
+              </m:r>
+            </m:oMath>
+          </w:p>
+        </w:tc>
+        <w:tc>
+          <w:tcPr/>
+          <w:p>
+            <w:pPr>
+              <w:pStyle w:val="Compact"/>
+              <w:ind w:firstLine="0" w:firstLineChars="0"/>
+            </w:pPr>
+            <w:r>
+              <w:rPr>
+                <w:rFonts w:hint="eastAsia" w:eastAsia="宋体" w:ascii="Times New Roman" w:hAnsi="Times New Roman"/>
+              </w:rPr>
+              <w:t xml:space="preserve">决策变量</w:t>
+            </w:r>
+            <w:r>
+              <w:rPr>
+                <w:rFonts w:eastAsia="宋体" w:ascii="Times New Roman" w:hAnsi="Times New Roman"/>
+              </w:rPr>
+              <w:t xml:space="preserve"> </w:t>
+            </w:r>
+            <m:oMath>
+              <m:r>
+                <m:t>N</m:t>
+              </m:r>
+              <m:r>
+                <m:rPr>
+                  <m:sty m:val="p"/>
+                </m:rPr>
+                <m:t>×</m:t>
+              </m:r>
+              <m:r>
+                <m:t>K</m:t>
+              </m:r>
+            </m:oMath>
+          </w:p>
+        </w:tc>
+        <w:tc>
+          <w:tcPr/>
+          <w:p>
+            <w:pPr>
+              <w:pStyle w:val="Compact"/>
+              <w:ind w:firstLine="0" w:firstLineChars="0"/>
+            </w:pPr>
+            <w:r>
+              <w:rPr>
+                <w:rFonts w:hint="eastAsia" w:eastAsia="宋体" w:ascii="Times New Roman" w:hAnsi="Times New Roman"/>
+              </w:rPr>
+              <w:t xml:space="preserve">约束数</w:t>
+            </w:r>
+          </w:p>
+        </w:tc>
+        <w:tc>
+          <w:tcPr/>
+          <w:p>
+            <w:pPr>
+              <w:pStyle w:val="Compact"/>
+              <w:ind w:firstLine="0" w:firstLineChars="0"/>
+            </w:pPr>
+            <w:r>
+              <w:rPr>
+                <w:rFonts w:hint="eastAsia" w:eastAsia="宋体" w:ascii="Times New Roman" w:hAnsi="Times New Roman"/>
+              </w:rPr>
+              <w:t xml:space="preserve">覆盖城市</w:t>
+            </w:r>
+            <w:r>
+              <w:rPr>
+                <w:rFonts w:eastAsia="宋体" w:ascii="Times New Roman" w:hAnsi="Times New Roman"/>
+              </w:rPr>
+              <w:t xml:space="preserve"> / </w:t>
+            </w:r>
+            <w:r>
+              <w:rPr>
+                <w:rFonts w:hint="eastAsia" w:eastAsia="宋体" w:ascii="Times New Roman" w:hAnsi="Times New Roman"/>
+              </w:rPr>
+              <w:t xml:space="preserve">区县</w:t>
+            </w:r>
+          </w:p>
+        </w:tc>
+        <w:tc>
+          <w:tcPr/>
+          <w:p>
+            <w:pPr>
+              <w:pStyle w:val="Compact"/>
+              <w:ind w:firstLine="0" w:firstLineChars="0"/>
+            </w:pPr>
+            <w:r>
+              <w:rPr>
+                <w:rFonts w:hint="eastAsia" w:eastAsia="宋体" w:ascii="Times New Roman" w:hAnsi="Times New Roman"/>
+              </w:rPr>
+              <w:t xml:space="preserve">求解耗时</w:t>
+            </w:r>
+          </w:p>
+        </w:tc>
+      </w:tr>
+      <w:tr>
+        <w:trPr>
+          <w:cantSplit/>
+        </w:trPr>
+        <w:tc>
+          <w:tcPr/>
+          <w:p>
+            <w:pPr>
+              <w:pStyle w:val="Compact"/>
+              <w:ind w:firstLine="0" w:firstLineChars="0"/>
+            </w:pPr>
+            <w:r>
+              <w:rPr>
+                <w:rFonts w:hint="eastAsia" w:eastAsia="宋体" w:ascii="Times New Roman" w:hAnsi="Times New Roman"/>
+              </w:rPr>
+              <w:t xml:space="preserve">上海</w:t>
+            </w:r>
+          </w:p>
+        </w:tc>
+        <w:tc>
+          <w:tcPr/>
+          <w:p>
+            <w:pPr>
+              <w:pStyle w:val="Compact"/>
+              <w:ind w:firstLine="0" w:firstLineChars="0"/>
+            </w:pPr>
+            <w:r>
+              <w:rPr>
+                <w:rFonts w:eastAsia="宋体" w:ascii="Times New Roman" w:hAnsi="Times New Roman"/>
+              </w:rPr>
+              <w:t xml:space="preserve">99</w:t>
+            </w:r>
+          </w:p>
+        </w:tc>
+        <w:tc>
+          <w:tcPr/>
+          <w:p>
+            <w:pPr>
+              <w:pStyle w:val="Compact"/>
+              <w:ind w:firstLine="0" w:firstLineChars="0"/>
+            </w:pPr>
+            <w:r>
+              <w:rPr>
+                <w:rFonts w:eastAsia="宋体" w:ascii="Times New Roman" w:hAnsi="Times New Roman"/>
+              </w:rPr>
+              <w:t xml:space="preserve">107</w:t>
+            </w:r>
+          </w:p>
+        </w:tc>
+        <w:tc>
+          <w:tcPr/>
+          <w:p>
+            <w:pPr>
+              <w:pStyle w:val="Compact"/>
+              <w:ind w:firstLine="0" w:firstLineChars="0"/>
+            </w:pPr>
+            <w:r>
+              <w:rPr>
+                <w:rFonts w:eastAsia="宋体" w:ascii="Times New Roman" w:hAnsi="Times New Roman"/>
+              </w:rPr>
+              <w:t xml:space="preserve">19</w:t>
+            </w:r>
+          </w:p>
+        </w:tc>
+        <w:tc>
+          <w:tcPr/>
+          <w:p>
+            <w:pPr>
+              <w:pStyle w:val="Compact"/>
+              <w:ind w:firstLine="0" w:firstLineChars="0"/>
+            </w:pPr>
+            <w:r>
+              <w:rPr>
+                <w:rFonts w:eastAsia="宋体" w:ascii="Times New Roman" w:hAnsi="Times New Roman"/>
+              </w:rPr>
+              <w:t xml:space="preserve">2,033</w:t>
+            </w:r>
+          </w:p>
+        </w:tc>
+        <w:tc>
+          <w:tcPr/>
+          <w:p>
+            <w:pPr>
+              <w:pStyle w:val="Compact"/>
+              <w:ind w:firstLine="0" w:firstLineChars="0"/>
+            </w:pPr>
+            <w:r>
+              <w:rPr>
+                <w:rFonts w:eastAsia="宋体" w:ascii="Times New Roman" w:hAnsi="Times New Roman"/>
+              </w:rPr>
+              <w:t xml:space="preserve">563</w:t>
+            </w:r>
+          </w:p>
+        </w:tc>
+        <w:tc>
+          <w:tcPr/>
+          <w:p>
+            <w:pPr>
+              <w:pStyle w:val="Compact"/>
+              <w:ind w:firstLine="0" w:firstLineChars="0"/>
+            </w:pPr>
+            <w:r>
+              <w:rPr>
+                <w:rFonts w:eastAsia="宋体" w:ascii="Times New Roman" w:hAnsi="Times New Roman"/>
+              </w:rPr>
+              <w:t xml:space="preserve">1 / 16</w:t>
+            </w:r>
+          </w:p>
+        </w:tc>
+        <w:tc>
+          <w:tcPr/>
+          <w:p>
+            <w:pPr>
+              <w:pStyle w:val="Compact"/>
+              <w:ind w:firstLine="0" w:firstLineChars="0"/>
+            </w:pPr>
+            <w:r>
+              <w:rPr>
+                <w:rFonts w:eastAsia="宋体" w:ascii="Times New Roman" w:hAnsi="Times New Roman"/>
+              </w:rPr>
+              <w:t xml:space="preserve">4.6 </w:t>
+            </w:r>
+            <w:r>
+              <w:rPr>
+                <w:rFonts w:hint="eastAsia" w:eastAsia="宋体" w:ascii="Times New Roman" w:hAnsi="Times New Roman"/>
+              </w:rPr>
+              <w:t xml:space="preserve">秒</w:t>
+            </w:r>
+          </w:p>
+        </w:tc>
+      </w:tr>
+      <w:tr>
+        <w:trPr>
+          <w:cantSplit/>
+        </w:trPr>
+        <w:tc>
+          <w:tcPr/>
+          <w:p>
+            <w:pPr>
+              <w:pStyle w:val="Compact"/>
+              <w:ind w:firstLine="0" w:firstLineChars="0"/>
+            </w:pPr>
+            <w:r>
+              <w:rPr>
+                <w:rFonts w:hint="eastAsia" w:eastAsia="宋体" w:ascii="Times New Roman" w:hAnsi="Times New Roman"/>
+              </w:rPr>
+              <w:t xml:space="preserve">湖南</w:t>
+            </w:r>
+          </w:p>
+        </w:tc>
+        <w:tc>
+          <w:tcPr/>
+          <w:p>
+            <w:pPr>
+              <w:pStyle w:val="Compact"/>
+              <w:ind w:firstLine="0" w:firstLineChars="0"/>
+            </w:pPr>
+            <w:r>
+              <w:rPr>
+                <w:rFonts w:eastAsia="宋体" w:ascii="Times New Roman" w:hAnsi="Times New Roman"/>
+              </w:rPr>
+              <w:t xml:space="preserve">60</w:t>
+            </w:r>
+          </w:p>
+        </w:tc>
+        <w:tc>
+          <w:tcPr/>
+          <w:p>
+            <w:pPr>
+              <w:pStyle w:val="Compact"/>
+              <w:ind w:firstLine="0" w:firstLineChars="0"/>
+            </w:pPr>
+            <w:r>
+              <w:rPr>
+                <w:rFonts w:eastAsia="宋体" w:ascii="Times New Roman" w:hAnsi="Times New Roman"/>
+              </w:rPr>
+              <w:t xml:space="preserve">63</w:t>
+            </w:r>
+          </w:p>
+        </w:tc>
+        <w:tc>
+          <w:tcPr/>
+          <w:p>
+            <w:pPr>
+              <w:pStyle w:val="Compact"/>
+              <w:ind w:firstLine="0" w:firstLineChars="0"/>
+            </w:pPr>
+            <w:r>
+              <w:rPr>
+                <w:rFonts w:eastAsia="宋体" w:ascii="Times New Roman" w:hAnsi="Times New Roman"/>
+              </w:rPr>
+              <w:t xml:space="preserve">16</w:t>
+            </w:r>
+          </w:p>
+        </w:tc>
+        <w:tc>
+          <w:tcPr/>
+          <w:p>
+            <w:pPr>
+              <w:pStyle w:val="Compact"/>
+              <w:ind w:firstLine="0" w:firstLineChars="0"/>
+            </w:pPr>
+            <w:r>
+              <w:rPr>
+                <w:rFonts w:eastAsia="宋体" w:ascii="Times New Roman" w:hAnsi="Times New Roman"/>
+              </w:rPr>
+              <w:t xml:space="preserve">1,008</w:t>
+            </w:r>
+          </w:p>
+        </w:tc>
+        <w:tc>
+          <w:tcPr/>
+          <w:p>
+            <w:pPr>
+              <w:pStyle w:val="Compact"/>
+              <w:ind w:firstLine="0" w:firstLineChars="0"/>
+            </w:pPr>
+            <w:r>
+              <w:rPr>
+                <w:rFonts w:eastAsia="宋体" w:ascii="Times New Roman" w:hAnsi="Times New Roman"/>
+              </w:rPr>
+              <w:t xml:space="preserve">143</w:t>
+            </w:r>
+          </w:p>
+        </w:tc>
+        <w:tc>
+          <w:tcPr/>
+          <w:p>
+            <w:pPr>
+              <w:pStyle w:val="Compact"/>
+              <w:ind w:firstLine="0" w:firstLineChars="0"/>
+            </w:pPr>
+            <w:r>
+              <w:rPr>
+                <w:rFonts w:eastAsia="宋体" w:ascii="Times New Roman" w:hAnsi="Times New Roman"/>
+              </w:rPr>
+              <w:t xml:space="preserve">14 / 42</w:t>
+            </w:r>
+          </w:p>
+        </w:tc>
+        <w:tc>
+          <w:tcPr/>
+          <w:p>
+            <w:pPr>
+              <w:pStyle w:val="Compact"/>
+              <w:ind w:firstLine="0" w:firstLineChars="0"/>
+            </w:pPr>
+            <w:r>
+              <w:rPr>
+                <w:rFonts w:eastAsia="宋体" w:ascii="Times New Roman" w:hAnsi="Times New Roman"/>
+              </w:rPr>
+              <w:t xml:space="preserve">1.9 </w:t>
+            </w:r>
+            <w:r>
+              <w:rPr>
+                <w:rFonts w:hint="eastAsia" w:eastAsia="宋体" w:ascii="Times New Roman" w:hAnsi="Times New Roman"/>
+              </w:rPr>
+              <w:t xml:space="preserve">秒</w:t>
+            </w:r>
+          </w:p>
+        </w:tc>
+      </w:tr>
+      <w:tr>
+        <w:trPr>
+          <w:cantSplit/>
+        </w:trPr>
+        <w:tc>
+          <w:tcPr/>
+          <w:p>
+            <w:pPr>
+              <w:pStyle w:val="Compact"/>
+              <w:ind w:firstLine="0" w:firstLineChars="0"/>
+            </w:pPr>
+            <w:r>
+              <w:rPr>
+                <w:rFonts w:hint="eastAsia" w:eastAsia="宋体" w:ascii="Times New Roman" w:hAnsi="Times New Roman"/>
+              </w:rPr>
+              <w:t xml:space="preserve">新疆</w:t>
+            </w:r>
+          </w:p>
+        </w:tc>
+        <w:tc>
+          <w:tcPr/>
+          <w:p>
+            <w:pPr>
+              <w:pStyle w:val="Compact"/>
+              <w:ind w:firstLine="0" w:firstLineChars="0"/>
+            </w:pPr>
+            <w:r>
+              <w:rPr>
+                <w:rFonts w:eastAsia="宋体" w:ascii="Times New Roman" w:hAnsi="Times New Roman"/>
+              </w:rPr>
+              <w:t xml:space="preserve">35</w:t>
+            </w:r>
+          </w:p>
+        </w:tc>
+        <w:tc>
+          <w:tcPr/>
+          <w:p>
+            <w:pPr>
+              <w:pStyle w:val="Compact"/>
+              <w:ind w:firstLine="0" w:firstLineChars="0"/>
+            </w:pPr>
+            <w:r>
+              <w:rPr>
+                <w:rFonts w:eastAsia="宋体" w:ascii="Times New Roman" w:hAnsi="Times New Roman"/>
+              </w:rPr>
+              <w:t xml:space="preserve">39</w:t>
+            </w:r>
+          </w:p>
+        </w:tc>
+        <w:tc>
+          <w:tcPr/>
+          <w:p>
+            <w:pPr>
+              <w:pStyle w:val="Compact"/>
+              <w:ind w:firstLine="0" w:firstLineChars="0"/>
+            </w:pPr>
+            <w:r>
+              <w:rPr>
+                <w:rFonts w:eastAsia="宋体" w:ascii="Times New Roman" w:hAnsi="Times New Roman"/>
+              </w:rPr>
+              <w:t xml:space="preserve">10</w:t>
+            </w:r>
+          </w:p>
+        </w:tc>
+        <w:tc>
+          <w:tcPr/>
+          <w:p>
+            <w:pPr>
+              <w:pStyle w:val="Compact"/>
+              <w:ind w:firstLine="0" w:firstLineChars="0"/>
+            </w:pPr>
+            <w:r>
+              <w:rPr>
+                <w:rFonts w:eastAsia="宋体" w:ascii="Times New Roman" w:hAnsi="Times New Roman"/>
+              </w:rPr>
+              <w:t xml:space="preserve">390</w:t>
+            </w:r>
+          </w:p>
+        </w:tc>
+        <w:tc>
+          <w:tcPr/>
+          <w:p>
+            <w:pPr>
+              <w:pStyle w:val="Compact"/>
+              <w:ind w:firstLine="0" w:firstLineChars="0"/>
+            </w:pPr>
+            <w:r>
+              <w:rPr>
+                <w:rFonts w:eastAsia="宋体" w:ascii="Times New Roman" w:hAnsi="Times New Roman"/>
+              </w:rPr>
+              <w:t xml:space="preserve">149</w:t>
+            </w:r>
+          </w:p>
+        </w:tc>
+        <w:tc>
+          <w:tcPr/>
+          <w:p>
+            <w:pPr>
+              <w:pStyle w:val="Compact"/>
+              <w:ind w:firstLine="0" w:firstLineChars="0"/>
+            </w:pPr>
+            <w:r>
+              <w:rPr>
+                <w:rFonts w:eastAsia="宋体" w:ascii="Times New Roman" w:hAnsi="Times New Roman"/>
+              </w:rPr>
+              <w:t xml:space="preserve">13 / 25</w:t>
+            </w:r>
+          </w:p>
+        </w:tc>
+        <w:tc>
+          <w:tcPr/>
+          <w:p>
+            <w:pPr>
+              <w:pStyle w:val="Compact"/>
+              <w:ind w:firstLine="0" w:firstLineChars="0"/>
+            </w:pPr>
+            <w:r>
+              <w:rPr>
+                <w:rFonts w:eastAsia="宋体" w:ascii="Times New Roman" w:hAnsi="Times New Roman"/>
+              </w:rPr>
+              <w:t xml:space="preserve">2.4 </w:t>
+            </w:r>
+            <w:r>
+              <w:rPr>
+                <w:rFonts w:hint="eastAsia" w:eastAsia="宋体" w:ascii="Times New Roman" w:hAnsi="Times New Roman"/>
+              </w:rPr>
+              <w:t xml:space="preserve">秒</w:t>
+            </w:r>
+          </w:p>
+        </w:tc>
+      </w:tr>
+    </w:tbl>
+    <w:p>
+      <w:pPr>
+        <w:pStyle w:val="BodyText"/>
+      </w:pPr>
+      <w:r>
+        <w:rPr>
+          <w:rFonts w:hint="eastAsia" w:eastAsia="宋体" w:ascii="Times New Roman" w:hAnsi="Times New Roman"/>
+        </w:rPr>
+        <w:t xml:space="preserve">数据来源：作者基于业内某跨国药企肿瘤团队三省份脱敏数据统计。约束数按</w:t>
+      </w:r>
+      <w:r>
+        <w:rPr>
+          <w:rFonts w:eastAsia="宋体" w:ascii="Times New Roman" w:hAnsi="Times New Roman"/>
+        </w:rPr>
+        <w:t xml:space="preserve"> </w:t>
+      </w:r>
+      <m:oMath>
+        <m:r>
+          <m:t>N</m:t>
+        </m:r>
+        <m:r>
+          <m:rPr>
+            <m:sty m:val="p"/>
+          </m:rPr>
+          <m:t>+</m:t>
+        </m:r>
+        <m:r>
+          <m:t>K</m:t>
+        </m:r>
+        <m:r>
+          <m:rPr>
+            <m:sty m:val="p"/>
+          </m:rPr>
+          <m:t>+</m:t>
+        </m:r>
+        <m:r>
+          <m:rPr>
+            <m:sty m:val="p"/>
+          </m:rPr>
+          <m:t>|</m:t>
+        </m:r>
+        <m:r>
+          <m:t>S</m:t>
+        </m:r>
+        <m:r>
+          <m:rPr>
+            <m:sty m:val="p"/>
+          </m:rPr>
+          <m:t>|</m:t>
+        </m:r>
+        <m:r>
+          <m:rPr>
+            <m:sty m:val="p"/>
+          </m:rPr>
+          <m:t>×</m:t>
+        </m:r>
+        <m:r>
+          <m:t>K</m:t>
+        </m:r>
+      </m:oMath>
+      <w:r>
+        <w:rPr>
+          <w:rFonts w:eastAsia="宋体" w:ascii="Times New Roman" w:hAnsi="Times New Roman"/>
+        </w:rPr>
+        <w:t xml:space="preserve"> </w:t>
+      </w:r>
+      <w:r>
+        <w:rPr>
+          <w:rFonts w:hint="eastAsia" w:eastAsia="宋体" w:ascii="Times New Roman" w:hAnsi="Times New Roman"/>
+        </w:rPr>
+        <w:t xml:space="preserve">计算，其中</w:t>
+      </w:r>
+      <w:r>
+        <w:rPr>
+          <w:rFonts w:eastAsia="宋体" w:ascii="Times New Roman" w:hAnsi="Times New Roman"/>
+        </w:rPr>
+        <w:t xml:space="preserve"> </w:t>
+      </w:r>
+      <m:oMath>
+        <m:r>
+          <m:rPr>
+            <m:sty m:val="p"/>
+          </m:rPr>
+          <m:t>|</m:t>
+        </m:r>
+        <m:r>
+          <m:t>S</m:t>
+        </m:r>
+        <m:r>
+          <m:rPr>
+            <m:sty m:val="p"/>
+          </m:rPr>
+          <m:t>|</m:t>
+        </m:r>
+      </m:oMath>
+      <w:r>
+        <w:rPr>
+          <w:rFonts w:eastAsia="宋体" w:ascii="Times New Roman" w:hAnsi="Times New Roman"/>
+        </w:rPr>
+        <w:t xml:space="preserve"> </w:t>
+      </w:r>
+      <w:r>
+        <w:rPr>
+          <w:rFonts w:hint="eastAsia" w:eastAsia="宋体" w:ascii="Times New Roman" w:hAnsi="Times New Roman"/>
+        </w:rPr>
+        <w:t xml:space="preserve">为同源虚拟份额对数；耗时为</w:t>
+      </w:r>
+      <w:r>
+        <w:rPr>
+          <w:rFonts w:eastAsia="宋体" w:ascii="Times New Roman" w:hAnsi="Times New Roman"/>
+        </w:rPr>
+        <w:t xml:space="preserve"> 5.1.2 </w:t>
+      </w:r>
+      <w:r>
+        <w:rPr>
+          <w:rFonts w:hint="eastAsia" w:eastAsia="宋体" w:ascii="Times New Roman" w:hAnsi="Times New Roman"/>
+        </w:rPr>
+        <w:t xml:space="preserve">节所述单进程单线程环境下的实测值。</w:t>
       </w:r>
     </w:p>
     <w:p>
@@ -25176,8 +28954,8 @@
         <w:t xml:space="preserve">节）。</w:t>
       </w:r>
     </w:p>
-    <w:bookmarkEnd w:id="133"/>
-    <w:bookmarkStart w:id="134" w:name="评价指标体系"/>
+    <w:bookmarkEnd w:id="134"/>
+    <w:bookmarkStart w:id="135" w:name="评价指标体系"/>
     <w:p>
       <w:pPr>
         <w:pStyle w:val="Heading3"/>
@@ -25251,7 +29029,7 @@
         <w:rPr>
           <w:rFonts w:hint="eastAsia" w:eastAsia="宋体" w:ascii="Times New Roman" w:hAnsi="Times New Roman"/>
         </w:rPr>
-        <w:t xml:space="preserve">5-1。其中均衡度的核心指标是变异系数（CV，即标准差与均值之比），CV</w:t>
+        <w:t xml:space="preserve">5-2。其中均衡度的核心指标是变异系数（CV，即标准差与均值之比），CV</w:t>
       </w:r>
       <w:r>
         <w:rPr>
@@ -25420,7 +29198,7 @@
           <w:bCs/>
           <w:sz w:val="21"/>
         </w:rPr>
-        <w:t xml:space="preserve"> 5-1 </w:t>
+        <w:t xml:space="preserve"> 5-2 </w:t>
       </w:r>
       <w:r>
         <w:rPr>
@@ -26569,9 +30347,9 @@
         <w:t xml:space="preserve">的非线性设计直接对应。</w:t>
       </w:r>
     </w:p>
-    <w:bookmarkEnd w:id="134"/>
     <w:bookmarkEnd w:id="135"/>
-    <w:bookmarkStart w:id="148" w:name="主样本验证湖南的-as-is-与-to-be-对比"/>
+    <w:bookmarkEnd w:id="136"/>
+    <w:bookmarkStart w:id="149" w:name="主样本验证湖南的-as-is-与-to-be-对比"/>
     <w:p>
       <w:pPr>
         <w:pStyle w:val="Heading2"/>
@@ -26696,7 +30474,7 @@
         <w:t xml:space="preserve">均衡度、地理紧凑性、客户关系延续性三个维度的对比分析。</w:t>
       </w:r>
     </w:p>
-    <w:bookmarkStart w:id="139" w:name="index-均衡度对比"/>
+    <w:bookmarkStart w:id="140" w:name="index-均衡度对比"/>
     <w:p>
       <w:pPr>
         <w:pStyle w:val="Heading3"/>
@@ -27411,18 +31189,18 @@
           <wp:inline>
             <wp:extent cx="5537200" cy="3288238"/>
             <wp:effectExtent b="0" l="0" r="0" t="0"/>
-            <wp:docPr descr="图 5-1 湖南主样本 As-Is 与 To-Be Index 均衡度对比" title="" id="137" name="Picture"/>
+            <wp:docPr descr="图 5-1 湖南主样本 As-Is 与 To-Be Index 均衡度对比" title="" id="138" name="Picture"/>
             <a:graphic>
               <a:graphicData uri="http://schemas.openxmlformats.org/drawingml/2006/picture">
                 <pic:pic>
                   <pic:nvPicPr>
-                    <pic:cNvPr descr="figures/fig5-1.png" id="138" name="Picture"/>
+                    <pic:cNvPr descr="figures/fig5-1.png" id="139" name="Picture"/>
                     <pic:cNvPicPr>
                       <a:picLocks noChangeArrowheads="1" noChangeAspect="1"/>
                     </pic:cNvPicPr>
                   </pic:nvPicPr>
                   <pic:blipFill>
-                    <a:blip r:embed="rId136"/>
+                    <a:blip r:embed="rId137"/>
                     <a:stretch>
                       <a:fillRect/>
                     </a:stretch>
@@ -27841,8 +31619,8 @@
         <w:t xml:space="preserve">意味着销售团队中”工作量明显过重或过轻”的代表数量大幅减少，绩效考核的公平性基础显著增强。</w:t>
       </w:r>
     </w:p>
-    <w:bookmarkEnd w:id="139"/>
-    <w:bookmarkStart w:id="143" w:name="地理紧凑性对比"/>
+    <w:bookmarkEnd w:id="140"/>
+    <w:bookmarkStart w:id="144" w:name="地理紧凑性对比"/>
     <w:p>
       <w:pPr>
         <w:pStyle w:val="Heading3"/>
@@ -28120,18 +31898,18 @@
           <wp:inline>
             <wp:extent cx="5537200" cy="4696568"/>
             <wp:effectExtent b="0" l="0" r="0" t="0"/>
-            <wp:docPr descr="图 5-2 湖南：辖区最大半径 As-Is vs To-Be 散点图" title="" id="141" name="Picture"/>
+            <wp:docPr descr="图 5-2 湖南：辖区最大半径 As-Is vs To-Be 散点图" title="" id="142" name="Picture"/>
             <a:graphic>
               <a:graphicData uri="http://schemas.openxmlformats.org/drawingml/2006/picture">
                 <pic:pic>
                   <pic:nvPicPr>
-                    <pic:cNvPr descr="figures/fig5-2.png" id="142" name="Picture"/>
+                    <pic:cNvPr descr="figures/fig5-2.png" id="143" name="Picture"/>
                     <pic:cNvPicPr>
                       <a:picLocks noChangeArrowheads="1" noChangeAspect="1"/>
                     </pic:cNvPicPr>
                   </pic:nvPicPr>
                   <pic:blipFill>
-                    <a:blip r:embed="rId140"/>
+                    <a:blip r:embed="rId141"/>
                     <a:stretch>
                       <a:fillRect/>
                     </a:stretch>
@@ -28382,8 +32160,8 @@
         <w:t xml:space="preserve">58.7%，两个目标实现了同向优化，且均衡度的改善幅度尤其显著——这正是湖南这种”高度失衡”样本对算法均衡能力的最严苛检验。</w:t>
       </w:r>
     </w:p>
-    <w:bookmarkEnd w:id="143"/>
-    <w:bookmarkStart w:id="147" w:name="客户保留率分析"/>
+    <w:bookmarkEnd w:id="144"/>
+    <w:bookmarkStart w:id="148" w:name="客户保留率分析"/>
     <w:p>
       <w:pPr>
         <w:pStyle w:val="Heading3"/>
@@ -28589,18 +32367,18 @@
           <wp:inline>
             <wp:extent cx="5537200" cy="2528785"/>
             <wp:effectExtent b="0" l="0" r="0" t="0"/>
-            <wp:docPr descr="图 5-3 湖南主样本：客户保留率与震荡分布" title="" id="145" name="Picture"/>
+            <wp:docPr descr="图 5-3 湖南主样本：客户保留率与震荡分布" title="" id="146" name="Picture"/>
             <a:graphic>
               <a:graphicData uri="http://schemas.openxmlformats.org/drawingml/2006/picture">
                 <pic:pic>
                   <pic:nvPicPr>
-                    <pic:cNvPr descr="figures/fig5-3.png" id="146" name="Picture"/>
+                    <pic:cNvPr descr="figures/fig5-3.png" id="147" name="Picture"/>
                     <pic:cNvPicPr>
                       <a:picLocks noChangeArrowheads="1" noChangeAspect="1"/>
                     </pic:cNvPicPr>
                   </pic:nvPicPr>
                   <pic:blipFill>
-                    <a:blip r:embed="rId144"/>
+                    <a:blip r:embed="rId145"/>
                     <a:stretch>
                       <a:fillRect/>
                     </a:stretch>
@@ -29171,9 +32949,9 @@
         <w:t xml:space="preserve">阶段独立最大化保留率），均衡度的大幅提升并未以客户关系的大面积断裂为代价。</w:t>
       </w:r>
     </w:p>
-    <w:bookmarkEnd w:id="147"/>
     <w:bookmarkEnd w:id="148"/>
-    <w:bookmarkStart w:id="153" w:name="不同地理形态省份的算法适应性验证"/>
+    <w:bookmarkEnd w:id="149"/>
+    <w:bookmarkStart w:id="154" w:name="不同地理形态省份的算法适应性验证"/>
     <w:p>
       <w:pPr>
         <w:pStyle w:val="Heading2"/>
@@ -29208,7 +32986,7 @@
         <w:t xml:space="preserve">节的湖南主样本验证了算法在中等规模、中部省份场景下的有效性。但中国制药企业实际经营的地理环境远比单一样本更复杂——从上海这样的聚集型直辖市，到新疆这样地理跨度极大的稀疏省份，辖区分配问题呈现出截然不同的难度结构。本节将样本扩展到三个地理形态迥异的省份，通过横向对比验证算法在不同密度场景下的适应性与鲁棒性。</w:t>
       </w:r>
     </w:p>
-    <w:bookmarkStart w:id="149" w:name="上海聚集型直辖市的高密度场景"/>
+    <w:bookmarkStart w:id="150" w:name="上海聚集型直辖市的高密度场景"/>
     <w:p>
       <w:pPr>
         <w:pStyle w:val="Heading3"/>
@@ -29835,8 +33613,8 @@
         <w:t xml:space="preserve">失衡程度与客户保留率负相关”的内在权衡：原方案越不均衡，算法重构的力度越大，保留率越低；反之，原方案接近均衡时，算法只需局部微调，保留率自然较高。</w:t>
       </w:r>
     </w:p>
-    <w:bookmarkEnd w:id="149"/>
-    <w:bookmarkStart w:id="150" w:name="湖南中部省份的中等规模场景呼应-5.2-主样本"/>
+    <w:bookmarkEnd w:id="150"/>
+    <w:bookmarkStart w:id="151" w:name="湖南中部省份的中等规模场景呼应-5.2-主样本"/>
     <w:p>
       <w:pPr>
         <w:pStyle w:val="Heading3"/>
@@ -30093,8 +33871,8 @@
         <w:t xml:space="preserve">医院聚集在密集小空间，也不像新疆那样大跨度低密度。湖南的实证结果可以作为算法在主流业务场景下表现的代表性预期，为企业实际部署提供”中位数级”的效果参照。</w:t>
       </w:r>
     </w:p>
-    <w:bookmarkEnd w:id="150"/>
-    <w:bookmarkStart w:id="151" w:name="新疆地理跨度极大的稀疏场景"/>
+    <w:bookmarkEnd w:id="151"/>
+    <w:bookmarkStart w:id="152" w:name="新疆地理跨度极大的稀疏场景"/>
     <w:p>
       <w:pPr>
         <w:pStyle w:val="Heading3"/>
@@ -30798,8 +34576,8 @@
         <w:t xml:space="preserve">节采取”多次运行按代价函数取优”这一口径的直接原因。这是本研究在稀疏场景下的一个明确边界。</w:t>
       </w:r>
     </w:p>
-    <w:bookmarkEnd w:id="151"/>
-    <w:bookmarkStart w:id="152" w:name="三省份横向对比与算法鲁棒性结论"/>
+    <w:bookmarkEnd w:id="152"/>
+    <w:bookmarkStart w:id="153" w:name="三省份横向对比与算法鲁棒性结论"/>
     <w:p>
       <w:pPr>
         <w:pStyle w:val="Heading3"/>
@@ -30837,7 +34615,7 @@
         <w:rPr>
           <w:rFonts w:hint="eastAsia" w:eastAsia="宋体" w:ascii="Times New Roman" w:hAnsi="Times New Roman"/>
         </w:rPr>
-        <w:t xml:space="preserve">5-2），可以清晰看出算法在不同地理形态下的表现差异及其内在逻辑。</w:t>
+        <w:t xml:space="preserve">5-3），可以清晰看出算法在不同地理形态下的表现差异及其内在逻辑。</w:t>
       </w:r>
     </w:p>
     <w:p>
@@ -30861,7 +34639,7 @@
           <w:bCs/>
           <w:sz w:val="21"/>
         </w:rPr>
-        <w:t xml:space="preserve"> 5-2 </w:t>
+        <w:t xml:space="preserve"> 5-3 </w:t>
       </w:r>
       <w:r>
         <w:rPr>
@@ -33074,9 +36852,9 @@
         <w:t xml:space="preserve">节不足一）。</w:t>
       </w:r>
     </w:p>
-    <w:bookmarkEnd w:id="152"/>
     <w:bookmarkEnd w:id="153"/>
-    <w:bookmarkStart w:id="157" w:name="算法计算效率与响应能力"/>
+    <w:bookmarkEnd w:id="154"/>
+    <w:bookmarkStart w:id="158" w:name="算法计算效率与响应能力"/>
     <w:p>
       <w:pPr>
         <w:pStyle w:val="Heading2"/>
@@ -33317,18 +37095,18 @@
           <wp:inline>
             <wp:extent cx="5537200" cy="2413834"/>
             <wp:effectExtent b="0" l="0" r="0" t="0"/>
-            <wp:docPr descr="图 5-4 三省份计算耗时对比" title="" id="155" name="Picture"/>
+            <wp:docPr descr="图 5-4 三省份计算耗时对比" title="" id="156" name="Picture"/>
             <a:graphic>
               <a:graphicData uri="http://schemas.openxmlformats.org/drawingml/2006/picture">
                 <pic:pic>
                   <pic:nvPicPr>
-                    <pic:cNvPr descr="figures/fig5-4.png" id="156" name="Picture"/>
+                    <pic:cNvPr descr="figures/fig5-4.png" id="157" name="Picture"/>
                     <pic:cNvPicPr>
                       <a:picLocks noChangeArrowheads="1" noChangeAspect="1"/>
                     </pic:cNvPicPr>
                   </pic:nvPicPr>
                   <pic:blipFill>
-                    <a:blip r:embed="rId154"/>
+                    <a:blip r:embed="rId155"/>
                     <a:stretch>
                       <a:fillRect/>
                     </a:stretch>
@@ -33412,8 +37190,8 @@
         <w:t xml:space="preserve">团队就可以在一次会议内完成”跑方案→业务经理审阅→调整参数→再跑方案”的多轮迭代，让辖区分配从”几年一次的重大动作”演变成”可以随时响应的日常工具”。这正是第六章人机协同机制得以实现的工程基础。</w:t>
       </w:r>
     </w:p>
-    <w:bookmarkEnd w:id="157"/>
-    <w:bookmarkStart w:id="158" w:name="本章小结-4"/>
+    <w:bookmarkEnd w:id="158"/>
+    <w:bookmarkStart w:id="159" w:name="本章小结-4"/>
     <w:p>
       <w:pPr>
         <w:pStyle w:val="Heading2"/>
@@ -34243,9 +38021,9 @@
         <w:t xml:space="preserve">下一章将基于本章实证结论，从企业内部实施（人机协同决策机制与变革管理）与商业化前景评估两个层面，系统讨论算法的落地路径与商业价值。</w:t>
       </w:r>
     </w:p>
-    <w:bookmarkEnd w:id="158"/>
     <w:bookmarkEnd w:id="159"/>
-    <w:bookmarkStart w:id="170" w:name="第六章-企业内部管理的配套及算法的商业化前景评估"/>
+    <w:bookmarkEnd w:id="160"/>
+    <w:bookmarkStart w:id="171" w:name="第六章-企业内部管理的配套及算法的商业化前景评估"/>
     <w:p>
       <w:pPr>
         <w:sectPr>
@@ -34354,7 +38132,7 @@
         <w:t xml:space="preserve">职能转型趋势下算法的定位以及面向不同企业类型的差异化推广形态。两个层面共同回答”工具好之后怎么用、值多少”的核心商业命题。</w:t>
       </w:r>
     </w:p>
-    <w:bookmarkStart w:id="165" w:name="企业内部实施与变革管理"/>
+    <w:bookmarkStart w:id="166" w:name="企业内部实施与变革管理"/>
     <w:p>
       <w:pPr>
         <w:pStyle w:val="Heading2"/>
@@ -34372,7 +38150,7 @@
         <w:t xml:space="preserve">企业内部实施与变革管理</w:t>
       </w:r>
     </w:p>
-    <w:bookmarkStart w:id="163" w:name="人机协同决策机制的建立"/>
+    <w:bookmarkStart w:id="164" w:name="人机协同决策机制的建立"/>
     <w:p>
       <w:pPr>
         <w:pStyle w:val="Heading3"/>
@@ -34637,18 +38415,18 @@
           <wp:inline>
             <wp:extent cx="5537200" cy="4827845"/>
             <wp:effectExtent b="0" l="0" r="0" t="0"/>
-            <wp:docPr descr="图 6-1 算法落地的人机协同三阶段决策机制" title="" id="161" name="Picture"/>
+            <wp:docPr descr="图 6-1 算法落地的人机协同三阶段决策机制" title="" id="162" name="Picture"/>
             <a:graphic>
               <a:graphicData uri="http://schemas.openxmlformats.org/drawingml/2006/picture">
                 <pic:pic>
                   <pic:nvPicPr>
-                    <pic:cNvPr descr="figures/fig6-1.png" id="162" name="Picture"/>
+                    <pic:cNvPr descr="figures/fig6-1.png" id="163" name="Picture"/>
                     <pic:cNvPicPr>
                       <a:picLocks noChangeArrowheads="1" noChangeAspect="1"/>
                     </pic:cNvPicPr>
                   </pic:nvPicPr>
                   <pic:blipFill>
-                    <a:blip r:embed="rId160"/>
+                    <a:blip r:embed="rId161"/>
                     <a:stretch>
                       <a:fillRect/>
                     </a:stretch>
@@ -34970,8 +38748,8 @@
         <w:t xml:space="preserve">可解释性在三个阶段中贯穿始终：第一阶段以因子归因形式呈现给业务侧，第二阶段每次重跑都需要重新归因以让业务侧验证修改的方向是否符合预期，第三阶段则将归因连同决策一并归档。算法不再是一个把数据黑盒地映射到方案的工具，而是一个把决策逻辑显式化、让人类参与对话的协作平台——这正是开题报告所期望的”从’经验驱动的人治’向’数据驱动的智治’跨越”的具体落地形态。</w:t>
       </w:r>
     </w:p>
-    <w:bookmarkEnd w:id="163"/>
-    <w:bookmarkStart w:id="164" w:name="克服组织阻力的变革管理与数据治理保障"/>
+    <w:bookmarkEnd w:id="164"/>
+    <w:bookmarkStart w:id="165" w:name="克服组织阻力的变革管理与数据治理保障"/>
     <w:p>
       <w:pPr>
         <w:pStyle w:val="Heading3"/>
@@ -36274,9 +40052,9 @@
         <w:t xml:space="preserve">节的商业价值评估中持续显现。</w:t>
       </w:r>
     </w:p>
-    <w:bookmarkEnd w:id="164"/>
     <w:bookmarkEnd w:id="165"/>
-    <w:bookmarkStart w:id="168" w:name="算法模型的商业价值评估"/>
+    <w:bookmarkEnd w:id="166"/>
+    <w:bookmarkStart w:id="169" w:name="算法模型的商业价值评估"/>
     <w:p>
       <w:pPr>
         <w:pStyle w:val="Heading2"/>
@@ -36294,7 +40072,7 @@
         <w:t xml:space="preserve">算法模型的商业价值评估</w:t>
       </w:r>
     </w:p>
-    <w:bookmarkStart w:id="166" w:name="制药企业-sfe-职能的转型趋势与算法定位"/>
+    <w:bookmarkStart w:id="167" w:name="制药企业-sfe-职能的转型趋势与算法定位"/>
     <w:p>
       <w:pPr>
         <w:pStyle w:val="Heading3"/>
@@ -37488,8 +41266,8 @@
         <w:t xml:space="preserve">实操经验梳理。</w:t>
       </w:r>
     </w:p>
-    <w:bookmarkEnd w:id="166"/>
-    <w:bookmarkStart w:id="167" w:name="算法商业化的差异化形态与客户画像"/>
+    <w:bookmarkEnd w:id="167"/>
+    <w:bookmarkStart w:id="168" w:name="算法商业化的差异化形态与客户画像"/>
     <w:p>
       <w:pPr>
         <w:pStyle w:val="Heading3"/>
@@ -38712,9 +42490,9 @@
         <w:t xml:space="preserve">两小节展开。</w:t>
       </w:r>
     </w:p>
-    <w:bookmarkEnd w:id="167"/>
     <w:bookmarkEnd w:id="168"/>
-    <w:bookmarkStart w:id="169" w:name="本章小结-5"/>
+    <w:bookmarkEnd w:id="169"/>
+    <w:bookmarkStart w:id="170" w:name="本章小结-5"/>
     <w:p>
       <w:pPr>
         <w:pStyle w:val="Heading2"/>
@@ -39040,9 +42818,9 @@
         <w:t xml:space="preserve">下一章将整合全篇研究，提炼主要结论与创新点，并讨论研究的不足与未来展望。</w:t>
       </w:r>
     </w:p>
-    <w:bookmarkEnd w:id="169"/>
     <w:bookmarkEnd w:id="170"/>
-    <w:bookmarkStart w:id="174" w:name="第七章-研究结论与展望"/>
+    <w:bookmarkEnd w:id="171"/>
+    <w:bookmarkStart w:id="175" w:name="第七章-研究结论与展望"/>
     <w:p>
       <w:pPr>
         <w:sectPr>
@@ -39139,7 +42917,7 @@
         <w:t xml:space="preserve">节坦陈研究在数据范围与方法学上的局限并给出未来工作的延展方向，为后续学术研究与产业实践提供可继承的基础。</w:t>
       </w:r>
     </w:p>
-    <w:bookmarkStart w:id="171" w:name="主要研究结论"/>
+    <w:bookmarkStart w:id="172" w:name="主要研究结论"/>
     <w:p>
       <w:pPr>
         <w:pStyle w:val="Heading2"/>
@@ -39968,8 +43746,8 @@
         <w:t xml:space="preserve">人工调整”高度一致，也回应了开题报告关于”商业化研究”的最初命题。</w:t>
       </w:r>
     </w:p>
-    <w:bookmarkEnd w:id="171"/>
-    <w:bookmarkStart w:id="172" w:name="研究创新点"/>
+    <w:bookmarkEnd w:id="172"/>
+    <w:bookmarkStart w:id="173" w:name="研究创新点"/>
     <w:p>
       <w:pPr>
         <w:pStyle w:val="Heading2"/>
@@ -40416,8 +44194,8 @@
         <w:t xml:space="preserve">学位论文区别于纯工科或纯管理论文的核心增量价值。</w:t>
       </w:r>
     </w:p>
-    <w:bookmarkEnd w:id="172"/>
-    <w:bookmarkStart w:id="173" w:name="研究不足与未来展望"/>
+    <w:bookmarkEnd w:id="173"/>
+    <w:bookmarkStart w:id="174" w:name="研究不足与未来展望"/>
     <w:p>
       <w:pPr>
         <w:pStyle w:val="Heading2"/>
@@ -41355,9 +45133,9 @@
         <w:t xml:space="preserve">管理”这一命题上完成了从问题诊断到工具开发再到商业化论证的完整链路，但每一个环节都有可深化的空间——这些空间正是后续学术研究与产业实践共同的延展方向。</w:t>
       </w:r>
     </w:p>
-    <w:bookmarkEnd w:id="173"/>
     <w:bookmarkEnd w:id="174"/>
-    <w:bookmarkStart w:id="184" w:name="附录-a-业务侧调研问卷与访谈大纲"/>
+    <w:bookmarkEnd w:id="175"/>
+    <w:bookmarkStart w:id="185" w:name="附录-a-业务侧调研问卷与访谈大纲"/>
     <w:p>
       <w:pPr>
         <w:sectPr>
@@ -41514,7 +45292,7 @@
         <w:t xml:space="preserve">节集中呈现，附录不再重复。</w:t>
       </w:r>
     </w:p>
-    <w:bookmarkStart w:id="175" w:name="a.1-调研方法摘要"/>
+    <w:bookmarkStart w:id="176" w:name="a.1-调研方法摘要"/>
     <w:p>
       <w:pPr>
         <w:pStyle w:val="Heading2"/>
@@ -41680,8 +45458,8 @@
         <w:t xml:space="preserve"> 3-4。</w:t>
       </w:r>
     </w:p>
-    <w:bookmarkEnd w:id="175"/>
-    <w:bookmarkStart w:id="182" w:name="a.2-问卷量化题目"/>
+    <w:bookmarkEnd w:id="176"/>
+    <w:bookmarkStart w:id="183" w:name="a.2-问卷量化题目"/>
     <w:p>
       <w:pPr>
         <w:pStyle w:val="Heading2"/>
@@ -41699,7 +45477,7 @@
         <w:t xml:space="preserve">问卷量化题目</w:t>
       </w:r>
     </w:p>
-    <w:bookmarkStart w:id="176" w:name="a.2.1-基本信息"/>
+    <w:bookmarkStart w:id="177" w:name="a.2.1-基本信息"/>
     <w:p>
       <w:pPr>
         <w:pStyle w:val="Heading3"/>
@@ -42133,8 +45911,8 @@
         <w:t xml:space="preserve">人以上</w:t>
       </w:r>
     </w:p>
-    <w:bookmarkEnd w:id="176"/>
-    <w:bookmarkStart w:id="177" w:name="a.2.2-综合价值指数index构成"/>
+    <w:bookmarkEnd w:id="177"/>
+    <w:bookmarkStart w:id="178" w:name="a.2.2-综合价值指数index构成"/>
     <w:p>
       <w:pPr>
         <w:pStyle w:val="Heading3"/>
@@ -42700,8 +46478,8 @@
         </w:tc>
       </w:tr>
     </w:tbl>
-    <w:bookmarkEnd w:id="177"/>
-    <w:bookmarkStart w:id="178" w:name="a.2.3-辖区分配核心考量因素"/>
+    <w:bookmarkEnd w:id="178"/>
+    <w:bookmarkStart w:id="179" w:name="a.2.3-辖区分配核心考量因素"/>
     <w:p>
       <w:pPr>
         <w:pStyle w:val="Heading3"/>
@@ -43597,8 +47375,8 @@
         </w:tc>
       </w:tr>
     </w:tbl>
-    <w:bookmarkEnd w:id="178"/>
-    <w:bookmarkStart w:id="179" w:name="a.2.4-关键阈值与上限"/>
+    <w:bookmarkEnd w:id="179"/>
+    <w:bookmarkStart w:id="180" w:name="a.2.4-关键阈值与上限"/>
     <w:p>
       <w:pPr>
         <w:pStyle w:val="Heading3"/>
@@ -43984,8 +47762,8 @@
         <w:t xml:space="preserve">个以上城市，可接受跨大区</w:t>
       </w:r>
     </w:p>
-    <w:bookmarkEnd w:id="179"/>
-    <w:bookmarkStart w:id="180" w:name="a.2.5-场景化优先级"/>
+    <w:bookmarkEnd w:id="180"/>
+    <w:bookmarkStart w:id="181" w:name="a.2.5-场景化优先级"/>
     <w:p>
       <w:pPr>
         <w:pStyle w:val="Heading3"/>
@@ -44313,8 +48091,8 @@
         <w:t xml:space="preserve">其他（请填）：______</w:t>
       </w:r>
     </w:p>
-    <w:bookmarkEnd w:id="180"/>
-    <w:bookmarkStart w:id="181" w:name="a.2.6-方案权衡成对比较"/>
+    <w:bookmarkEnd w:id="181"/>
+    <w:bookmarkStart w:id="182" w:name="a.2.6-方案权衡成对比较"/>
     <w:p>
       <w:pPr>
         <w:pStyle w:val="Heading3"/>
@@ -44613,9 +48391,9 @@
         <w:t xml:space="preserve">人工调整，可解释、可干预</w:t>
       </w:r>
     </w:p>
-    <w:bookmarkEnd w:id="181"/>
     <w:bookmarkEnd w:id="182"/>
-    <w:bookmarkStart w:id="183" w:name="a.3-半结构化访谈大纲"/>
+    <w:bookmarkEnd w:id="183"/>
+    <w:bookmarkStart w:id="184" w:name="a.3-半结构化访谈大纲"/>
     <w:p>
       <w:pPr>
         <w:pStyle w:val="Heading2"/>
@@ -44953,9 +48731,9 @@
         <w:t xml:space="preserve"> 4-1。</w:t>
       </w:r>
     </w:p>
-    <w:bookmarkEnd w:id="183"/>
     <w:bookmarkEnd w:id="184"/>
-    <w:bookmarkStart w:id="219" w:name="参考文献"/>
+    <w:bookmarkEnd w:id="185"/>
+    <w:bookmarkStart w:id="220" w:name="参考文献"/>
     <w:p>
       <w:pPr>
         <w:sectPr>
@@ -44981,8 +48759,8 @@
         <w:t xml:space="preserve">参考文献</w:t>
       </w:r>
     </w:p>
-    <w:bookmarkStart w:id="218" w:name="refs"/>
-    <w:bookmarkStart w:id="186" w:name="ref-ma_xl2025"/>
+    <w:bookmarkStart w:id="219" w:name="refs"/>
+    <w:bookmarkStart w:id="187" w:name="ref-ma_xl2025"/>
     <w:p>
       <w:pPr>
         <w:pStyle w:val="Bibliography"/>
@@ -45029,7 +48807,7 @@
         </w:rPr>
         <w:t xml:space="preserve"> 2025, 40(3): 540-551. DOI:</w:t>
       </w:r>
-      <w:hyperlink r:id="rId185">
+      <w:hyperlink r:id="rId186">
         <w:r>
           <w:rPr>
             <w:rStyle w:val="Hyperlink"/>
@@ -45044,8 +48822,8 @@
         <w:t xml:space="preserve">.</w:t>
       </w:r>
     </w:p>
-    <w:bookmarkEnd w:id="186"/>
-    <w:bookmarkStart w:id="187" w:name="ref-cnpharma2025"/>
+    <w:bookmarkEnd w:id="187"/>
+    <w:bookmarkStart w:id="188" w:name="ref-cnpharma2025"/>
     <w:p>
       <w:pPr>
         <w:pStyle w:val="Bibliography"/>
@@ -45093,8 +48871,8 @@
         <w:t xml:space="preserve"> 2025.</w:t>
       </w:r>
     </w:p>
-    <w:bookmarkEnd w:id="187"/>
-    <w:bookmarkStart w:id="188" w:name="ref-iqvia2025mpchina"/>
+    <w:bookmarkEnd w:id="188"/>
+    <w:bookmarkStart w:id="189" w:name="ref-iqvia2025mpchina"/>
     <w:p>
       <w:pPr>
         <w:pStyle w:val="Bibliography"/>
@@ -45106,8 +48884,8 @@
         <w:t xml:space="preserve">[3] IQVIA INSTITUTE. Market Prognosis 2025-2029: China[R]. IQVIA, 2025.</w:t>
       </w:r>
     </w:p>
-    <w:bookmarkEnd w:id="188"/>
-    <w:bookmarkStart w:id="189" w:name="ref-mckinsey2025launch"/>
+    <w:bookmarkEnd w:id="189"/>
+    <w:bookmarkStart w:id="190" w:name="ref-mckinsey2025launch"/>
     <w:p>
       <w:pPr>
         <w:pStyle w:val="Bibliography"/>
@@ -45143,8 +48921,8 @@
         <w:t xml:space="preserve"> 2025.</w:t>
       </w:r>
     </w:p>
-    <w:bookmarkEnd w:id="189"/>
-    <w:bookmarkStart w:id="190" w:name="ref-nhsa-vbp"/>
+    <w:bookmarkEnd w:id="190"/>
+    <w:bookmarkStart w:id="191" w:name="ref-nhsa-vbp"/>
     <w:p>
       <w:pPr>
         <w:pStyle w:val="Bibliography"/>
@@ -45192,8 +48970,8 @@
         <w:t xml:space="preserve"> (2018-2025), 2025.</w:t>
       </w:r>
     </w:p>
-    <w:bookmarkEnd w:id="190"/>
-    <w:bookmarkStart w:id="191" w:name="ref-zhang2025"/>
+    <w:bookmarkEnd w:id="191"/>
+    <w:bookmarkStart w:id="192" w:name="ref-zhang2025"/>
     <w:p>
       <w:pPr>
         <w:pStyle w:val="Bibliography"/>
@@ -45241,8 +49019,8 @@
         <w:t xml:space="preserve"> 2025(10): 48-51.</w:t>
       </w:r>
     </w:p>
-    <w:bookmarkEnd w:id="191"/>
-    <w:bookmarkStart w:id="192" w:name="ref-zhang_ym2023"/>
+    <w:bookmarkEnd w:id="192"/>
+    <w:bookmarkStart w:id="193" w:name="ref-zhang_ym2023"/>
     <w:p>
       <w:pPr>
         <w:pStyle w:val="Bibliography"/>
@@ -45290,8 +49068,8 @@
         <w:t xml:space="preserve"> 2023, 34(11).</w:t>
       </w:r>
     </w:p>
-    <w:bookmarkEnd w:id="192"/>
-    <w:bookmarkStart w:id="193" w:name="ref-zoltners2008"/>
+    <w:bookmarkEnd w:id="193"/>
+    <w:bookmarkStart w:id="194" w:name="ref-zoltners2008"/>
     <w:p>
       <w:pPr>
         <w:pStyle w:val="Bibliography"/>
@@ -45303,8 +49081,8 @@
         <w:t xml:space="preserve">[8] ZOLTNERS A A, SINHA P, LORIMER S E. Sales force effectiveness: A framework for researchers and practitioners[J]. Journal of Personal Selling &amp; Sales Management, 2008, 28(2): 115-131.</w:t>
       </w:r>
     </w:p>
-    <w:bookmarkEnd w:id="193"/>
-    <w:bookmarkStart w:id="194" w:name="ref-wang2024"/>
+    <w:bookmarkEnd w:id="194"/>
+    <w:bookmarkStart w:id="195" w:name="ref-wang2024"/>
     <w:p>
       <w:pPr>
         <w:pStyle w:val="Bibliography"/>
@@ -45352,8 +49130,8 @@
         <w:t xml:space="preserve"> 2024, 50(3): 79-82.</w:t>
       </w:r>
     </w:p>
-    <w:bookmarkEnd w:id="194"/>
-    <w:bookmarkStart w:id="195" w:name="ref-hess1971"/>
+    <w:bookmarkEnd w:id="195"/>
+    <w:bookmarkStart w:id="196" w:name="ref-hess1971"/>
     <w:p>
       <w:pPr>
         <w:pStyle w:val="Bibliography"/>
@@ -45365,8 +49143,8 @@
         <w:t xml:space="preserve">[10] HESS S W, SAMUELS S A. Experiences with a sales districting model: Criteria and implementation[J]. Management Science, 1971, 18(4): 41-54.</w:t>
       </w:r>
     </w:p>
-    <w:bookmarkEnd w:id="195"/>
-    <w:bookmarkStart w:id="196" w:name="ref-zoltners1983"/>
+    <w:bookmarkEnd w:id="196"/>
+    <w:bookmarkStart w:id="197" w:name="ref-zoltners1983"/>
     <w:p>
       <w:pPr>
         <w:pStyle w:val="Bibliography"/>
@@ -45378,8 +49156,8 @@
         <w:t xml:space="preserve">[11] ZOLTNERS A A, SINHA P. Sales territory alignment: A review and model[J]. Management Science, 1983, 29(11): 1237-1256.</w:t>
       </w:r>
     </w:p>
-    <w:bookmarkEnd w:id="196"/>
-    <w:bookmarkStart w:id="197" w:name="ref-skiera1996"/>
+    <w:bookmarkEnd w:id="197"/>
+    <w:bookmarkStart w:id="198" w:name="ref-skiera1996"/>
     <w:p>
       <w:pPr>
         <w:pStyle w:val="Bibliography"/>
@@ -45403,8 +49181,8 @@
         <w:t xml:space="preserve">t zu Kiel, 1996.</w:t>
       </w:r>
     </w:p>
-    <w:bookmarkEnd w:id="197"/>
-    <w:bookmarkStart w:id="198" w:name="ref-zoltners2000"/>
+    <w:bookmarkEnd w:id="198"/>
+    <w:bookmarkStart w:id="199" w:name="ref-zoltners2000"/>
     <w:p>
       <w:pPr>
         <w:pStyle w:val="Bibliography"/>
@@ -45416,8 +49194,8 @@
         <w:t xml:space="preserve">[13] ZOLTNERS A A, LORIMER S E. Sales territory alignment: An overlooked productivity tool[J]. Journal of Personal Selling &amp; Sales Management, 2000, 20(3): 139-150.</w:t>
       </w:r>
     </w:p>
-    <w:bookmarkEnd w:id="198"/>
-    <w:bookmarkStart w:id="199" w:name="ref-zs2016"/>
+    <w:bookmarkEnd w:id="199"/>
+    <w:bookmarkStart w:id="200" w:name="ref-zs2016"/>
     <w:p>
       <w:pPr>
         <w:pStyle w:val="Bibliography"/>
@@ -45429,8 +49207,8 @@
         <w:t xml:space="preserve">[14] ZS ASSOCIATES. Study: Sales force effectiveness initiatives in medtech industry can boost performance up to 8 percent[Z]. PR Newswire, 2016.</w:t>
       </w:r>
     </w:p>
-    <w:bookmarkEnd w:id="199"/>
-    <w:bookmarkStart w:id="200" w:name="ref-chressanthis2016"/>
+    <w:bookmarkEnd w:id="200"/>
+    <w:bookmarkStart w:id="201" w:name="ref-chressanthis2016"/>
     <w:p>
       <w:pPr>
         <w:pStyle w:val="Bibliography"/>
@@ -45442,8 +49220,8 @@
         <w:t xml:space="preserve">[15] CHRESSANTHIS G A, MANTRALA M. Sales analytics and big data developments needed now to address practitioner-identified emerging biopharmaceutical sales force strategic and operational issues[J]. Journal of the Pharmaceutical Management Science Association, 2016.</w:t>
       </w:r>
     </w:p>
-    <w:bookmarkEnd w:id="200"/>
-    <w:bookmarkStart w:id="201" w:name="ref-kalcsics2005"/>
+    <w:bookmarkEnd w:id="201"/>
+    <w:bookmarkStart w:id="202" w:name="ref-kalcsics2005"/>
     <w:p>
       <w:pPr>
         <w:pStyle w:val="Bibliography"/>
@@ -45455,8 +49233,8 @@
         <w:t xml:space="preserve">[16] KALCSICS J, NICKEL S, SCHRÖDER M. Towards a unified territory design approach – Applications, algorithms and GIS integration: 71[R]. Berichte des Fraunhofer ITWM, 2005.</w:t>
       </w:r>
     </w:p>
-    <w:bookmarkEnd w:id="201"/>
-    <w:bookmarkStart w:id="202" w:name="ref-zoltners2014"/>
+    <w:bookmarkEnd w:id="202"/>
+    <w:bookmarkStart w:id="203" w:name="ref-zoltners2014"/>
     <w:p>
       <w:pPr>
         <w:pStyle w:val="Bibliography"/>
@@ -45468,8 +49246,8 @@
         <w:t xml:space="preserve">[17] ZOLTNERS A A, SINHA P, LORIMER S E. The Power of Sales Analytics[M]. Evanston: ZS Associates, 2014.</w:t>
       </w:r>
     </w:p>
-    <w:bookmarkEnd w:id="202"/>
-    <w:bookmarkStart w:id="203" w:name="ref-luo2022"/>
+    <w:bookmarkEnd w:id="203"/>
+    <w:bookmarkStart w:id="204" w:name="ref-luo2022"/>
     <w:p>
       <w:pPr>
         <w:pStyle w:val="Bibliography"/>
@@ -45559,8 +49337,8 @@
         <w:t xml:space="preserve"> 2022, 51(5): 92-97.</w:t>
       </w:r>
     </w:p>
-    <w:bookmarkEnd w:id="203"/>
-    <w:bookmarkStart w:id="204" w:name="ref-you2026"/>
+    <w:bookmarkEnd w:id="204"/>
+    <w:bookmarkStart w:id="205" w:name="ref-you2026"/>
     <w:p>
       <w:pPr>
         <w:pStyle w:val="Bibliography"/>
@@ -45650,8 +49428,8 @@
         <w:t xml:space="preserve"> 2026.</w:t>
       </w:r>
     </w:p>
-    <w:bookmarkEnd w:id="204"/>
-    <w:bookmarkStart w:id="205" w:name="ref-yang2012"/>
+    <w:bookmarkEnd w:id="205"/>
+    <w:bookmarkStart w:id="206" w:name="ref-yang2012"/>
     <w:p>
       <w:pPr>
         <w:pStyle w:val="Bibliography"/>
@@ -45699,8 +49477,8 @@
         <w:t xml:space="preserve"> 2012(1): 40-41.</w:t>
       </w:r>
     </w:p>
-    <w:bookmarkEnd w:id="205"/>
-    <w:bookmarkStart w:id="207" w:name="ref-ma2026"/>
+    <w:bookmarkEnd w:id="206"/>
+    <w:bookmarkStart w:id="208" w:name="ref-ma2026"/>
     <w:p>
       <w:pPr>
         <w:pStyle w:val="Bibliography"/>
@@ -45783,7 +49561,7 @@
         </w:rPr>
         <w:t xml:space="preserve"> 2026. DOI:</w:t>
       </w:r>
-      <w:hyperlink r:id="rId206">
+      <w:hyperlink r:id="rId207">
         <w:r>
           <w:rPr>
             <w:rStyle w:val="Hyperlink"/>
@@ -45798,8 +49576,8 @@
         <w:t xml:space="preserve">.</w:t>
       </w:r>
     </w:p>
-    <w:bookmarkEnd w:id="207"/>
-    <w:bookmarkStart w:id="208" w:name="ref-li2026"/>
+    <w:bookmarkEnd w:id="208"/>
+    <w:bookmarkStart w:id="209" w:name="ref-li2026"/>
     <w:p>
       <w:pPr>
         <w:pStyle w:val="Bibliography"/>
@@ -45859,8 +49637,8 @@
         <w:t xml:space="preserve"> 2026, 50(2).</w:t>
       </w:r>
     </w:p>
-    <w:bookmarkEnd w:id="208"/>
-    <w:bookmarkStart w:id="209" w:name="ref-wan2026"/>
+    <w:bookmarkEnd w:id="209"/>
+    <w:bookmarkStart w:id="210" w:name="ref-wan2026"/>
     <w:p>
       <w:pPr>
         <w:pStyle w:val="Bibliography"/>
@@ -45944,8 +49722,8 @@
         <w:t xml:space="preserve"> 2026.</w:t>
       </w:r>
     </w:p>
-    <w:bookmarkEnd w:id="209"/>
-    <w:bookmarkStart w:id="210" w:name="ref-tian2026"/>
+    <w:bookmarkEnd w:id="210"/>
+    <w:bookmarkStart w:id="211" w:name="ref-tian2026"/>
     <w:p>
       <w:pPr>
         <w:pStyle w:val="Bibliography"/>
@@ -46029,8 +49807,8 @@
         <w:t xml:space="preserve"> 2026.</w:t>
       </w:r>
     </w:p>
-    <w:bookmarkEnd w:id="210"/>
-    <w:bookmarkStart w:id="211" w:name="ref-xu2023"/>
+    <w:bookmarkEnd w:id="211"/>
+    <w:bookmarkStart w:id="212" w:name="ref-xu2023"/>
     <w:p>
       <w:pPr>
         <w:pStyle w:val="Bibliography"/>
@@ -46078,8 +49856,8 @@
         <w:t xml:space="preserve"> 2023(10): 84-86.</w:t>
       </w:r>
     </w:p>
-    <w:bookmarkEnd w:id="211"/>
-    <w:bookmarkStart w:id="212" w:name="ref-chen2024"/>
+    <w:bookmarkEnd w:id="212"/>
+    <w:bookmarkStart w:id="213" w:name="ref-chen2024"/>
     <w:p>
       <w:pPr>
         <w:pStyle w:val="Bibliography"/>
@@ -46127,8 +49905,8 @@
         <w:t xml:space="preserve"> 2024(15): 162-164.</w:t>
       </w:r>
     </w:p>
-    <w:bookmarkEnd w:id="212"/>
-    <w:bookmarkStart w:id="213" w:name="ref-nhsa-nrdl2024"/>
+    <w:bookmarkEnd w:id="213"/>
+    <w:bookmarkStart w:id="214" w:name="ref-nhsa-nrdl2024"/>
     <w:p>
       <w:pPr>
         <w:pStyle w:val="Bibliography"/>
@@ -46176,8 +49954,8 @@
         <w:t xml:space="preserve"> 2024.</w:t>
       </w:r>
     </w:p>
-    <w:bookmarkEnd w:id="213"/>
-    <w:bookmarkStart w:id="214" w:name="ref-mr2026"/>
+    <w:bookmarkEnd w:id="214"/>
+    <w:bookmarkStart w:id="215" w:name="ref-mr2026"/>
     <w:p>
       <w:pPr>
         <w:pStyle w:val="Bibliography"/>
@@ -46267,8 +50045,8 @@
         <w:t xml:space="preserve"> 2026.</w:t>
       </w:r>
     </w:p>
-    <w:bookmarkEnd w:id="214"/>
-    <w:bookmarkStart w:id="215" w:name="ref-kuhn1955"/>
+    <w:bookmarkEnd w:id="215"/>
+    <w:bookmarkStart w:id="216" w:name="ref-kuhn1955"/>
     <w:p>
       <w:pPr>
         <w:pStyle w:val="Bibliography"/>
@@ -46280,8 +50058,8 @@
         <w:t xml:space="preserve">[29] KUHN H W. The Hungarian method for the assignment problem[J]. Naval Research Logistics Quarterly, 1955, 2(1-2): 83-97.</w:t>
       </w:r>
     </w:p>
-    <w:bookmarkEnd w:id="215"/>
-    <w:bookmarkStart w:id="216" w:name="ref-kirkpatrick1983"/>
+    <w:bookmarkEnd w:id="216"/>
+    <w:bookmarkStart w:id="217" w:name="ref-kirkpatrick1983"/>
     <w:p>
       <w:pPr>
         <w:pStyle w:val="Bibliography"/>
@@ -46293,8 +50071,8 @@
         <w:t xml:space="preserve">[30] KIRKPATRICK S, GELATT C D, VECCHI M P. Optimization by simulated annealing[J]. Science, 1983, 220(4598): 671-680.</w:t>
       </w:r>
     </w:p>
-    <w:bookmarkEnd w:id="216"/>
-    <w:bookmarkStart w:id="217" w:name="ref-aon2025sfe"/>
+    <w:bookmarkEnd w:id="217"/>
+    <w:bookmarkStart w:id="218" w:name="ref-aon2025sfe"/>
     <w:p>
       <w:pPr>
         <w:pStyle w:val="Bibliography"/>
@@ -46306,9 +50084,9 @@
         <w:t xml:space="preserve">[31] AON. 2025 Pharmaceutical Industry Sales Productivity &amp; ROI Survey Report[R]. Aon plc, 2025.</w:t>
       </w:r>
     </w:p>
-    <w:bookmarkEnd w:id="217"/>
     <w:bookmarkEnd w:id="218"/>
     <w:bookmarkEnd w:id="219"/>
+    <w:bookmarkEnd w:id="220"/>
     <w:sectPr>
       <w:footerReference w:type="default" r:id="rId34"/>
       <w:headerReference w:type="default" r:id="rId19"/>
